--- a/src/main/resources/templates/BaoCaoThamDinhVaDeXuatChoVay.docx
+++ b/src/main/resources/templates/BaoCaoThamDinhVaDeXuatChoVay.docx
@@ -300,14 +300,21 @@
           <w:rFonts w:ascii="Times New Roman" w:hAnsi="Times New Roman"/>
           <w:sz w:val="26"/>
         </w:rPr>
-        <w:t xml:space="preserve">Tên người vay vốn:                {{kh}}                           </w:t>
-      </w:r>
-      <w:r>
-        <w:rPr>
-          <w:rFonts w:ascii="Times New Roman" w:hAnsi="Times New Roman"/>
-          <w:sz w:val="26"/>
-        </w:rPr>
-        <w:t xml:space="preserve">        </w:t>
+        <w:t>Tên người vay vố</w:t>
+      </w:r>
+      <w:r>
+        <w:rPr>
+          <w:rFonts w:ascii="Times New Roman" w:hAnsi="Times New Roman"/>
+          <w:sz w:val="26"/>
+        </w:rPr>
+        <w:t>n:                {{kh}}</w:t>
+      </w:r>
+      <w:r>
+        <w:rPr>
+          <w:rFonts w:ascii="Times New Roman" w:hAnsi="Times New Roman"/>
+          <w:sz w:val="26"/>
+        </w:rPr>
+        <w:t xml:space="preserve">                      </w:t>
       </w:r>
       <w:r>
         <w:rPr>
@@ -344,7 +351,21 @@
           <w:rFonts w:ascii="Times New Roman" w:hAnsi="Times New Roman"/>
           <w:sz w:val="26"/>
         </w:rPr>
-        <w:t xml:space="preserve">Người liên đới trả nợ khoản vay:  {{ntkh}}                              Sinh năm: {{nsnt}}   </w:t>
+        <w:t xml:space="preserve">Người liên đới trả nợ khoản vay:  {{ntkh}}                        </w:t>
+      </w:r>
+      <w:r>
+        <w:rPr>
+          <w:rFonts w:ascii="Times New Roman" w:hAnsi="Times New Roman"/>
+          <w:sz w:val="26"/>
+        </w:rPr>
+        <w:t xml:space="preserve"> </w:t>
+      </w:r>
+      <w:r>
+        <w:rPr>
+          <w:rFonts w:ascii="Times New Roman" w:hAnsi="Times New Roman"/>
+          <w:sz w:val="26"/>
+        </w:rPr>
+        <w:t xml:space="preserve">Sinh năm: {{nsnt}}   </w:t>
       </w:r>
     </w:p>
     <w:p>
@@ -902,6 +923,13 @@
           <w:rFonts w:ascii="Times New Roman" w:hAnsi="Times New Roman"/>
           <w:sz w:val="26"/>
         </w:rPr>
+        <w:t xml:space="preserve">      </w:t>
+      </w:r>
+      <w:r>
+        <w:rPr>
+          <w:rFonts w:ascii="Times New Roman" w:hAnsi="Times New Roman"/>
+          <w:sz w:val="26"/>
+        </w:rPr>
         <w:t>đồng</w:t>
       </w:r>
     </w:p>
@@ -954,6 +982,704 @@
           <w:sz w:val="26"/>
         </w:rPr>
         <w:t xml:space="preserve">          </w:t>
+      </w:r>
+      <w:r>
+        <w:rPr>
+          <w:rFonts w:ascii="Times New Roman" w:hAnsi="Times New Roman"/>
+          <w:sz w:val="26"/>
+        </w:rPr>
+        <w:t>Lợi nhuậ</w:t>
+      </w:r>
+      <w:r>
+        <w:rPr>
+          <w:rFonts w:ascii="Times New Roman" w:hAnsi="Times New Roman"/>
+          <w:sz w:val="26"/>
+        </w:rPr>
+        <w:t>n:                    {{loiNhuan}}</w:t>
+      </w:r>
+      <w:r>
+        <w:rPr>
+          <w:rFonts w:ascii="Times New Roman" w:hAnsi="Times New Roman"/>
+          <w:sz w:val="26"/>
+        </w:rPr>
+        <w:t xml:space="preserve">             đồng</w:t>
+      </w:r>
+    </w:p>
+    <w:p>
+      <w:pPr>
+        <w:rPr>
+          <w:rFonts w:ascii="Times New Roman" w:hAnsi="Times New Roman"/>
+          <w:b/>
+          <w:sz w:val="26"/>
+        </w:rPr>
+      </w:pPr>
+      <w:r>
+        <w:rPr>
+          <w:rFonts w:ascii="Times New Roman" w:hAnsi="Times New Roman"/>
+          <w:b/>
+          <w:sz w:val="26"/>
+        </w:rPr>
+        <w:t>4.2 Tình hình tài chính thu nhập năm trước so với năm nay:</w:t>
+      </w:r>
+    </w:p>
+    <w:p>
+      <w:pPr>
+        <w:rPr>
+          <w:rFonts w:ascii="Times New Roman" w:hAnsi="Times New Roman"/>
+          <w:sz w:val="26"/>
+        </w:rPr>
+      </w:pPr>
+      <w:r>
+        <w:rPr>
+          <w:rFonts w:ascii="Times New Roman" w:hAnsi="Times New Roman"/>
+          <w:sz w:val="26"/>
+        </w:rPr>
+        <w:lastRenderedPageBreak/>
+        <w:t xml:space="preserve">Thu nhập của năm trước:  </w:t>
+      </w:r>
+      <w:r>
+        <w:rPr>
+          <w:rFonts w:ascii="Times New Roman" w:hAnsi="Times New Roman"/>
+          <w:sz w:val="26"/>
+        </w:rPr>
+        <w:t>{{loiNhuanNamTruoc}}</w:t>
+      </w:r>
+      <w:r>
+        <w:rPr>
+          <w:rFonts w:ascii="Times New Roman" w:hAnsi="Times New Roman"/>
+          <w:sz w:val="26"/>
+        </w:rPr>
+        <w:t xml:space="preserve">  </w:t>
+      </w:r>
+      <w:r>
+        <w:rPr>
+          <w:rFonts w:ascii="Times New Roman" w:hAnsi="Times New Roman"/>
+          <w:sz w:val="26"/>
+        </w:rPr>
+        <w:t xml:space="preserve">                      </w:t>
+      </w:r>
+      <w:r>
+        <w:rPr>
+          <w:rFonts w:ascii="Times New Roman" w:hAnsi="Times New Roman"/>
+          <w:sz w:val="26"/>
+        </w:rPr>
+        <w:t>đồng</w:t>
+      </w:r>
+    </w:p>
+    <w:p>
+      <w:pPr>
+        <w:rPr>
+          <w:rFonts w:ascii="Times New Roman" w:hAnsi="Times New Roman"/>
+          <w:sz w:val="26"/>
+        </w:rPr>
+      </w:pPr>
+      <w:r>
+        <w:rPr>
+          <w:rFonts w:ascii="Times New Roman" w:hAnsi="Times New Roman"/>
+          <w:sz w:val="26"/>
+        </w:rPr>
+        <w:t>Thu nhậ</w:t>
+      </w:r>
+      <w:r>
+        <w:rPr>
+          <w:rFonts w:ascii="Times New Roman" w:hAnsi="Times New Roman"/>
+          <w:sz w:val="26"/>
+        </w:rPr>
+        <w:t>p theo PA năm nay:  {{loiNhuan}}</w:t>
+      </w:r>
+      <w:r>
+        <w:rPr>
+          <w:rFonts w:ascii="Times New Roman" w:hAnsi="Times New Roman"/>
+          <w:sz w:val="26"/>
+        </w:rPr>
+        <w:t xml:space="preserve">               </w:t>
+      </w:r>
+      <w:r>
+        <w:rPr>
+          <w:rFonts w:ascii="Times New Roman" w:hAnsi="Times New Roman"/>
+          <w:sz w:val="26"/>
+        </w:rPr>
+        <w:t xml:space="preserve">  </w:t>
+      </w:r>
+      <w:r>
+        <w:rPr>
+          <w:rFonts w:ascii="Times New Roman" w:hAnsi="Times New Roman"/>
+          <w:sz w:val="26"/>
+        </w:rPr>
+        <w:t>đồng</w:t>
+      </w:r>
+    </w:p>
+    <w:p>
+      <w:pPr>
+        <w:rPr>
+          <w:rFonts w:ascii="Times New Roman" w:hAnsi="Times New Roman"/>
+          <w:sz w:val="26"/>
+        </w:rPr>
+      </w:pPr>
+      <w:r>
+        <w:rPr>
+          <w:rFonts w:ascii="Times New Roman" w:hAnsi="Times New Roman"/>
+          <w:sz w:val="26"/>
+        </w:rPr>
+        <w:t>Thu nhập khác của hộ gia đình:           0                     đồng</w:t>
+      </w:r>
+    </w:p>
+    <w:p>
+      <w:pPr>
+        <w:rPr>
+          <w:rFonts w:ascii="Times New Roman" w:hAnsi="Times New Roman"/>
+          <w:sz w:val="26"/>
+        </w:rPr>
+      </w:pPr>
+      <w:r>
+        <w:rPr>
+          <w:rFonts w:ascii="Times New Roman" w:hAnsi="Times New Roman"/>
+          <w:b/>
+          <w:sz w:val="26"/>
+          <w:u w:val="single"/>
+        </w:rPr>
+        <w:t>Nhận xét:</w:t>
+      </w:r>
+      <w:r>
+        <w:rPr>
+          <w:rFonts w:ascii="Times New Roman" w:hAnsi="Times New Roman"/>
+          <w:sz w:val="26"/>
+        </w:rPr>
+        <w:t xml:space="preserve"> Số liệu tài chính của khách hàng có sự tăng trưởng, năm sau cao hơn năm trước. Lợi nhuận dự kiến cao hơn năm trướ</w:t>
+      </w:r>
+      <w:r>
+        <w:rPr>
+          <w:rFonts w:ascii="Times New Roman" w:hAnsi="Times New Roman"/>
+          <w:sz w:val="26"/>
+        </w:rPr>
+        <w:t>c:  {{loiNhuanDuKien}}</w:t>
+      </w:r>
+      <w:r>
+        <w:rPr>
+          <w:rFonts w:ascii="Times New Roman" w:hAnsi="Times New Roman"/>
+          <w:sz w:val="26"/>
+        </w:rPr>
+        <w:t xml:space="preserve"> đồng; </w:t>
+      </w:r>
+      <w:r>
+        <w:rPr>
+          <w:rFonts w:ascii="Times New Roman" w:hAnsi="Times New Roman"/>
+          <w:sz w:val="26"/>
+        </w:rPr>
+        <w:t xml:space="preserve">    tăng 15%</w:t>
+      </w:r>
+    </w:p>
+    <w:p>
+      <w:pPr>
+        <w:rPr>
+          <w:rFonts w:ascii="Times New Roman" w:hAnsi="Times New Roman"/>
+          <w:sz w:val="26"/>
+        </w:rPr>
+      </w:pPr>
+      <w:r>
+        <w:rPr>
+          <w:rFonts w:ascii="Times New Roman" w:hAnsi="Times New Roman"/>
+          <w:sz w:val="26"/>
+        </w:rPr>
+        <w:t>Cho thấy việc chăn nuôi của khách hàng là ổn định và khả năng tài chính tốt.</w:t>
+      </w:r>
+    </w:p>
+    <w:p>
+      <w:pPr>
+        <w:rPr>
+          <w:rFonts w:ascii="Times New Roman" w:hAnsi="Times New Roman"/>
+          <w:b/>
+          <w:sz w:val="26"/>
+        </w:rPr>
+      </w:pPr>
+      <w:r>
+        <w:rPr>
+          <w:rFonts w:ascii="Times New Roman" w:hAnsi="Times New Roman"/>
+          <w:b/>
+          <w:sz w:val="26"/>
+        </w:rPr>
+        <w:t>4.3 Quan hệ tín dụng của khách hàng:</w:t>
+      </w:r>
+    </w:p>
+    <w:p>
+      <w:pPr>
+        <w:rPr>
+          <w:rFonts w:ascii="Times New Roman" w:hAnsi="Times New Roman"/>
+          <w:sz w:val="26"/>
+        </w:rPr>
+      </w:pPr>
+      <w:r>
+        <w:rPr>
+          <w:rFonts w:ascii="Times New Roman" w:hAnsi="Times New Roman"/>
+          <w:sz w:val="26"/>
+        </w:rPr>
+        <w:t>Là khách hàng thân thiết của quỹ tín dụng, thường xuyên vay vốn tại quỹ nhiều năm nay; luôn chấp hành trả nợ gốc và lãi đúng hạn.</w:t>
+      </w:r>
+    </w:p>
+    <w:p>
+      <w:pPr>
+        <w:rPr>
+          <w:rFonts w:ascii="Times New Roman" w:hAnsi="Times New Roman"/>
+          <w:sz w:val="26"/>
+        </w:rPr>
+      </w:pPr>
+      <w:r>
+        <w:rPr>
+          <w:rFonts w:ascii="Times New Roman" w:hAnsi="Times New Roman"/>
+          <w:sz w:val="26"/>
+        </w:rPr>
+        <w:t>Dư nợ hiện tại tại quỹ Thái Học:                               0           đồng</w:t>
+      </w:r>
+    </w:p>
+    <w:p>
+      <w:pPr>
+        <w:rPr>
+          <w:rFonts w:ascii="Times New Roman" w:hAnsi="Times New Roman"/>
+          <w:sz w:val="26"/>
+        </w:rPr>
+      </w:pPr>
+      <w:r>
+        <w:rPr>
+          <w:rFonts w:ascii="Times New Roman" w:hAnsi="Times New Roman"/>
+          <w:sz w:val="26"/>
+        </w:rPr>
+        <w:t>Nhóm khách hàng liên quan:              không</w:t>
+      </w:r>
+    </w:p>
+    <w:p>
+      <w:pPr>
+        <w:rPr>
+          <w:rFonts w:ascii="Times New Roman" w:hAnsi="Times New Roman"/>
+          <w:sz w:val="26"/>
+        </w:rPr>
+      </w:pPr>
+      <w:r>
+        <w:rPr>
+          <w:rFonts w:ascii="Times New Roman" w:hAnsi="Times New Roman"/>
+          <w:sz w:val="26"/>
+        </w:rPr>
+        <w:t>Quan hệ tín dụng vớ</w:t>
+      </w:r>
+      <w:r>
+        <w:rPr>
+          <w:rFonts w:ascii="Times New Roman" w:hAnsi="Times New Roman"/>
+          <w:sz w:val="26"/>
+        </w:rPr>
+        <w:t>i TCTD khác</w:t>
+      </w:r>
+      <w:r>
+        <w:rPr>
+          <w:rFonts w:ascii="Times New Roman" w:hAnsi="Times New Roman"/>
+          <w:sz w:val="26"/>
+        </w:rPr>
+        <w:t xml:space="preserve">:                        </w:t>
+      </w:r>
+      <w:r>
+        <w:rPr>
+          <w:rFonts w:ascii="Times New Roman" w:hAnsi="Times New Roman"/>
+          <w:sz w:val="26"/>
+        </w:rPr>
+        <w:t xml:space="preserve">    </w:t>
+      </w:r>
+      <w:r>
+        <w:rPr>
+          <w:rFonts w:ascii="Times New Roman" w:hAnsi="Times New Roman"/>
+          <w:sz w:val="26"/>
+        </w:rPr>
+        <w:t>0           đồng</w:t>
+      </w:r>
+    </w:p>
+    <w:p>
+      <w:pPr>
+        <w:rPr>
+          <w:rFonts w:ascii="Times New Roman" w:hAnsi="Times New Roman"/>
+          <w:sz w:val="26"/>
+        </w:rPr>
+      </w:pPr>
+      <w:r>
+        <w:rPr>
+          <w:rFonts w:ascii="Times New Roman" w:hAnsi="Times New Roman"/>
+          <w:b/>
+          <w:sz w:val="26"/>
+          <w:u w:val="single"/>
+        </w:rPr>
+        <w:t>Nhận xét:</w:t>
+      </w:r>
+      <w:r>
+        <w:rPr>
+          <w:rFonts w:ascii="Times New Roman" w:hAnsi="Times New Roman"/>
+          <w:sz w:val="26"/>
+          <w:u w:val="single"/>
+        </w:rPr>
+        <w:t xml:space="preserve"> </w:t>
+      </w:r>
+      <w:r>
+        <w:rPr>
+          <w:rFonts w:ascii="Times New Roman" w:hAnsi="Times New Roman"/>
+          <w:sz w:val="26"/>
+        </w:rPr>
+        <w:t>Theo kết quả thẩm định và kết quả tra cứu CIC cho thấy khách hàng không có nợ cần chú ý trong 12 tháng gần nhất, không có nợ bán cho VAMC, không có nợ xấu trong ba năm gần nhất.</w:t>
+      </w:r>
+    </w:p>
+    <w:p>
+      <w:pPr>
+        <w:rPr>
+          <w:rFonts w:ascii="Times New Roman" w:hAnsi="Times New Roman"/>
+          <w:sz w:val="26"/>
+        </w:rPr>
+      </w:pPr>
+      <w:r>
+        <w:rPr>
+          <w:rFonts w:ascii="Times New Roman" w:hAnsi="Times New Roman"/>
+          <w:sz w:val="26"/>
+        </w:rPr>
+        <w:t>Đánh giá khách hàng có khả năng tài chính là mạnh, ổn định, công nợ rõ ràng, mục đích vay vốn hợp pháp, phương án sử dụng vốn có hiệu quả kinh tế, khả năng trả nợ gốc và lãi đầy đủ, tài sản đảm bảo cho khoản vay của chính khách hàng.</w:t>
+      </w:r>
+    </w:p>
+    <w:p>
+      <w:pPr>
+        <w:rPr>
+          <w:rFonts w:ascii="Times New Roman" w:hAnsi="Times New Roman"/>
+          <w:b/>
+          <w:sz w:val="26"/>
+        </w:rPr>
+      </w:pPr>
+      <w:r>
+        <w:rPr>
+          <w:rFonts w:ascii="Times New Roman" w:hAnsi="Times New Roman"/>
+          <w:b/>
+          <w:sz w:val="26"/>
+        </w:rPr>
+        <w:t>5. Phương án sản xuất kinh doanh, mục đích sử dụng vốn</w:t>
+      </w:r>
+    </w:p>
+    <w:p>
+      <w:pPr>
+        <w:rPr>
+          <w:rFonts w:ascii="Times New Roman" w:hAnsi="Times New Roman"/>
+          <w:sz w:val="26"/>
+        </w:rPr>
+      </w:pPr>
+      <w:r>
+        <w:rPr>
+          <w:rFonts w:ascii="Times New Roman" w:hAnsi="Times New Roman"/>
+          <w:b/>
+          <w:i/>
+          <w:sz w:val="26"/>
+        </w:rPr>
+        <w:t>5.1. Tổng nhu cầu vốn thực hiện phương án = Tổng chi phí của phương án – Tổng chi phí gián tiếp</w:t>
+      </w:r>
+      <w:r>
+        <w:rPr>
+          <w:rFonts w:ascii="Times New Roman" w:hAnsi="Times New Roman"/>
+          <w:b/>
+          <w:i/>
+          <w:sz w:val="26"/>
+        </w:rPr>
+        <w:t xml:space="preserve">: </w:t>
+      </w:r>
+      <w:r>
+        <w:rPr>
+          <w:rFonts w:ascii="Times New Roman" w:hAnsi="Times New Roman"/>
+          <w:b/>
+          <w:sz w:val="26"/>
+        </w:rPr>
+        <w:t xml:space="preserve">             </w:t>
+      </w:r>
+      <w:r>
+        <w:rPr>
+          <w:rFonts w:ascii="Times New Roman" w:hAnsi="Times New Roman"/>
+          <w:sz w:val="26"/>
+        </w:rPr>
+        <w:t>{{tongNCV}}</w:t>
+      </w:r>
+      <w:r>
+        <w:rPr>
+          <w:rFonts w:ascii="Times New Roman" w:hAnsi="Times New Roman"/>
+          <w:sz w:val="26"/>
+        </w:rPr>
+        <w:t xml:space="preserve">       </w:t>
+      </w:r>
+      <w:r>
+        <w:rPr>
+          <w:rFonts w:ascii="Times New Roman" w:hAnsi="Times New Roman"/>
+          <w:sz w:val="26"/>
+        </w:rPr>
+        <w:t>đồng</w:t>
+      </w:r>
+    </w:p>
+    <w:p>
+      <w:pPr>
+        <w:ind w:left="360"/>
+        <w:rPr>
+          <w:rFonts w:ascii="Times New Roman" w:hAnsi="Times New Roman"/>
+          <w:sz w:val="26"/>
+        </w:rPr>
+      </w:pPr>
+      <w:r>
+        <w:rPr>
+          <w:rFonts w:ascii="Times New Roman" w:hAnsi="Times New Roman"/>
+          <w:sz w:val="26"/>
+        </w:rPr>
+        <w:t>Vốn tự</w:t>
+      </w:r>
+      <w:r>
+        <w:rPr>
+          <w:rFonts w:ascii="Times New Roman" w:hAnsi="Times New Roman"/>
+          <w:sz w:val="26"/>
+        </w:rPr>
+        <w:t xml:space="preserve"> có:       </w:t>
+      </w:r>
+      <w:r>
+        <w:rPr>
+          <w:rFonts w:ascii="Times New Roman" w:hAnsi="Times New Roman"/>
+          <w:sz w:val="26"/>
+        </w:rPr>
+        <w:t xml:space="preserve">      </w:t>
+      </w:r>
+      <w:r>
+        <w:rPr>
+          <w:rFonts w:ascii="Times New Roman" w:hAnsi="Times New Roman"/>
+          <w:sz w:val="26"/>
+        </w:rPr>
+        <w:t>{{vonTuCo}}</w:t>
+      </w:r>
+      <w:r>
+        <w:rPr>
+          <w:rFonts w:ascii="Times New Roman" w:hAnsi="Times New Roman"/>
+          <w:sz w:val="26"/>
+        </w:rPr>
+        <w:t xml:space="preserve">      </w:t>
+      </w:r>
+      <w:r>
+        <w:rPr>
+          <w:rFonts w:ascii="Times New Roman" w:hAnsi="Times New Roman"/>
+          <w:sz w:val="26"/>
+        </w:rPr>
+        <w:t xml:space="preserve">  </w:t>
+      </w:r>
+      <w:r>
+        <w:rPr>
+          <w:rFonts w:ascii="Times New Roman" w:hAnsi="Times New Roman"/>
+          <w:sz w:val="26"/>
+        </w:rPr>
+        <w:t xml:space="preserve">đồng        </w:t>
+      </w:r>
+      <w:r>
+        <w:rPr>
+          <w:rFonts w:ascii="Times New Roman" w:hAnsi="Times New Roman"/>
+          <w:sz w:val="26"/>
+        </w:rPr>
+        <w:t>{{phanTramVTC}}</w:t>
+      </w:r>
+    </w:p>
+    <w:p>
+      <w:pPr>
+        <w:ind w:left="360"/>
+        <w:rPr>
+          <w:rFonts w:ascii="Times New Roman" w:hAnsi="Times New Roman"/>
+          <w:sz w:val="26"/>
+        </w:rPr>
+      </w:pPr>
+      <w:r>
+        <w:rPr>
+          <w:rFonts w:ascii="Times New Roman" w:hAnsi="Times New Roman"/>
+          <w:sz w:val="26"/>
+        </w:rPr>
+        <w:t xml:space="preserve">Vốn xin vay:   </w:t>
+      </w:r>
+      <w:r>
+        <w:rPr>
+          <w:rFonts w:ascii="Times New Roman" w:hAnsi="Times New Roman"/>
+          <w:sz w:val="26"/>
+        </w:rPr>
+        <w:t xml:space="preserve">      </w:t>
+      </w:r>
+      <w:r>
+        <w:rPr>
+          <w:rFonts w:ascii="Times New Roman" w:hAnsi="Times New Roman"/>
+          <w:sz w:val="26"/>
+        </w:rPr>
+        <w:t xml:space="preserve">{{tienso}}      </w:t>
+      </w:r>
+      <w:r>
+        <w:rPr>
+          <w:rFonts w:ascii="Times New Roman" w:hAnsi="Times New Roman"/>
+          <w:sz w:val="26"/>
+        </w:rPr>
+        <w:t xml:space="preserve">  </w:t>
+      </w:r>
+      <w:r>
+        <w:rPr>
+          <w:rFonts w:ascii="Times New Roman" w:hAnsi="Times New Roman"/>
+          <w:sz w:val="26"/>
+        </w:rPr>
+        <w:t>đồ</w:t>
+      </w:r>
+      <w:r>
+        <w:rPr>
+          <w:rFonts w:ascii="Times New Roman" w:hAnsi="Times New Roman"/>
+          <w:sz w:val="26"/>
+        </w:rPr>
+        <w:t>ng        {{phanTramVV}}</w:t>
+      </w:r>
+    </w:p>
+    <w:p>
+      <w:pPr>
+        <w:rPr>
+          <w:rFonts w:ascii="Times New Roman" w:hAnsi="Times New Roman"/>
+          <w:sz w:val="26"/>
+        </w:rPr>
+      </w:pPr>
+      <w:r>
+        <w:rPr>
+          <w:rFonts w:ascii="Times New Roman" w:hAnsi="Times New Roman"/>
+          <w:b/>
+          <w:sz w:val="26"/>
+        </w:rPr>
+        <w:t xml:space="preserve">5.2 Mục đích sử dụng vốn:              </w:t>
+      </w:r>
+      <w:r>
+        <w:rPr>
+          <w:rFonts w:ascii="Times New Roman" w:hAnsi="Times New Roman"/>
+          <w:sz w:val="26"/>
+        </w:rPr>
+        <w:t>Chăn nuôi</w:t>
+      </w:r>
+    </w:p>
+    <w:p>
+      <w:pPr>
+        <w:rPr>
+          <w:rFonts w:ascii="Times New Roman" w:hAnsi="Times New Roman"/>
+          <w:sz w:val="26"/>
+        </w:rPr>
+      </w:pPr>
+      <w:r>
+        <w:rPr>
+          <w:rFonts w:ascii="Times New Roman" w:hAnsi="Times New Roman"/>
+          <w:b/>
+          <w:sz w:val="26"/>
+        </w:rPr>
+        <w:t>5.3 Thời gian sử dụng vốn:</w:t>
+      </w:r>
+      <w:r>
+        <w:rPr>
+          <w:rFonts w:ascii="Times New Roman" w:hAnsi="Times New Roman"/>
+          <w:sz w:val="26"/>
+        </w:rPr>
+        <w:t xml:space="preserve">   {{tgvv}}</w:t>
+      </w:r>
+    </w:p>
+    <w:p>
+      <w:pPr>
+        <w:rPr>
+          <w:rFonts w:ascii="Times New Roman" w:hAnsi="Times New Roman"/>
+          <w:b/>
+          <w:sz w:val="26"/>
+        </w:rPr>
+      </w:pPr>
+      <w:r>
+        <w:rPr>
+          <w:rFonts w:ascii="Times New Roman" w:hAnsi="Times New Roman"/>
+          <w:b/>
+          <w:sz w:val="26"/>
+        </w:rPr>
+        <w:t>5.4 Nguồn vốn trả nợ:</w:t>
+      </w:r>
+    </w:p>
+    <w:p>
+      <w:pPr>
+        <w:rPr>
+          <w:rFonts w:ascii="Times New Roman" w:hAnsi="Times New Roman"/>
+          <w:sz w:val="26"/>
+        </w:rPr>
+      </w:pPr>
+      <w:r>
+        <w:rPr>
+          <w:rFonts w:ascii="Times New Roman" w:hAnsi="Times New Roman"/>
+          <w:sz w:val="26"/>
+        </w:rPr>
+        <w:t>Từ lợi nhuận doanh thu của phương án:                {{loiNhuan}}            đồng</w:t>
+      </w:r>
+    </w:p>
+    <w:p>
+      <w:pPr>
+        <w:rPr>
+          <w:rFonts w:ascii="Times New Roman" w:hAnsi="Times New Roman"/>
+          <w:sz w:val="26"/>
+        </w:rPr>
+      </w:pPr>
+      <w:r>
+        <w:rPr>
+          <w:rFonts w:ascii="Times New Roman" w:hAnsi="Times New Roman"/>
+          <w:sz w:val="26"/>
+        </w:rPr>
+        <w:lastRenderedPageBreak/>
+        <w:t>Từ thu nhập khác:                                                    0                              đồng</w:t>
+      </w:r>
+    </w:p>
+    <w:p>
+      <w:pPr>
+        <w:rPr>
+          <w:rFonts w:ascii="Times New Roman" w:hAnsi="Times New Roman"/>
+          <w:sz w:val="26"/>
+        </w:rPr>
+      </w:pPr>
+      <w:r>
+        <w:rPr>
+          <w:rFonts w:ascii="Times New Roman" w:hAnsi="Times New Roman"/>
+          <w:sz w:val="26"/>
+        </w:rPr>
+        <w:t>Từ thu hồ</w:t>
+      </w:r>
+      <w:r>
+        <w:rPr>
+          <w:rFonts w:ascii="Times New Roman" w:hAnsi="Times New Roman"/>
+          <w:sz w:val="26"/>
+        </w:rPr>
+        <w:t>i</w:t>
+      </w:r>
+      <w:r>
+        <w:rPr>
+          <w:rFonts w:ascii="Times New Roman" w:hAnsi="Times New Roman"/>
+          <w:sz w:val="26"/>
+        </w:rPr>
+        <w:t xml:space="preserve"> vốn đầu tư củ</w:t>
+      </w:r>
+      <w:r>
+        <w:rPr>
+          <w:rFonts w:ascii="Times New Roman" w:hAnsi="Times New Roman"/>
+          <w:sz w:val="26"/>
+        </w:rPr>
+        <w:t xml:space="preserve">a phương án: </w:t>
+      </w:r>
+      <w:r>
+        <w:rPr>
+          <w:rFonts w:ascii="Times New Roman" w:hAnsi="Times New Roman"/>
+          <w:sz w:val="26"/>
+        </w:rPr>
+        <w:t xml:space="preserve">    </w:t>
+      </w:r>
+      <w:r>
+        <w:rPr>
+          <w:rFonts w:ascii="Times New Roman" w:hAnsi="Times New Roman"/>
+          <w:sz w:val="26"/>
+        </w:rPr>
+        <w:t>{{thuHoiVon}}</w:t>
+      </w:r>
+      <w:r>
+        <w:rPr>
+          <w:rFonts w:ascii="Times New Roman" w:hAnsi="Times New Roman"/>
+          <w:sz w:val="26"/>
+        </w:rPr>
+        <w:t xml:space="preserve">                           </w:t>
+      </w:r>
+      <w:r>
+        <w:rPr>
+          <w:rFonts w:ascii="Times New Roman" w:hAnsi="Times New Roman"/>
+          <w:sz w:val="26"/>
+        </w:rPr>
+        <w:t xml:space="preserve"> </w:t>
       </w:r>
       <w:bookmarkStart w:id="0" w:name="_GoBack"/>
       <w:bookmarkEnd w:id="0"/>
@@ -962,544 +1688,7 @@
           <w:rFonts w:ascii="Times New Roman" w:hAnsi="Times New Roman"/>
           <w:sz w:val="26"/>
         </w:rPr>
-        <w:t>Lợi nhuậ</w:t>
-      </w:r>
-      <w:r>
-        <w:rPr>
-          <w:rFonts w:ascii="Times New Roman" w:hAnsi="Times New Roman"/>
-          <w:sz w:val="26"/>
-        </w:rPr>
-        <w:t>n:                    {{loiNhuan}}</w:t>
-      </w:r>
-      <w:r>
-        <w:rPr>
-          <w:rFonts w:ascii="Times New Roman" w:hAnsi="Times New Roman"/>
-          <w:sz w:val="26"/>
-        </w:rPr>
-        <w:t xml:space="preserve">             đồng</w:t>
-      </w:r>
-    </w:p>
-    <w:p>
-      <w:pPr>
-        <w:rPr>
-          <w:rFonts w:ascii="Times New Roman" w:hAnsi="Times New Roman"/>
-          <w:b/>
-          <w:sz w:val="26"/>
-        </w:rPr>
-      </w:pPr>
-      <w:r>
-        <w:rPr>
-          <w:rFonts w:ascii="Times New Roman" w:hAnsi="Times New Roman"/>
-          <w:b/>
-          <w:sz w:val="26"/>
-        </w:rPr>
-        <w:t>4.2 Tình hình tài chính thu nhập năm trước so với năm nay:</w:t>
-      </w:r>
-    </w:p>
-    <w:p>
-      <w:pPr>
-        <w:rPr>
-          <w:rFonts w:ascii="Times New Roman" w:hAnsi="Times New Roman"/>
-          <w:sz w:val="26"/>
-        </w:rPr>
-      </w:pPr>
-      <w:r>
-        <w:rPr>
-          <w:rFonts w:ascii="Times New Roman" w:hAnsi="Times New Roman"/>
-          <w:sz w:val="26"/>
-        </w:rPr>
-        <w:lastRenderedPageBreak/>
-        <w:t xml:space="preserve">Thu nhập của năm trước:  </w:t>
-      </w:r>
-      <w:r>
-        <w:rPr>
-          <w:rFonts w:ascii="Times New Roman" w:hAnsi="Times New Roman"/>
-          <w:sz w:val="26"/>
-        </w:rPr>
-        <w:t>{{loiNhuanNamTruoc}}</w:t>
-      </w:r>
-      <w:r>
-        <w:rPr>
-          <w:rFonts w:ascii="Times New Roman" w:hAnsi="Times New Roman"/>
-          <w:sz w:val="26"/>
-        </w:rPr>
-        <w:t xml:space="preserve">  đồng</w:t>
-      </w:r>
-    </w:p>
-    <w:p>
-      <w:pPr>
-        <w:rPr>
-          <w:rFonts w:ascii="Times New Roman" w:hAnsi="Times New Roman"/>
-          <w:sz w:val="26"/>
-        </w:rPr>
-      </w:pPr>
-      <w:r>
-        <w:rPr>
-          <w:rFonts w:ascii="Times New Roman" w:hAnsi="Times New Roman"/>
-          <w:sz w:val="26"/>
-        </w:rPr>
-        <w:t>Thu nhậ</w:t>
-      </w:r>
-      <w:r>
-        <w:rPr>
-          <w:rFonts w:ascii="Times New Roman" w:hAnsi="Times New Roman"/>
-          <w:sz w:val="26"/>
-        </w:rPr>
-        <w:t>p theo PA năm nay:  {{loiNhuan}}</w:t>
-      </w:r>
-      <w:r>
-        <w:rPr>
-          <w:rFonts w:ascii="Times New Roman" w:hAnsi="Times New Roman"/>
-          <w:sz w:val="26"/>
-        </w:rPr>
-        <w:t xml:space="preserve">               đồng</w:t>
-      </w:r>
-    </w:p>
-    <w:p>
-      <w:pPr>
-        <w:rPr>
-          <w:rFonts w:ascii="Times New Roman" w:hAnsi="Times New Roman"/>
-          <w:sz w:val="26"/>
-        </w:rPr>
-      </w:pPr>
-      <w:r>
-        <w:rPr>
-          <w:rFonts w:ascii="Times New Roman" w:hAnsi="Times New Roman"/>
-          <w:sz w:val="26"/>
-        </w:rPr>
-        <w:t>Thu nhập khác của hộ gia đình:           0                     đồng</w:t>
-      </w:r>
-    </w:p>
-    <w:p>
-      <w:pPr>
-        <w:rPr>
-          <w:rFonts w:ascii="Times New Roman" w:hAnsi="Times New Roman"/>
-          <w:sz w:val="26"/>
-        </w:rPr>
-      </w:pPr>
-      <w:r>
-        <w:rPr>
-          <w:rFonts w:ascii="Times New Roman" w:hAnsi="Times New Roman"/>
-          <w:b/>
-          <w:sz w:val="26"/>
-          <w:u w:val="single"/>
-        </w:rPr>
-        <w:t>Nhận xét:</w:t>
-      </w:r>
-      <w:r>
-        <w:rPr>
-          <w:rFonts w:ascii="Times New Roman" w:hAnsi="Times New Roman"/>
-          <w:sz w:val="26"/>
-        </w:rPr>
-        <w:t xml:space="preserve"> Số liệu tài chính của khách hàng có sự tăng trưởng, năm sau cao hơn năm trước. Lợi nhuận dự kiến cao hơn năm trướ</w:t>
-      </w:r>
-      <w:r>
-        <w:rPr>
-          <w:rFonts w:ascii="Times New Roman" w:hAnsi="Times New Roman"/>
-          <w:sz w:val="26"/>
-        </w:rPr>
-        <w:t>c:  {{loiNhuanDuKien}}</w:t>
-      </w:r>
-      <w:r>
-        <w:rPr>
-          <w:rFonts w:ascii="Times New Roman" w:hAnsi="Times New Roman"/>
-          <w:sz w:val="26"/>
-        </w:rPr>
-        <w:t xml:space="preserve"> đồng; </w:t>
-      </w:r>
-      <w:r>
-        <w:rPr>
-          <w:rFonts w:ascii="Times New Roman" w:hAnsi="Times New Roman"/>
-          <w:sz w:val="26"/>
-        </w:rPr>
-        <w:t xml:space="preserve">    tăng 15%</w:t>
-      </w:r>
-    </w:p>
-    <w:p>
-      <w:pPr>
-        <w:rPr>
-          <w:rFonts w:ascii="Times New Roman" w:hAnsi="Times New Roman"/>
-          <w:sz w:val="26"/>
-        </w:rPr>
-      </w:pPr>
-      <w:r>
-        <w:rPr>
-          <w:rFonts w:ascii="Times New Roman" w:hAnsi="Times New Roman"/>
-          <w:sz w:val="26"/>
-        </w:rPr>
-        <w:t>Cho thấy việc chăn nuôi của khách hàng là ổn định và khả năng tài chính tốt.</w:t>
-      </w:r>
-    </w:p>
-    <w:p>
-      <w:pPr>
-        <w:rPr>
-          <w:rFonts w:ascii="Times New Roman" w:hAnsi="Times New Roman"/>
-          <w:b/>
-          <w:sz w:val="26"/>
-        </w:rPr>
-      </w:pPr>
-      <w:r>
-        <w:rPr>
-          <w:rFonts w:ascii="Times New Roman" w:hAnsi="Times New Roman"/>
-          <w:b/>
-          <w:sz w:val="26"/>
-        </w:rPr>
-        <w:t>4.3 Quan hệ tín dụng của khách hàng:</w:t>
-      </w:r>
-    </w:p>
-    <w:p>
-      <w:pPr>
-        <w:rPr>
-          <w:rFonts w:ascii="Times New Roman" w:hAnsi="Times New Roman"/>
-          <w:sz w:val="26"/>
-        </w:rPr>
-      </w:pPr>
-      <w:r>
-        <w:rPr>
-          <w:rFonts w:ascii="Times New Roman" w:hAnsi="Times New Roman"/>
-          <w:sz w:val="26"/>
-        </w:rPr>
-        <w:t>Là khách hàng thân thiết của quỹ tín dụng, thường xuyên vay vốn tại quỹ nhiều năm nay; luôn chấp hành trả nợ gốc và lãi đúng hạn.</w:t>
-      </w:r>
-    </w:p>
-    <w:p>
-      <w:pPr>
-        <w:rPr>
-          <w:rFonts w:ascii="Times New Roman" w:hAnsi="Times New Roman"/>
-          <w:sz w:val="26"/>
-        </w:rPr>
-      </w:pPr>
-      <w:r>
-        <w:rPr>
-          <w:rFonts w:ascii="Times New Roman" w:hAnsi="Times New Roman"/>
-          <w:sz w:val="26"/>
-        </w:rPr>
-        <w:t>Dư nợ hiện tại tại quỹ Thái Học:                               0           đồng</w:t>
-      </w:r>
-    </w:p>
-    <w:p>
-      <w:pPr>
-        <w:rPr>
-          <w:rFonts w:ascii="Times New Roman" w:hAnsi="Times New Roman"/>
-          <w:sz w:val="26"/>
-        </w:rPr>
-      </w:pPr>
-      <w:r>
-        <w:rPr>
-          <w:rFonts w:ascii="Times New Roman" w:hAnsi="Times New Roman"/>
-          <w:sz w:val="26"/>
-        </w:rPr>
-        <w:t>Nhóm khách hàng liên quan:              không</w:t>
-      </w:r>
-    </w:p>
-    <w:p>
-      <w:pPr>
-        <w:rPr>
-          <w:rFonts w:ascii="Times New Roman" w:hAnsi="Times New Roman"/>
-          <w:sz w:val="26"/>
-        </w:rPr>
-      </w:pPr>
-      <w:r>
-        <w:rPr>
-          <w:rFonts w:ascii="Times New Roman" w:hAnsi="Times New Roman"/>
-          <w:sz w:val="26"/>
-        </w:rPr>
-        <w:t>Quan hệ tín dụng với CTCTD khách:                        0           đồng</w:t>
-      </w:r>
-    </w:p>
-    <w:p>
-      <w:pPr>
-        <w:rPr>
-          <w:rFonts w:ascii="Times New Roman" w:hAnsi="Times New Roman"/>
-          <w:sz w:val="26"/>
-        </w:rPr>
-      </w:pPr>
-      <w:r>
-        <w:rPr>
-          <w:rFonts w:ascii="Times New Roman" w:hAnsi="Times New Roman"/>
-          <w:b/>
-          <w:sz w:val="26"/>
-          <w:u w:val="single"/>
-        </w:rPr>
-        <w:t>Nhận xét:</w:t>
-      </w:r>
-      <w:r>
-        <w:rPr>
-          <w:rFonts w:ascii="Times New Roman" w:hAnsi="Times New Roman"/>
-          <w:sz w:val="26"/>
-          <w:u w:val="single"/>
-        </w:rPr>
-        <w:t xml:space="preserve"> </w:t>
-      </w:r>
-      <w:r>
-        <w:rPr>
-          <w:rFonts w:ascii="Times New Roman" w:hAnsi="Times New Roman"/>
-          <w:sz w:val="26"/>
-        </w:rPr>
-        <w:t>Theo kết quả thẩm định và kết quả tra cứu CIC cho thấy khách hàng không có nợ cần chú ý trong 12 tháng gần nhất, không có nợ bán cho VAMC, không có nợ xấu trong ba năm gần nhất.</w:t>
-      </w:r>
-    </w:p>
-    <w:p>
-      <w:pPr>
-        <w:rPr>
-          <w:rFonts w:ascii="Times New Roman" w:hAnsi="Times New Roman"/>
-          <w:sz w:val="26"/>
-        </w:rPr>
-      </w:pPr>
-      <w:r>
-        <w:rPr>
-          <w:rFonts w:ascii="Times New Roman" w:hAnsi="Times New Roman"/>
-          <w:sz w:val="26"/>
-        </w:rPr>
-        <w:t>Đánh giá khách hàng có khả năng tài chính là mạnh, ổn định, công nợ rõ ràng, mục đích vay vốn hợp pháp, phương án sử dụng vốn có hiệu quả kinh tế, khả năng trả nợ gốc và lãi đầy đủ, tài sản đảm bảo cho khoản vay của chính khách hàng.</w:t>
-      </w:r>
-    </w:p>
-    <w:p>
-      <w:pPr>
-        <w:rPr>
-          <w:rFonts w:ascii="Times New Roman" w:hAnsi="Times New Roman"/>
-          <w:b/>
-          <w:sz w:val="26"/>
-        </w:rPr>
-      </w:pPr>
-      <w:r>
-        <w:rPr>
-          <w:rFonts w:ascii="Times New Roman" w:hAnsi="Times New Roman"/>
-          <w:b/>
-          <w:sz w:val="26"/>
-        </w:rPr>
-        <w:t>5. Phương án sản xuất kinh doanh, mục đích sử dụng vốn</w:t>
-      </w:r>
-    </w:p>
-    <w:p>
-      <w:pPr>
-        <w:rPr>
-          <w:rFonts w:ascii="Times New Roman" w:hAnsi="Times New Roman"/>
-          <w:sz w:val="26"/>
-        </w:rPr>
-      </w:pPr>
-      <w:r>
-        <w:rPr>
-          <w:rFonts w:ascii="Times New Roman" w:hAnsi="Times New Roman"/>
-          <w:b/>
-          <w:i/>
-          <w:sz w:val="26"/>
-        </w:rPr>
-        <w:t>5.1. Tổng nhu cầu vốn thực hiện phương án = Tổng chi phí của phương án – Tổng chi phí gián tiếp</w:t>
-      </w:r>
-      <w:r>
-        <w:rPr>
-          <w:rFonts w:ascii="Times New Roman" w:hAnsi="Times New Roman"/>
-          <w:b/>
-          <w:i/>
-          <w:sz w:val="26"/>
-        </w:rPr>
-        <w:t xml:space="preserve">: </w:t>
-      </w:r>
-      <w:r>
-        <w:rPr>
-          <w:rFonts w:ascii="Times New Roman" w:hAnsi="Times New Roman"/>
-          <w:b/>
-          <w:sz w:val="26"/>
-        </w:rPr>
-        <w:t xml:space="preserve">             </w:t>
-      </w:r>
-      <w:r>
-        <w:rPr>
-          <w:rFonts w:ascii="Times New Roman" w:hAnsi="Times New Roman"/>
-          <w:sz w:val="26"/>
-        </w:rPr>
-        <w:t>{{tongNCV}}</w:t>
-      </w:r>
-      <w:r>
-        <w:rPr>
-          <w:rFonts w:ascii="Times New Roman" w:hAnsi="Times New Roman"/>
-          <w:sz w:val="26"/>
-        </w:rPr>
-        <w:t xml:space="preserve">      , đồng</w:t>
-      </w:r>
-    </w:p>
-    <w:p>
-      <w:pPr>
-        <w:ind w:left="360"/>
-        <w:rPr>
-          <w:rFonts w:ascii="Times New Roman" w:hAnsi="Times New Roman"/>
-          <w:sz w:val="26"/>
-        </w:rPr>
-      </w:pPr>
-      <w:r>
-        <w:rPr>
-          <w:rFonts w:ascii="Times New Roman" w:hAnsi="Times New Roman"/>
-          <w:sz w:val="26"/>
-        </w:rPr>
-        <w:t>Vốn tự</w:t>
-      </w:r>
-      <w:r>
-        <w:rPr>
-          <w:rFonts w:ascii="Times New Roman" w:hAnsi="Times New Roman"/>
-          <w:sz w:val="26"/>
-        </w:rPr>
-        <w:t xml:space="preserve"> có:       {{vonTuCo}}</w:t>
-      </w:r>
-      <w:r>
-        <w:rPr>
-          <w:rFonts w:ascii="Times New Roman" w:hAnsi="Times New Roman"/>
-          <w:sz w:val="26"/>
-        </w:rPr>
-        <w:t xml:space="preserve">      đồng        </w:t>
-      </w:r>
-      <w:r>
-        <w:rPr>
-          <w:rFonts w:ascii="Times New Roman" w:hAnsi="Times New Roman"/>
-          <w:sz w:val="26"/>
-        </w:rPr>
-        <w:t>{{phanTramVTC}}</w:t>
-      </w:r>
-    </w:p>
-    <w:p>
-      <w:pPr>
-        <w:ind w:left="360"/>
-        <w:rPr>
-          <w:rFonts w:ascii="Times New Roman" w:hAnsi="Times New Roman"/>
-          <w:sz w:val="26"/>
-        </w:rPr>
-      </w:pPr>
-      <w:r>
-        <w:rPr>
-          <w:rFonts w:ascii="Times New Roman" w:hAnsi="Times New Roman"/>
-          <w:sz w:val="26"/>
-        </w:rPr>
-        <w:t>Vốn xin vay:   {{tienso}}      đồ</w:t>
-      </w:r>
-      <w:r>
-        <w:rPr>
-          <w:rFonts w:ascii="Times New Roman" w:hAnsi="Times New Roman"/>
-          <w:sz w:val="26"/>
-        </w:rPr>
-        <w:t>ng        {{phanTramVV}}</w:t>
-      </w:r>
-    </w:p>
-    <w:p>
-      <w:pPr>
-        <w:rPr>
-          <w:rFonts w:ascii="Times New Roman" w:hAnsi="Times New Roman"/>
-          <w:sz w:val="26"/>
-        </w:rPr>
-      </w:pPr>
-      <w:r>
-        <w:rPr>
-          <w:rFonts w:ascii="Times New Roman" w:hAnsi="Times New Roman"/>
-          <w:b/>
-          <w:sz w:val="26"/>
-        </w:rPr>
-        <w:t xml:space="preserve">5.2 Mục đích sử dụng vốn:              </w:t>
-      </w:r>
-      <w:r>
-        <w:rPr>
-          <w:rFonts w:ascii="Times New Roman" w:hAnsi="Times New Roman"/>
-          <w:sz w:val="26"/>
-        </w:rPr>
-        <w:t>Chăn nuôi</w:t>
-      </w:r>
-    </w:p>
-    <w:p>
-      <w:pPr>
-        <w:rPr>
-          <w:rFonts w:ascii="Times New Roman" w:hAnsi="Times New Roman"/>
-          <w:sz w:val="26"/>
-        </w:rPr>
-      </w:pPr>
-      <w:r>
-        <w:rPr>
-          <w:rFonts w:ascii="Times New Roman" w:hAnsi="Times New Roman"/>
-          <w:b/>
-          <w:sz w:val="26"/>
-        </w:rPr>
-        <w:t>5.3 Thời gian sử dụng vốn:</w:t>
-      </w:r>
-      <w:r>
-        <w:rPr>
-          <w:rFonts w:ascii="Times New Roman" w:hAnsi="Times New Roman"/>
-          <w:sz w:val="26"/>
-        </w:rPr>
-        <w:t xml:space="preserve">   {{tgvv}}</w:t>
-      </w:r>
-    </w:p>
-    <w:p>
-      <w:pPr>
-        <w:rPr>
-          <w:rFonts w:ascii="Times New Roman" w:hAnsi="Times New Roman"/>
-          <w:b/>
-          <w:sz w:val="26"/>
-        </w:rPr>
-      </w:pPr>
-      <w:r>
-        <w:rPr>
-          <w:rFonts w:ascii="Times New Roman" w:hAnsi="Times New Roman"/>
-          <w:b/>
-          <w:sz w:val="26"/>
-        </w:rPr>
-        <w:t>5.4 Nguồn vốn trả nợ:</w:t>
-      </w:r>
-    </w:p>
-    <w:p>
-      <w:pPr>
-        <w:rPr>
-          <w:rFonts w:ascii="Times New Roman" w:hAnsi="Times New Roman"/>
-          <w:sz w:val="26"/>
-        </w:rPr>
-      </w:pPr>
-      <w:r>
-        <w:rPr>
-          <w:rFonts w:ascii="Times New Roman" w:hAnsi="Times New Roman"/>
-          <w:sz w:val="26"/>
-        </w:rPr>
-        <w:t>Từ lợi nhuận doanh thu của phương án:                {{loiNhuan}}            đồng</w:t>
-      </w:r>
-    </w:p>
-    <w:p>
-      <w:pPr>
-        <w:rPr>
-          <w:rFonts w:ascii="Times New Roman" w:hAnsi="Times New Roman"/>
-          <w:sz w:val="26"/>
-        </w:rPr>
-      </w:pPr>
-      <w:r>
-        <w:rPr>
-          <w:rFonts w:ascii="Times New Roman" w:hAnsi="Times New Roman"/>
-          <w:sz w:val="26"/>
-        </w:rPr>
-        <w:lastRenderedPageBreak/>
-        <w:t>Từ thu nhập khác:                                                    0                              đồng</w:t>
-      </w:r>
-    </w:p>
-    <w:p>
-      <w:pPr>
-        <w:rPr>
-          <w:rFonts w:ascii="Times New Roman" w:hAnsi="Times New Roman"/>
-          <w:sz w:val="26"/>
-        </w:rPr>
-      </w:pPr>
-      <w:r>
-        <w:rPr>
-          <w:rFonts w:ascii="Times New Roman" w:hAnsi="Times New Roman"/>
-          <w:sz w:val="26"/>
-        </w:rPr>
-        <w:t>Từ thu hồ vốn đầu tư củ</w:t>
-      </w:r>
-      <w:r>
-        <w:rPr>
-          <w:rFonts w:ascii="Times New Roman" w:hAnsi="Times New Roman"/>
-          <w:sz w:val="26"/>
-        </w:rPr>
-        <w:t>a phương án: {{thuHoiVon}}</w:t>
-      </w:r>
-      <w:r>
-        <w:rPr>
-          <w:rFonts w:ascii="Times New Roman" w:hAnsi="Times New Roman"/>
-          <w:sz w:val="26"/>
-        </w:rPr>
-        <w:t>………………...đồng</w:t>
+        <w:t>đồng</w:t>
       </w:r>
     </w:p>
     <w:p>
@@ -1820,22 +2009,43 @@
           <w:rFonts w:ascii="Times New Roman" w:hAnsi="Times New Roman"/>
           <w:sz w:val="26"/>
         </w:rPr>
-        <w:t>Công trình khách:     Không có</w:t>
-      </w:r>
-    </w:p>
-    <w:p>
-      <w:pPr>
-        <w:rPr>
-          <w:rFonts w:ascii="Times New Roman" w:hAnsi="Times New Roman"/>
-          <w:sz w:val="26"/>
-        </w:rPr>
-      </w:pPr>
-      <w:r>
-        <w:rPr>
-          <w:rFonts w:ascii="Times New Roman" w:hAnsi="Times New Roman"/>
-          <w:sz w:val="26"/>
-        </w:rPr>
-        <w:t xml:space="preserve">Tổng giá trị tài sản bảo đảm mf người vay dùng để đảm bảo vay vốn tại Quỹ Thái Học là: </w:t>
+        <w:t>Công trình khác</w:t>
+      </w:r>
+      <w:r>
+        <w:rPr>
+          <w:rFonts w:ascii="Times New Roman" w:hAnsi="Times New Roman"/>
+          <w:sz w:val="26"/>
+        </w:rPr>
+        <w:t>:     Không có</w:t>
+      </w:r>
+    </w:p>
+    <w:p>
+      <w:pPr>
+        <w:rPr>
+          <w:rFonts w:ascii="Times New Roman" w:hAnsi="Times New Roman"/>
+          <w:sz w:val="26"/>
+        </w:rPr>
+      </w:pPr>
+      <w:r>
+        <w:rPr>
+          <w:rFonts w:ascii="Times New Roman" w:hAnsi="Times New Roman"/>
+          <w:sz w:val="26"/>
+        </w:rPr>
+        <w:t>Tổng giá trị tài sản bảo đả</w:t>
+      </w:r>
+      <w:r>
+        <w:rPr>
+          <w:rFonts w:ascii="Times New Roman" w:hAnsi="Times New Roman"/>
+          <w:sz w:val="26"/>
+        </w:rPr>
+        <w:t>m mà</w:t>
+      </w:r>
+      <w:r>
+        <w:rPr>
+          <w:rFonts w:ascii="Times New Roman" w:hAnsi="Times New Roman"/>
+          <w:sz w:val="26"/>
+        </w:rPr>
+        <w:t xml:space="preserve"> người vay dùng để đảm bảo vay vốn tại Quỹ Thái Học là: </w:t>
       </w:r>
     </w:p>
     <w:p>

--- a/src/main/resources/templates/BaoCaoThamDinhVaDeXuatChoVay.docx
+++ b/src/main/resources/templates/BaoCaoThamDinhVaDeXuatChoVay.docx
@@ -110,15 +110,7 @@
           <w:sz w:val="26"/>
         </w:rPr>
         <w:tab/>
-      </w:r>
-      <w:r>
-        <w:rPr>
-          <w:rFonts w:ascii="Times New Roman" w:hAnsi="Times New Roman"/>
-          <w:b/>
-          <w:sz w:val="26"/>
-        </w:rPr>
-        <w:tab/>
-        <w:t xml:space="preserve">    </w:t>
+        <w:t xml:space="preserve">     </w:t>
       </w:r>
       <w:r>
         <w:rPr>
@@ -126,6 +118,21 @@
           <w:i/>
           <w:sz w:val="26"/>
         </w:rPr>
+        <w:t>{{phuong}},</w:t>
+      </w:r>
+      <w:r>
+        <w:rPr>
+          <w:rFonts w:ascii="Times New Roman" w:hAnsi="Times New Roman"/>
+          <w:sz w:val="26"/>
+        </w:rPr>
+        <w:t xml:space="preserve"> </w:t>
+      </w:r>
+      <w:r>
+        <w:rPr>
+          <w:rFonts w:ascii="Times New Roman" w:hAnsi="Times New Roman"/>
+          <w:i/>
+          <w:sz w:val="26"/>
+        </w:rPr>
         <w:t>Ngày {{day}} tháng {{month}} năm {{year}}</w:t>
       </w:r>
     </w:p>
@@ -321,37 +328,66 @@
           <w:rFonts w:ascii="Times New Roman" w:hAnsi="Times New Roman"/>
           <w:sz w:val="26"/>
         </w:rPr>
-        <w:t>Sinh năm: {{nskh}}</w:t>
-      </w:r>
-    </w:p>
-    <w:p>
-      <w:pPr>
-        <w:rPr>
-          <w:rFonts w:ascii="Times New Roman" w:hAnsi="Times New Roman"/>
-          <w:sz w:val="26"/>
-        </w:rPr>
-      </w:pPr>
-      <w:r>
-        <w:rPr>
-          <w:rFonts w:ascii="Times New Roman" w:hAnsi="Times New Roman"/>
-          <w:sz w:val="26"/>
-        </w:rPr>
-        <w:t>CC/CCCD Số: {{cccdkh}}                Ngày cấp: {{nckh}};      Nơi cấp: {{nccccdkh}}</w:t>
-      </w:r>
-    </w:p>
-    <w:p>
-      <w:pPr>
-        <w:rPr>
-          <w:rFonts w:ascii="Times New Roman" w:hAnsi="Times New Roman"/>
-          <w:sz w:val="26"/>
-        </w:rPr>
-      </w:pPr>
-      <w:r>
-        <w:rPr>
-          <w:rFonts w:ascii="Times New Roman" w:hAnsi="Times New Roman"/>
-          <w:sz w:val="26"/>
-        </w:rPr>
-        <w:t xml:space="preserve">Người liên đới trả nợ khoản vay:  {{ntkh}}                        </w:t>
+        <w:t>Sinh ngày</w:t>
+      </w:r>
+      <w:r>
+        <w:rPr>
+          <w:rFonts w:ascii="Times New Roman" w:hAnsi="Times New Roman"/>
+          <w:sz w:val="26"/>
+        </w:rPr>
+        <w:t>: {{nskh}}</w:t>
+      </w:r>
+    </w:p>
+    <w:p>
+      <w:pPr>
+        <w:rPr>
+          <w:rFonts w:ascii="Times New Roman" w:hAnsi="Times New Roman"/>
+          <w:sz w:val="26"/>
+        </w:rPr>
+      </w:pPr>
+      <w:r>
+        <w:rPr>
+          <w:rFonts w:ascii="Times New Roman" w:hAnsi="Times New Roman"/>
+          <w:sz w:val="26"/>
+        </w:rPr>
+        <w:t xml:space="preserve">CC/CCCD Số: {{cccdkh}}                Ngày cấp: {{nckh}};      </w:t>
+      </w:r>
+    </w:p>
+    <w:p>
+      <w:pPr>
+        <w:rPr>
+          <w:rFonts w:ascii="Times New Roman" w:hAnsi="Times New Roman"/>
+          <w:sz w:val="26"/>
+        </w:rPr>
+      </w:pPr>
+      <w:r>
+        <w:rPr>
+          <w:rFonts w:ascii="Times New Roman" w:hAnsi="Times New Roman"/>
+          <w:sz w:val="26"/>
+        </w:rPr>
+        <w:t>Nơi cấp: {{nccccdkh}}</w:t>
+      </w:r>
+    </w:p>
+    <w:p>
+      <w:pPr>
+        <w:rPr>
+          <w:rFonts w:ascii="Times New Roman" w:hAnsi="Times New Roman"/>
+          <w:sz w:val="26"/>
+        </w:rPr>
+      </w:pPr>
+      <w:r>
+        <w:rPr>
+          <w:rFonts w:ascii="Times New Roman" w:hAnsi="Times New Roman"/>
+          <w:sz w:val="26"/>
+        </w:rPr>
+        <w:t>Và Ông/bà</w:t>
+      </w:r>
+      <w:r>
+        <w:rPr>
+          <w:rFonts w:ascii="Times New Roman" w:hAnsi="Times New Roman"/>
+          <w:sz w:val="26"/>
+        </w:rPr>
+        <w:t xml:space="preserve">:  {{ntkh}}                        </w:t>
       </w:r>
       <w:r>
         <w:rPr>
@@ -365,22 +401,44 @@
           <w:rFonts w:ascii="Times New Roman" w:hAnsi="Times New Roman"/>
           <w:sz w:val="26"/>
         </w:rPr>
-        <w:t xml:space="preserve">Sinh năm: {{nsnt}}   </w:t>
-      </w:r>
-    </w:p>
-    <w:p>
-      <w:pPr>
-        <w:rPr>
-          <w:rFonts w:ascii="Times New Roman" w:hAnsi="Times New Roman"/>
-          <w:sz w:val="26"/>
-        </w:rPr>
-      </w:pPr>
-      <w:r>
-        <w:rPr>
-          <w:rFonts w:ascii="Times New Roman" w:hAnsi="Times New Roman"/>
-          <w:sz w:val="26"/>
-        </w:rPr>
-        <w:t>CC/CCCD Số: {{cccdnt}}                Ngày cấp: {{ncnt}}        N</w:t>
+        <w:t>Sinh ngày</w:t>
+      </w:r>
+      <w:r>
+        <w:rPr>
+          <w:rFonts w:ascii="Times New Roman" w:hAnsi="Times New Roman"/>
+          <w:sz w:val="26"/>
+        </w:rPr>
+        <w:t xml:space="preserve">: {{nsnt}}   </w:t>
+      </w:r>
+    </w:p>
+    <w:p>
+      <w:pPr>
+        <w:rPr>
+          <w:rFonts w:ascii="Times New Roman" w:hAnsi="Times New Roman"/>
+          <w:sz w:val="26"/>
+        </w:rPr>
+      </w:pPr>
+      <w:r>
+        <w:rPr>
+          <w:rFonts w:ascii="Times New Roman" w:hAnsi="Times New Roman"/>
+          <w:sz w:val="26"/>
+        </w:rPr>
+        <w:t xml:space="preserve">CC/CCCD Số: {{cccdnt}}                Ngày cấp: {{ncnt}}        </w:t>
+      </w:r>
+    </w:p>
+    <w:p>
+      <w:pPr>
+        <w:rPr>
+          <w:rFonts w:ascii="Times New Roman" w:hAnsi="Times New Roman"/>
+          <w:sz w:val="26"/>
+        </w:rPr>
+      </w:pPr>
+      <w:r>
+        <w:rPr>
+          <w:rFonts w:ascii="Times New Roman" w:hAnsi="Times New Roman"/>
+          <w:sz w:val="26"/>
+        </w:rPr>
+        <w:t>N</w:t>
       </w:r>
       <w:r>
         <w:rPr>
@@ -425,80 +483,6 @@
           <w:sz w:val="26"/>
         </w:rPr>
         <w:t>Cùng địa chỉ thường trú: {{ttkh}}</w:t>
-      </w:r>
-    </w:p>
-    <w:p>
-      <w:pPr>
-        <w:rPr>
-          <w:rFonts w:ascii="Times New Roman" w:hAnsi="Times New Roman"/>
-          <w:sz w:val="26"/>
-        </w:rPr>
-      </w:pPr>
-      <w:r>
-        <w:rPr>
-          <w:rFonts w:ascii="Times New Roman" w:hAnsi="Times New Roman"/>
-          <w:sz w:val="26"/>
-        </w:rPr>
-        <w:t>Cùng địa chỉ ở hiện tại: {{ttkh}}</w:t>
-      </w:r>
-    </w:p>
-    <w:p>
-      <w:pPr>
-        <w:rPr>
-          <w:rFonts w:ascii="Times New Roman" w:hAnsi="Times New Roman"/>
-          <w:sz w:val="26"/>
-        </w:rPr>
-      </w:pPr>
-      <w:r>
-        <w:rPr>
-          <w:rFonts w:ascii="Times New Roman" w:hAnsi="Times New Roman"/>
-          <w:sz w:val="26"/>
-        </w:rPr>
-        <w:t xml:space="preserve">Giấy chứng nhận ĐKKD số: </w:t>
-      </w:r>
-      <w:r>
-        <w:rPr>
-          <w:rFonts w:ascii="Times New Roman" w:hAnsi="Times New Roman"/>
-          <w:sz w:val="26"/>
-        </w:rPr>
-        <w:tab/>
-      </w:r>
-      <w:r>
-        <w:rPr>
-          <w:rFonts w:ascii="Times New Roman" w:hAnsi="Times New Roman"/>
-          <w:sz w:val="26"/>
-        </w:rPr>
-        <w:tab/>
-      </w:r>
-      <w:r>
-        <w:rPr>
-          <w:rFonts w:ascii="Times New Roman" w:hAnsi="Times New Roman"/>
-          <w:sz w:val="26"/>
-        </w:rPr>
-        <w:tab/>
-      </w:r>
-      <w:r>
-        <w:rPr>
-          <w:rFonts w:ascii="Times New Roman" w:hAnsi="Times New Roman"/>
-          <w:sz w:val="26"/>
-        </w:rPr>
-        <w:tab/>
-        <w:t xml:space="preserve">Nơi cấp: </w:t>
-      </w:r>
-    </w:p>
-    <w:p>
-      <w:pPr>
-        <w:rPr>
-          <w:rFonts w:ascii="Times New Roman" w:hAnsi="Times New Roman"/>
-          <w:sz w:val="26"/>
-        </w:rPr>
-      </w:pPr>
-      <w:r>
-        <w:rPr>
-          <w:rFonts w:ascii="Times New Roman" w:hAnsi="Times New Roman"/>
-          <w:sz w:val="26"/>
-        </w:rPr>
-        <w:t>Ngành nghề SXKD: {{mdvay}}</w:t>
       </w:r>
     </w:p>
     <w:p>
@@ -1463,6 +1447,13 @@
           <w:rFonts w:ascii="Times New Roman" w:hAnsi="Times New Roman"/>
           <w:sz w:val="26"/>
         </w:rPr>
+        <w:t xml:space="preserve">  </w:t>
+      </w:r>
+      <w:r>
+        <w:rPr>
+          <w:rFonts w:ascii="Times New Roman" w:hAnsi="Times New Roman"/>
+          <w:sz w:val="26"/>
+        </w:rPr>
         <w:t xml:space="preserve">đồng        </w:t>
       </w:r>
       <w:r>
@@ -1501,6 +1492,13 @@
           <w:sz w:val="26"/>
         </w:rPr>
         <w:t xml:space="preserve">{{tienso}}      </w:t>
+      </w:r>
+      <w:r>
+        <w:rPr>
+          <w:rFonts w:ascii="Times New Roman" w:hAnsi="Times New Roman"/>
+          <w:sz w:val="26"/>
+        </w:rPr>
+        <w:t xml:space="preserve">  </w:t>
       </w:r>
       <w:r>
         <w:rPr>
@@ -1681,6 +1679,281 @@
         </w:rPr>
         <w:t xml:space="preserve"> </w:t>
       </w:r>
+      <w:r>
+        <w:rPr>
+          <w:rFonts w:ascii="Times New Roman" w:hAnsi="Times New Roman"/>
+          <w:sz w:val="26"/>
+        </w:rPr>
+        <w:t>đồng</w:t>
+      </w:r>
+    </w:p>
+    <w:p>
+      <w:pPr>
+        <w:rPr>
+          <w:rFonts w:ascii="Times New Roman" w:hAnsi="Times New Roman"/>
+          <w:b/>
+          <w:sz w:val="26"/>
+        </w:rPr>
+      </w:pPr>
+      <w:r>
+        <w:rPr>
+          <w:rFonts w:ascii="Times New Roman" w:hAnsi="Times New Roman"/>
+          <w:b/>
+          <w:sz w:val="26"/>
+        </w:rPr>
+        <w:t>5.5 Kế hoạch trả nợ:</w:t>
+      </w:r>
+    </w:p>
+    <w:p>
+      <w:pPr>
+        <w:rPr>
+          <w:rFonts w:ascii="Times New Roman" w:hAnsi="Times New Roman"/>
+          <w:sz w:val="26"/>
+        </w:rPr>
+      </w:pPr>
+      <w:r>
+        <w:rPr>
+          <w:rFonts w:ascii="Times New Roman" w:hAnsi="Times New Roman"/>
+          <w:sz w:val="26"/>
+        </w:rPr>
+        <w:t>- Gốc trả theo thời hạn vay vốn hoặc trả nợ gốc nhiều lần trước hạn;</w:t>
+      </w:r>
+    </w:p>
+    <w:p>
+      <w:pPr>
+        <w:rPr>
+          <w:rFonts w:ascii="Times New Roman" w:hAnsi="Times New Roman"/>
+          <w:sz w:val="26"/>
+        </w:rPr>
+      </w:pPr>
+      <w:r>
+        <w:rPr>
+          <w:rFonts w:ascii="Times New Roman" w:hAnsi="Times New Roman"/>
+          <w:sz w:val="26"/>
+        </w:rPr>
+        <w:t>- Lãi tiền vay trả hàng tháng</w:t>
+      </w:r>
+    </w:p>
+    <w:p>
+      <w:pPr>
+        <w:rPr>
+          <w:rFonts w:ascii="Times New Roman" w:hAnsi="Times New Roman"/>
+          <w:b/>
+          <w:sz w:val="26"/>
+        </w:rPr>
+      </w:pPr>
+      <w:r>
+        <w:rPr>
+          <w:rFonts w:ascii="Times New Roman" w:hAnsi="Times New Roman"/>
+          <w:b/>
+          <w:sz w:val="26"/>
+        </w:rPr>
+        <w:t>5.6 Phương án sản xuất kinh doanh</w:t>
+      </w:r>
+    </w:p>
+    <w:p>
+      <w:pPr>
+        <w:rPr>
+          <w:rFonts w:ascii="Times New Roman" w:hAnsi="Times New Roman"/>
+          <w:sz w:val="26"/>
+        </w:rPr>
+      </w:pPr>
+      <w:r>
+        <w:rPr>
+          <w:rFonts w:ascii="Times New Roman" w:hAnsi="Times New Roman"/>
+          <w:b/>
+          <w:sz w:val="26"/>
+        </w:rPr>
+        <w:t xml:space="preserve">- </w:t>
+      </w:r>
+      <w:r>
+        <w:rPr>
+          <w:rFonts w:ascii="Times New Roman" w:hAnsi="Times New Roman"/>
+          <w:sz w:val="26"/>
+        </w:rPr>
+        <w:t>Vị trí xây dựng ao chuồng phù hợp về phát triển chăn nuôi ở địa phương.</w:t>
+      </w:r>
+    </w:p>
+    <w:p>
+      <w:pPr>
+        <w:rPr>
+          <w:rFonts w:ascii="Times New Roman" w:hAnsi="Times New Roman"/>
+          <w:sz w:val="26"/>
+        </w:rPr>
+      </w:pPr>
+      <w:r>
+        <w:rPr>
+          <w:rFonts w:ascii="Times New Roman" w:hAnsi="Times New Roman"/>
+          <w:sz w:val="26"/>
+        </w:rPr>
+        <w:t>- Có nguồn nước đảm bảo chất lượng, khu tập kết và xử lý chất thải.</w:t>
+      </w:r>
+    </w:p>
+    <w:p>
+      <w:pPr>
+        <w:rPr>
+          <w:rFonts w:ascii="Times New Roman" w:hAnsi="Times New Roman"/>
+          <w:sz w:val="26"/>
+        </w:rPr>
+      </w:pPr>
+      <w:r>
+        <w:rPr>
+          <w:rFonts w:ascii="Times New Roman" w:hAnsi="Times New Roman"/>
+          <w:sz w:val="26"/>
+        </w:rPr>
+        <w:t>- Các biện pháp về bảo vệ môi trường được đảm bảo theo quy định.</w:t>
+      </w:r>
+    </w:p>
+    <w:p>
+      <w:pPr>
+        <w:rPr>
+          <w:rFonts w:ascii="Times New Roman" w:hAnsi="Times New Roman"/>
+          <w:sz w:val="26"/>
+        </w:rPr>
+      </w:pPr>
+      <w:r>
+        <w:rPr>
+          <w:rFonts w:ascii="Times New Roman" w:hAnsi="Times New Roman"/>
+          <w:sz w:val="26"/>
+        </w:rPr>
+        <w:t>- Có diện tích ao chuồng khoảng 1000 m</w:t>
+      </w:r>
+      <w:r>
+        <w:rPr>
+          <w:rFonts w:ascii="Times New Roman" w:hAnsi="Times New Roman"/>
+          <w:sz w:val="26"/>
+          <w:vertAlign w:val="superscript"/>
+        </w:rPr>
+        <w:t>2</w:t>
+      </w:r>
+      <w:r>
+        <w:rPr>
+          <w:rFonts w:ascii="Times New Roman" w:hAnsi="Times New Roman"/>
+          <w:sz w:val="26"/>
+        </w:rPr>
+        <w:t>, mang thiết bị đảm bảo cho việc chăn nuôi.</w:t>
+      </w:r>
+    </w:p>
+    <w:p>
+      <w:pPr>
+        <w:rPr>
+          <w:rFonts w:ascii="Times New Roman" w:hAnsi="Times New Roman"/>
+          <w:sz w:val="26"/>
+        </w:rPr>
+      </w:pPr>
+      <w:r>
+        <w:rPr>
+          <w:rFonts w:ascii="Times New Roman" w:hAnsi="Times New Roman"/>
+          <w:sz w:val="26"/>
+        </w:rPr>
+        <w:t>- Có nhật ký ghi chép trong quá trình hoạt động chăn nuôi.</w:t>
+      </w:r>
+    </w:p>
+    <w:p>
+      <w:pPr>
+        <w:rPr>
+          <w:rFonts w:ascii="Times New Roman" w:hAnsi="Times New Roman"/>
+          <w:sz w:val="26"/>
+        </w:rPr>
+      </w:pPr>
+      <w:r>
+        <w:rPr>
+          <w:rFonts w:ascii="Times New Roman" w:hAnsi="Times New Roman"/>
+          <w:sz w:val="26"/>
+        </w:rPr>
+        <w:t>- Có khoảng cách an toàn từ khu vực chăn nuôi đến các Tổ Dân Phố.</w:t>
+      </w:r>
+    </w:p>
+    <w:p>
+      <w:pPr>
+        <w:rPr>
+          <w:rFonts w:ascii="Times New Roman" w:hAnsi="Times New Roman"/>
+          <w:b/>
+          <w:sz w:val="26"/>
+        </w:rPr>
+      </w:pPr>
+      <w:r>
+        <w:rPr>
+          <w:rFonts w:ascii="Times New Roman" w:hAnsi="Times New Roman"/>
+          <w:b/>
+          <w:sz w:val="26"/>
+        </w:rPr>
+        <w:t>6. Về biện pháp bảo đảm tiền vay:</w:t>
+      </w:r>
+    </w:p>
+    <w:p>
+      <w:pPr>
+        <w:rPr>
+          <w:rFonts w:ascii="Times New Roman" w:hAnsi="Times New Roman"/>
+          <w:sz w:val="26"/>
+        </w:rPr>
+      </w:pPr>
+      <w:r>
+        <w:rPr>
+          <w:rFonts w:ascii="Times New Roman" w:hAnsi="Times New Roman"/>
+          <w:sz w:val="26"/>
+        </w:rPr>
+        <w:t>Căn cứ vào kết quả xác định giá trị tài sản bảo đảm tiền vay; Tài sản của chính khách hàng.</w:t>
+      </w:r>
+    </w:p>
+    <w:p>
+      <w:pPr>
+        <w:rPr>
+          <w:rFonts w:ascii="Times New Roman" w:hAnsi="Times New Roman"/>
+          <w:sz w:val="26"/>
+        </w:rPr>
+      </w:pPr>
+      <w:r>
+        <w:rPr>
+          <w:rFonts w:ascii="Times New Roman" w:hAnsi="Times New Roman"/>
+          <w:sz w:val="26"/>
+        </w:rPr>
+        <w:t>Căn cứ vào thực trạng tài sản bảo đảm là quyền sử dụng đất và tài sản gắn liền với đất, giá cả nhà đất được khảo sát trên thị trường địa phương.</w:t>
+      </w:r>
+    </w:p>
+    <w:p>
+      <w:pPr>
+        <w:rPr>
+          <w:rFonts w:ascii="Times New Roman" w:hAnsi="Times New Roman"/>
+          <w:sz w:val="26"/>
+        </w:rPr>
+      </w:pPr>
+      <w:r>
+        <w:rPr>
+          <w:rFonts w:ascii="Times New Roman" w:hAnsi="Times New Roman"/>
+          <w:sz w:val="26"/>
+        </w:rPr>
+        <w:t>Hai bên đã thống nhất một số yếu tố chính để</w:t>
+      </w:r>
+      <w:r>
+        <w:rPr>
+          <w:rFonts w:ascii="Times New Roman" w:hAnsi="Times New Roman"/>
+          <w:sz w:val="26"/>
+        </w:rPr>
+        <w:t xml:space="preserve"> định giá tài sản bảo đảm vay vốn tại Quỹ tín dụng nhân dân Thái Học cụ thể như sau:</w:t>
+      </w:r>
+    </w:p>
+    <w:p>
+      <w:pPr>
+        <w:rPr>
+          <w:rFonts w:ascii="Times New Roman" w:hAnsi="Times New Roman"/>
+          <w:sz w:val="26"/>
+        </w:rPr>
+      </w:pPr>
+      <w:r>
+        <w:rPr>
+          <w:rFonts w:ascii="Times New Roman" w:hAnsi="Times New Roman"/>
+          <w:sz w:val="26"/>
+        </w:rPr>
+        <w:t>Giấy chứng nhận Quyền sử dụng đấ</w:t>
+      </w:r>
+      <w:r>
+        <w:rPr>
+          <w:rFonts w:ascii="Times New Roman" w:hAnsi="Times New Roman"/>
+          <w:sz w:val="26"/>
+        </w:rPr>
+        <w:t xml:space="preserve">t: {{seri}}       </w:t>
+      </w:r>
       <w:bookmarkStart w:id="0" w:name="_GoBack"/>
       <w:bookmarkEnd w:id="0"/>
       <w:r>
@@ -1688,268 +1961,7 @@
           <w:rFonts w:ascii="Times New Roman" w:hAnsi="Times New Roman"/>
           <w:sz w:val="26"/>
         </w:rPr>
-        <w:t>đồng</w:t>
-      </w:r>
-    </w:p>
-    <w:p>
-      <w:pPr>
-        <w:rPr>
-          <w:rFonts w:ascii="Times New Roman" w:hAnsi="Times New Roman"/>
-          <w:b/>
-          <w:sz w:val="26"/>
-        </w:rPr>
-      </w:pPr>
-      <w:r>
-        <w:rPr>
-          <w:rFonts w:ascii="Times New Roman" w:hAnsi="Times New Roman"/>
-          <w:b/>
-          <w:sz w:val="26"/>
-        </w:rPr>
-        <w:t>5.5 Kế hoạch trả nợ:</w:t>
-      </w:r>
-    </w:p>
-    <w:p>
-      <w:pPr>
-        <w:rPr>
-          <w:rFonts w:ascii="Times New Roman" w:hAnsi="Times New Roman"/>
-          <w:sz w:val="26"/>
-        </w:rPr>
-      </w:pPr>
-      <w:r>
-        <w:rPr>
-          <w:rFonts w:ascii="Times New Roman" w:hAnsi="Times New Roman"/>
-          <w:sz w:val="26"/>
-        </w:rPr>
-        <w:t>- Gốc trả theo thời hạn vay vốn hoặc trả nợ gốc nhiều lần trước hạn;</w:t>
-      </w:r>
-    </w:p>
-    <w:p>
-      <w:pPr>
-        <w:rPr>
-          <w:rFonts w:ascii="Times New Roman" w:hAnsi="Times New Roman"/>
-          <w:sz w:val="26"/>
-        </w:rPr>
-      </w:pPr>
-      <w:r>
-        <w:rPr>
-          <w:rFonts w:ascii="Times New Roman" w:hAnsi="Times New Roman"/>
-          <w:sz w:val="26"/>
-        </w:rPr>
-        <w:t>- Lãi tiền vay trả hàng tháng</w:t>
-      </w:r>
-    </w:p>
-    <w:p>
-      <w:pPr>
-        <w:rPr>
-          <w:rFonts w:ascii="Times New Roman" w:hAnsi="Times New Roman"/>
-          <w:b/>
-          <w:sz w:val="26"/>
-        </w:rPr>
-      </w:pPr>
-      <w:r>
-        <w:rPr>
-          <w:rFonts w:ascii="Times New Roman" w:hAnsi="Times New Roman"/>
-          <w:b/>
-          <w:sz w:val="26"/>
-        </w:rPr>
-        <w:t>5.6 Phương án sản xuất kinh doanh</w:t>
-      </w:r>
-    </w:p>
-    <w:p>
-      <w:pPr>
-        <w:rPr>
-          <w:rFonts w:ascii="Times New Roman" w:hAnsi="Times New Roman"/>
-          <w:sz w:val="26"/>
-        </w:rPr>
-      </w:pPr>
-      <w:r>
-        <w:rPr>
-          <w:rFonts w:ascii="Times New Roman" w:hAnsi="Times New Roman"/>
-          <w:b/>
-          <w:sz w:val="26"/>
-        </w:rPr>
-        <w:t xml:space="preserve">- </w:t>
-      </w:r>
-      <w:r>
-        <w:rPr>
-          <w:rFonts w:ascii="Times New Roman" w:hAnsi="Times New Roman"/>
-          <w:sz w:val="26"/>
-        </w:rPr>
-        <w:t>Vị trí xây dựng ao chuồng phù hợp về phát triển chăn nuôi ở địa phương.</w:t>
-      </w:r>
-    </w:p>
-    <w:p>
-      <w:pPr>
-        <w:rPr>
-          <w:rFonts w:ascii="Times New Roman" w:hAnsi="Times New Roman"/>
-          <w:sz w:val="26"/>
-        </w:rPr>
-      </w:pPr>
-      <w:r>
-        <w:rPr>
-          <w:rFonts w:ascii="Times New Roman" w:hAnsi="Times New Roman"/>
-          <w:sz w:val="26"/>
-        </w:rPr>
-        <w:t>- Có nguồn nước đảm bảo chất lượng, khu tập kết và xử lý chất thải.</w:t>
-      </w:r>
-    </w:p>
-    <w:p>
-      <w:pPr>
-        <w:rPr>
-          <w:rFonts w:ascii="Times New Roman" w:hAnsi="Times New Roman"/>
-          <w:sz w:val="26"/>
-        </w:rPr>
-      </w:pPr>
-      <w:r>
-        <w:rPr>
-          <w:rFonts w:ascii="Times New Roman" w:hAnsi="Times New Roman"/>
-          <w:sz w:val="26"/>
-        </w:rPr>
-        <w:t>- Các biện pháp về bảo vệ môi trường được đảm bảo theo quy định.</w:t>
-      </w:r>
-    </w:p>
-    <w:p>
-      <w:pPr>
-        <w:rPr>
-          <w:rFonts w:ascii="Times New Roman" w:hAnsi="Times New Roman"/>
-          <w:sz w:val="26"/>
-        </w:rPr>
-      </w:pPr>
-      <w:r>
-        <w:rPr>
-          <w:rFonts w:ascii="Times New Roman" w:hAnsi="Times New Roman"/>
-          <w:sz w:val="26"/>
-        </w:rPr>
-        <w:t>- Có diện tích ao chuồng khoảng 1000 m</w:t>
-      </w:r>
-      <w:r>
-        <w:rPr>
-          <w:rFonts w:ascii="Times New Roman" w:hAnsi="Times New Roman"/>
-          <w:sz w:val="26"/>
-          <w:vertAlign w:val="superscript"/>
-        </w:rPr>
-        <w:t>2</w:t>
-      </w:r>
-      <w:r>
-        <w:rPr>
-          <w:rFonts w:ascii="Times New Roman" w:hAnsi="Times New Roman"/>
-          <w:sz w:val="26"/>
-        </w:rPr>
-        <w:t>, mang thiết bị đảm bảo cho việc chăn nuôi.</w:t>
-      </w:r>
-    </w:p>
-    <w:p>
-      <w:pPr>
-        <w:rPr>
-          <w:rFonts w:ascii="Times New Roman" w:hAnsi="Times New Roman"/>
-          <w:sz w:val="26"/>
-        </w:rPr>
-      </w:pPr>
-      <w:r>
-        <w:rPr>
-          <w:rFonts w:ascii="Times New Roman" w:hAnsi="Times New Roman"/>
-          <w:sz w:val="26"/>
-        </w:rPr>
-        <w:t>- Có nhật ký ghi chép trong quá trình hoạt động chăn nuôi.</w:t>
-      </w:r>
-    </w:p>
-    <w:p>
-      <w:pPr>
-        <w:rPr>
-          <w:rFonts w:ascii="Times New Roman" w:hAnsi="Times New Roman"/>
-          <w:sz w:val="26"/>
-        </w:rPr>
-      </w:pPr>
-      <w:r>
-        <w:rPr>
-          <w:rFonts w:ascii="Times New Roman" w:hAnsi="Times New Roman"/>
-          <w:sz w:val="26"/>
-        </w:rPr>
-        <w:t>- Có khoảng cách an toàn từ khu vực chăn nuôi đến các Tổ Dân Phố.</w:t>
-      </w:r>
-    </w:p>
-    <w:p>
-      <w:pPr>
-        <w:rPr>
-          <w:rFonts w:ascii="Times New Roman" w:hAnsi="Times New Roman"/>
-          <w:b/>
-          <w:sz w:val="26"/>
-        </w:rPr>
-      </w:pPr>
-      <w:r>
-        <w:rPr>
-          <w:rFonts w:ascii="Times New Roman" w:hAnsi="Times New Roman"/>
-          <w:b/>
-          <w:sz w:val="26"/>
-        </w:rPr>
-        <w:t>6. Về biện pháp bảo đảm tiền vay:</w:t>
-      </w:r>
-    </w:p>
-    <w:p>
-      <w:pPr>
-        <w:rPr>
-          <w:rFonts w:ascii="Times New Roman" w:hAnsi="Times New Roman"/>
-          <w:sz w:val="26"/>
-        </w:rPr>
-      </w:pPr>
-      <w:r>
-        <w:rPr>
-          <w:rFonts w:ascii="Times New Roman" w:hAnsi="Times New Roman"/>
-          <w:sz w:val="26"/>
-        </w:rPr>
-        <w:t>Căn cứ vào kết quả xác định giá trị tài sản bảo đảm tiền vay; Tài sản của chính khách hàng.</w:t>
-      </w:r>
-    </w:p>
-    <w:p>
-      <w:pPr>
-        <w:rPr>
-          <w:rFonts w:ascii="Times New Roman" w:hAnsi="Times New Roman"/>
-          <w:sz w:val="26"/>
-        </w:rPr>
-      </w:pPr>
-      <w:r>
-        <w:rPr>
-          <w:rFonts w:ascii="Times New Roman" w:hAnsi="Times New Roman"/>
-          <w:sz w:val="26"/>
-        </w:rPr>
-        <w:t>Căn cứ vào thực trạng tài sản bảo đảm là quyền sử dụng đất và tài sản gắn liền với đất, giá cả nhà đất được khảo sát trên thị trường địa phương.</w:t>
-      </w:r>
-    </w:p>
-    <w:p>
-      <w:pPr>
-        <w:rPr>
-          <w:rFonts w:ascii="Times New Roman" w:hAnsi="Times New Roman"/>
-          <w:sz w:val="26"/>
-        </w:rPr>
-      </w:pPr>
-      <w:r>
-        <w:rPr>
-          <w:rFonts w:ascii="Times New Roman" w:hAnsi="Times New Roman"/>
-          <w:sz w:val="26"/>
-        </w:rPr>
-        <w:t>Hai bên đã thống nhất một số yếu tố chính để</w:t>
-      </w:r>
-      <w:r>
-        <w:rPr>
-          <w:rFonts w:ascii="Times New Roman" w:hAnsi="Times New Roman"/>
-          <w:sz w:val="26"/>
-        </w:rPr>
-        <w:t xml:space="preserve"> định giá tài sản bảo đảm vay vốn tại Quỹ tín dụng nhân dân Thái Học cụ thể như sau:</w:t>
-      </w:r>
-    </w:p>
-    <w:p>
-      <w:pPr>
-        <w:rPr>
-          <w:rFonts w:ascii="Times New Roman" w:hAnsi="Times New Roman"/>
-          <w:sz w:val="26"/>
-        </w:rPr>
-      </w:pPr>
-      <w:r>
-        <w:rPr>
-          <w:rFonts w:ascii="Times New Roman" w:hAnsi="Times New Roman"/>
-          <w:sz w:val="26"/>
-        </w:rPr>
-        <w:t>Giấy chứng nhận Quyền sử dụng đất: {{seri}}       Vào sổ cấp: {{vsmt}}</w:t>
+        <w:t>{{vsmt}}</w:t>
       </w:r>
     </w:p>
     <w:p>

--- a/src/main/resources/templates/BaoCaoThamDinhVaDeXuatChoVay.docx
+++ b/src/main/resources/templates/BaoCaoThamDinhVaDeXuatChoVay.docx
@@ -321,8 +321,10 @@
           <w:rFonts w:ascii="Times New Roman" w:hAnsi="Times New Roman"/>
           <w:sz w:val="26"/>
         </w:rPr>
-        <w:t xml:space="preserve">                      </w:t>
-      </w:r>
+        <w:t xml:space="preserve">                   </w:t>
+      </w:r>
+      <w:bookmarkStart w:id="0" w:name="_GoBack"/>
+      <w:bookmarkEnd w:id="0"/>
       <w:r>
         <w:rPr>
           <w:rFonts w:ascii="Times New Roman" w:hAnsi="Times New Roman"/>
@@ -1954,8 +1956,6 @@
         </w:rPr>
         <w:t xml:space="preserve">t: {{seri}}       </w:t>
       </w:r>
-      <w:bookmarkStart w:id="0" w:name="_GoBack"/>
-      <w:bookmarkEnd w:id="0"/>
       <w:r>
         <w:rPr>
           <w:rFonts w:ascii="Times New Roman" w:hAnsi="Times New Roman"/>

--- a/src/main/resources/templates/BaoCaoThamDinhVaDeXuatChoVay.docx
+++ b/src/main/resources/templates/BaoCaoThamDinhVaDeXuatChoVay.docx
@@ -314,7 +314,15 @@
           <w:rFonts w:ascii="Times New Roman" w:hAnsi="Times New Roman"/>
           <w:sz w:val="26"/>
         </w:rPr>
-        <w:t>n:                {{kh}}</w:t>
+        <w:t xml:space="preserve">n:         </w:t>
+      </w:r>
+      <w:r>
+        <w:rPr>
+          <w:rFonts w:ascii="Times New Roman" w:hAnsi="Times New Roman"/>
+          <w:b/>
+          <w:sz w:val="26"/>
+        </w:rPr>
+        <w:t>{{kh}}</w:t>
       </w:r>
       <w:r>
         <w:rPr>
@@ -322,6 +330,195 @@
           <w:sz w:val="26"/>
         </w:rPr>
         <w:t xml:space="preserve">                   </w:t>
+      </w:r>
+      <w:r>
+        <w:rPr>
+          <w:rFonts w:ascii="Times New Roman" w:hAnsi="Times New Roman"/>
+          <w:sz w:val="26"/>
+        </w:rPr>
+        <w:t xml:space="preserve">       </w:t>
+      </w:r>
+      <w:r>
+        <w:rPr>
+          <w:rFonts w:ascii="Times New Roman" w:hAnsi="Times New Roman"/>
+          <w:sz w:val="26"/>
+        </w:rPr>
+        <w:t>Sinh ngày</w:t>
+      </w:r>
+      <w:r>
+        <w:rPr>
+          <w:rFonts w:ascii="Times New Roman" w:hAnsi="Times New Roman"/>
+          <w:sz w:val="26"/>
+        </w:rPr>
+        <w:t>: {{nskh}}</w:t>
+      </w:r>
+    </w:p>
+    <w:p>
+      <w:pPr>
+        <w:rPr>
+          <w:rFonts w:ascii="Times New Roman" w:hAnsi="Times New Roman"/>
+          <w:sz w:val="26"/>
+        </w:rPr>
+      </w:pPr>
+      <w:r>
+        <w:rPr>
+          <w:rFonts w:ascii="Times New Roman" w:hAnsi="Times New Roman"/>
+          <w:sz w:val="26"/>
+        </w:rPr>
+        <w:t xml:space="preserve">CC/CCCD Số: {{cccdkh}}                </w:t>
+      </w:r>
+      <w:r>
+        <w:rPr>
+          <w:rFonts w:ascii="Times New Roman" w:hAnsi="Times New Roman"/>
+          <w:sz w:val="26"/>
+        </w:rPr>
+        <w:tab/>
+      </w:r>
+      <w:r>
+        <w:rPr>
+          <w:rFonts w:ascii="Times New Roman" w:hAnsi="Times New Roman"/>
+          <w:sz w:val="26"/>
+        </w:rPr>
+        <w:tab/>
+      </w:r>
+      <w:r>
+        <w:rPr>
+          <w:rFonts w:ascii="Times New Roman" w:hAnsi="Times New Roman"/>
+          <w:sz w:val="26"/>
+        </w:rPr>
+        <w:tab/>
+        <w:t xml:space="preserve">      </w:t>
+      </w:r>
+      <w:r>
+        <w:rPr>
+          <w:rFonts w:ascii="Times New Roman" w:hAnsi="Times New Roman"/>
+          <w:sz w:val="26"/>
+        </w:rPr>
+        <w:t xml:space="preserve">  </w:t>
+      </w:r>
+      <w:r>
+        <w:rPr>
+          <w:rFonts w:ascii="Times New Roman" w:hAnsi="Times New Roman"/>
+          <w:sz w:val="26"/>
+        </w:rPr>
+        <w:t xml:space="preserve">Ngày cấp: {{nckh}};      </w:t>
+      </w:r>
+    </w:p>
+    <w:p>
+      <w:pPr>
+        <w:rPr>
+          <w:rFonts w:ascii="Times New Roman" w:hAnsi="Times New Roman"/>
+          <w:sz w:val="26"/>
+        </w:rPr>
+      </w:pPr>
+      <w:r>
+        <w:rPr>
+          <w:rFonts w:ascii="Times New Roman" w:hAnsi="Times New Roman"/>
+          <w:sz w:val="26"/>
+        </w:rPr>
+        <w:t>Nơi cấp: {{nccccdkh}}</w:t>
+      </w:r>
+    </w:p>
+    <w:p>
+      <w:pPr>
+        <w:rPr>
+          <w:rFonts w:ascii="Times New Roman" w:hAnsi="Times New Roman"/>
+          <w:sz w:val="26"/>
+        </w:rPr>
+      </w:pPr>
+      <w:r>
+        <w:rPr>
+          <w:rFonts w:ascii="Times New Roman" w:hAnsi="Times New Roman"/>
+          <w:sz w:val="26"/>
+        </w:rPr>
+        <w:t>Và Ông/bà</w:t>
+      </w:r>
+      <w:r>
+        <w:rPr>
+          <w:rFonts w:ascii="Times New Roman" w:hAnsi="Times New Roman"/>
+          <w:sz w:val="26"/>
+        </w:rPr>
+        <w:t xml:space="preserve">:  </w:t>
+      </w:r>
+      <w:r>
+        <w:rPr>
+          <w:rFonts w:ascii="Times New Roman" w:hAnsi="Times New Roman"/>
+          <w:sz w:val="26"/>
+        </w:rPr>
+        <w:t xml:space="preserve">                    </w:t>
+      </w:r>
+      <w:r>
+        <w:rPr>
+          <w:rFonts w:ascii="Times New Roman" w:hAnsi="Times New Roman"/>
+          <w:b/>
+          <w:sz w:val="26"/>
+        </w:rPr>
+        <w:t>{{ntkh}}</w:t>
+      </w:r>
+      <w:r>
+        <w:rPr>
+          <w:rFonts w:ascii="Times New Roman" w:hAnsi="Times New Roman"/>
+          <w:sz w:val="26"/>
+        </w:rPr>
+        <w:t xml:space="preserve">                   </w:t>
+      </w:r>
+      <w:r>
+        <w:rPr>
+          <w:rFonts w:ascii="Times New Roman" w:hAnsi="Times New Roman"/>
+          <w:sz w:val="26"/>
+        </w:rPr>
+        <w:t>Sinh ngày</w:t>
+      </w:r>
+      <w:r>
+        <w:rPr>
+          <w:rFonts w:ascii="Times New Roman" w:hAnsi="Times New Roman"/>
+          <w:sz w:val="26"/>
+        </w:rPr>
+        <w:t xml:space="preserve">: {{nsnt}}   </w:t>
+      </w:r>
+    </w:p>
+    <w:p>
+      <w:pPr>
+        <w:rPr>
+          <w:rFonts w:ascii="Times New Roman" w:hAnsi="Times New Roman"/>
+          <w:sz w:val="26"/>
+        </w:rPr>
+      </w:pPr>
+      <w:r>
+        <w:rPr>
+          <w:rFonts w:ascii="Times New Roman" w:hAnsi="Times New Roman"/>
+          <w:sz w:val="26"/>
+        </w:rPr>
+        <w:t xml:space="preserve">CC/CCCD Số: {{cccdnt}}                </w:t>
+      </w:r>
+      <w:r>
+        <w:rPr>
+          <w:rFonts w:ascii="Times New Roman" w:hAnsi="Times New Roman"/>
+          <w:sz w:val="26"/>
+        </w:rPr>
+        <w:tab/>
+      </w:r>
+      <w:r>
+        <w:rPr>
+          <w:rFonts w:ascii="Times New Roman" w:hAnsi="Times New Roman"/>
+          <w:sz w:val="26"/>
+        </w:rPr>
+        <w:tab/>
+      </w:r>
+      <w:r>
+        <w:rPr>
+          <w:rFonts w:ascii="Times New Roman" w:hAnsi="Times New Roman"/>
+          <w:sz w:val="26"/>
+        </w:rPr>
+        <w:tab/>
+        <w:t xml:space="preserve">      </w:t>
+      </w:r>
+      <w:r>
+        <w:rPr>
+          <w:rFonts w:ascii="Times New Roman" w:hAnsi="Times New Roman"/>
+          <w:sz w:val="26"/>
+        </w:rPr>
+        <w:t xml:space="preserve"> </w:t>
       </w:r>
       <w:bookmarkStart w:id="0" w:name="_GoBack"/>
       <w:bookmarkEnd w:id="0"/>
@@ -330,102 +527,7 @@
           <w:rFonts w:ascii="Times New Roman" w:hAnsi="Times New Roman"/>
           <w:sz w:val="26"/>
         </w:rPr>
-        <w:t>Sinh ngày</w:t>
-      </w:r>
-      <w:r>
-        <w:rPr>
-          <w:rFonts w:ascii="Times New Roman" w:hAnsi="Times New Roman"/>
-          <w:sz w:val="26"/>
-        </w:rPr>
-        <w:t>: {{nskh}}</w:t>
-      </w:r>
-    </w:p>
-    <w:p>
-      <w:pPr>
-        <w:rPr>
-          <w:rFonts w:ascii="Times New Roman" w:hAnsi="Times New Roman"/>
-          <w:sz w:val="26"/>
-        </w:rPr>
-      </w:pPr>
-      <w:r>
-        <w:rPr>
-          <w:rFonts w:ascii="Times New Roman" w:hAnsi="Times New Roman"/>
-          <w:sz w:val="26"/>
-        </w:rPr>
-        <w:t xml:space="preserve">CC/CCCD Số: {{cccdkh}}                Ngày cấp: {{nckh}};      </w:t>
-      </w:r>
-    </w:p>
-    <w:p>
-      <w:pPr>
-        <w:rPr>
-          <w:rFonts w:ascii="Times New Roman" w:hAnsi="Times New Roman"/>
-          <w:sz w:val="26"/>
-        </w:rPr>
-      </w:pPr>
-      <w:r>
-        <w:rPr>
-          <w:rFonts w:ascii="Times New Roman" w:hAnsi="Times New Roman"/>
-          <w:sz w:val="26"/>
-        </w:rPr>
-        <w:t>Nơi cấp: {{nccccdkh}}</w:t>
-      </w:r>
-    </w:p>
-    <w:p>
-      <w:pPr>
-        <w:rPr>
-          <w:rFonts w:ascii="Times New Roman" w:hAnsi="Times New Roman"/>
-          <w:sz w:val="26"/>
-        </w:rPr>
-      </w:pPr>
-      <w:r>
-        <w:rPr>
-          <w:rFonts w:ascii="Times New Roman" w:hAnsi="Times New Roman"/>
-          <w:sz w:val="26"/>
-        </w:rPr>
-        <w:t>Và Ông/bà</w:t>
-      </w:r>
-      <w:r>
-        <w:rPr>
-          <w:rFonts w:ascii="Times New Roman" w:hAnsi="Times New Roman"/>
-          <w:sz w:val="26"/>
-        </w:rPr>
-        <w:t xml:space="preserve">:  {{ntkh}}                        </w:t>
-      </w:r>
-      <w:r>
-        <w:rPr>
-          <w:rFonts w:ascii="Times New Roman" w:hAnsi="Times New Roman"/>
-          <w:sz w:val="26"/>
-        </w:rPr>
-        <w:t xml:space="preserve"> </w:t>
-      </w:r>
-      <w:r>
-        <w:rPr>
-          <w:rFonts w:ascii="Times New Roman" w:hAnsi="Times New Roman"/>
-          <w:sz w:val="26"/>
-        </w:rPr>
-        <w:t>Sinh ngày</w:t>
-      </w:r>
-      <w:r>
-        <w:rPr>
-          <w:rFonts w:ascii="Times New Roman" w:hAnsi="Times New Roman"/>
-          <w:sz w:val="26"/>
-        </w:rPr>
-        <w:t xml:space="preserve">: {{nsnt}}   </w:t>
-      </w:r>
-    </w:p>
-    <w:p>
-      <w:pPr>
-        <w:rPr>
-          <w:rFonts w:ascii="Times New Roman" w:hAnsi="Times New Roman"/>
-          <w:sz w:val="26"/>
-        </w:rPr>
-      </w:pPr>
-      <w:r>
-        <w:rPr>
-          <w:rFonts w:ascii="Times New Roman" w:hAnsi="Times New Roman"/>
-          <w:sz w:val="26"/>
-        </w:rPr>
-        <w:t xml:space="preserve">CC/CCCD Số: {{cccdnt}}                Ngày cấp: {{ncnt}}        </w:t>
+        <w:t xml:space="preserve">Ngày cấp: {{ncnt}}        </w:t>
       </w:r>
     </w:p>
     <w:p>
@@ -551,22 +653,22 @@
           <w:rFonts w:ascii="Times New Roman" w:hAnsi="Times New Roman"/>
           <w:sz w:val="26"/>
         </w:rPr>
+        <w:t>Mục đích sử dụng tiền vay: {{mdvay}}</w:t>
+      </w:r>
+    </w:p>
+    <w:p>
+      <w:pPr>
+        <w:rPr>
+          <w:rFonts w:ascii="Times New Roman" w:hAnsi="Times New Roman"/>
+          <w:sz w:val="26"/>
+        </w:rPr>
+      </w:pPr>
+      <w:r>
+        <w:rPr>
+          <w:rFonts w:ascii="Times New Roman" w:hAnsi="Times New Roman"/>
+          <w:sz w:val="26"/>
+        </w:rPr>
         <w:lastRenderedPageBreak/>
-        <w:t>Mục đích sử dụng tiền vay: {{mdvay}}</w:t>
-      </w:r>
-    </w:p>
-    <w:p>
-      <w:pPr>
-        <w:rPr>
-          <w:rFonts w:ascii="Times New Roman" w:hAnsi="Times New Roman"/>
-          <w:sz w:val="26"/>
-        </w:rPr>
-      </w:pPr>
-      <w:r>
-        <w:rPr>
-          <w:rFonts w:ascii="Times New Roman" w:hAnsi="Times New Roman"/>
-          <w:sz w:val="26"/>
-        </w:rPr>
         <w:t xml:space="preserve">Phương thức xin vay: </w:t>
       </w:r>
       <w:r>
@@ -657,21 +759,35 @@
           <w:rFonts w:ascii="Times New Roman" w:hAnsi="Times New Roman"/>
           <w:sz w:val="26"/>
         </w:rPr>
-        <w:t>Là công dân Phường {{phuong}} có đủ năng lực pháp luật và hành vi dân sự, có đạo đức tốt. Có đủ trình độ và kinh nghiệm trong chăn nuôi. Có uy tín trong mối quan hệ với Quỹ</w:t>
-      </w:r>
-      <w:r>
-        <w:rPr>
-          <w:rFonts w:ascii="Times New Roman" w:hAnsi="Times New Roman"/>
-          <w:sz w:val="26"/>
-        </w:rPr>
-        <w:t xml:space="preserve">                   </w:t>
-      </w:r>
-      <w:r>
-        <w:rPr>
-          <w:rFonts w:ascii="Times New Roman" w:hAnsi="Times New Roman"/>
-          <w:sz w:val="26"/>
-        </w:rPr>
-        <w:t xml:space="preserve"> và địa phương nơi cư trú.</w:t>
+        <w:t>Là công dân Phường {{phuong}} có đủ năng lực pháp luật và hành vi dân sự, có đạo đức tốt. Có đủ trình độ và kinh nghiệm trong</w:t>
+      </w:r>
+      <w:r>
+        <w:rPr>
+          <w:rFonts w:ascii="Times New Roman" w:hAnsi="Times New Roman"/>
+          <w:sz w:val="26"/>
+        </w:rPr>
+        <w:t xml:space="preserve"> {{loaiPhuongAn}}</w:t>
+      </w:r>
+      <w:r>
+        <w:rPr>
+          <w:rFonts w:ascii="Times New Roman" w:hAnsi="Times New Roman"/>
+          <w:sz w:val="26"/>
+        </w:rPr>
+        <w:t>. Có uy tín trong mối quan hệ với Quỹ</w:t>
+      </w:r>
+      <w:r>
+        <w:rPr>
+          <w:rFonts w:ascii="Times New Roman" w:hAnsi="Times New Roman"/>
+          <w:sz w:val="26"/>
+        </w:rPr>
+        <w:t xml:space="preserve"> </w:t>
+      </w:r>
+      <w:r>
+        <w:rPr>
+          <w:rFonts w:ascii="Times New Roman" w:hAnsi="Times New Roman"/>
+          <w:sz w:val="26"/>
+        </w:rPr>
+        <w:t>và địa phương nơi cư trú.</w:t>
       </w:r>
     </w:p>
     <w:p>
@@ -705,7 +821,16 @@
           <w:i/>
           <w:sz w:val="26"/>
         </w:rPr>
-        <w:t xml:space="preserve">3.1 Lĩnh vực SX:     </w:t>
+        <w:t>3.1 Lĩnh vự</w:t>
+      </w:r>
+      <w:r>
+        <w:rPr>
+          <w:rFonts w:ascii="Times New Roman" w:hAnsi="Times New Roman"/>
+          <w:b/>
+          <w:i/>
+          <w:sz w:val="26"/>
+        </w:rPr>
+        <w:t xml:space="preserve">c SX: </w:t>
       </w:r>
       <w:r>
         <w:rPr>
@@ -714,20 +839,33 @@
         </w:rPr>
         <w:t>Khách hàng có hoạt động: {{mdvay}}</w:t>
       </w:r>
-    </w:p>
-    <w:p>
-      <w:pPr>
-        <w:rPr>
-          <w:rFonts w:ascii="Times New Roman" w:hAnsi="Times New Roman"/>
-          <w:sz w:val="26"/>
-        </w:rPr>
-      </w:pPr>
-      <w:r>
-        <w:rPr>
-          <w:rFonts w:ascii="Times New Roman" w:hAnsi="Times New Roman"/>
-          <w:sz w:val="26"/>
-        </w:rPr>
-        <w:t>trên địa bàn nhiều năm nay nên khá am hiểu về lĩnh vực chăn nuôi và thị hiếu của người tiêu dùng</w:t>
+      <w:r>
+        <w:rPr>
+          <w:rFonts w:ascii="Times New Roman" w:hAnsi="Times New Roman"/>
+          <w:sz w:val="26"/>
+        </w:rPr>
+        <w:t xml:space="preserve"> </w:t>
+      </w:r>
+      <w:r>
+        <w:rPr>
+          <w:rFonts w:ascii="Times New Roman" w:hAnsi="Times New Roman"/>
+          <w:sz w:val="26"/>
+        </w:rPr>
+        <w:t xml:space="preserve">trên địa bàn nhiều năm nay nên khá am hiểu về lĩnh vực </w:t>
+      </w:r>
+      <w:r>
+        <w:rPr>
+          <w:rFonts w:ascii="Times New Roman" w:hAnsi="Times New Roman"/>
+          <w:sz w:val="26"/>
+        </w:rPr>
+        <w:t xml:space="preserve">{{loaiPhuongAn}} </w:t>
+      </w:r>
+      <w:r>
+        <w:rPr>
+          <w:rFonts w:ascii="Times New Roman" w:hAnsi="Times New Roman"/>
+          <w:sz w:val="26"/>
+        </w:rPr>
+        <w:t>và thị hiếu của người tiêu dùng</w:t>
       </w:r>
       <w:r>
         <w:rPr>
@@ -758,7 +896,7 @@
           <w:rFonts w:ascii="Times New Roman" w:hAnsi="Times New Roman"/>
           <w:sz w:val="26"/>
         </w:rPr>
-        <w:t>Sản phẩm của khách hàng là nguồn lương thực thực phẩm cẩn thiết được chế biến và cung cấp trên thị trường, phù hợp với nhu cầu của người tiêu dùng. Việc mở rộng quy mô chăn nuôi mang lại kinh tế cho khách hàng, nâng cao năng suất, hiệu quả và sức cạnh tranh trong cơ chế thị trường.</w:t>
+        <w:t>{{sanPhamSX}}</w:t>
       </w:r>
     </w:p>
     <w:p>
@@ -777,7 +915,7 @@
           <w:i/>
           <w:sz w:val="26"/>
         </w:rPr>
-        <w:t>3.3 Về thị trường cung cấp thức ăn chăn nuôi và tiêu thụ sản phẩm:</w:t>
+        <w:t>3.3 Về thị trường tiêu thụ sản phẩm:</w:t>
       </w:r>
     </w:p>
     <w:p>
@@ -800,7 +938,7 @@
           <w:rFonts w:ascii="Times New Roman" w:hAnsi="Times New Roman"/>
           <w:sz w:val="26"/>
         </w:rPr>
-        <w:t>Có nhiều nhà cung cấp chất lượng để lựa chọn, giao thông thuận tiện để vận chuyển nguồn thức ăn. Nhà sản xuất có nhiều chương trình hỗ trợ người chăn nuôi nên giá đầu vào thấp hơn, giảm thiểu chi phí đầu vào tối đa.</w:t>
+        <w:t>{{thiTruongDV}}</w:t>
       </w:r>
     </w:p>
     <w:p>
@@ -816,14 +954,22 @@
           <w:i/>
           <w:sz w:val="26"/>
         </w:rPr>
-        <w:t xml:space="preserve">Thì trường đầu ra: </w:t>
-      </w:r>
-      <w:r>
-        <w:rPr>
-          <w:rFonts w:ascii="Times New Roman" w:hAnsi="Times New Roman"/>
-          <w:sz w:val="26"/>
-        </w:rPr>
-        <w:t>Sản phẩm của khách hàng sản xuất ra luôn đảm bảo chất lượng và có uy tín trên địa bàn và được nhiều người dân trên địa bàn phường tin tưởng sử dụng.</w:t>
+        <w:t>Thị</w:t>
+      </w:r>
+      <w:r>
+        <w:rPr>
+          <w:rFonts w:ascii="Times New Roman" w:hAnsi="Times New Roman"/>
+          <w:i/>
+          <w:sz w:val="26"/>
+        </w:rPr>
+        <w:t xml:space="preserve"> trường đầu ra: </w:t>
+      </w:r>
+      <w:r>
+        <w:rPr>
+          <w:rFonts w:ascii="Times New Roman" w:hAnsi="Times New Roman"/>
+          <w:sz w:val="26"/>
+        </w:rPr>
+        <w:t>Sản phẩm của khách luôn đảm bảo chất lượng và có uy tín trên địa bàn và được nhiều người dân trên địa bàn phường tin tưởng sử dụng.</w:t>
       </w:r>
     </w:p>
     <w:p>
@@ -1020,15 +1166,450 @@
           <w:rFonts w:ascii="Times New Roman" w:hAnsi="Times New Roman"/>
           <w:sz w:val="26"/>
         </w:rPr>
+        <w:t xml:space="preserve">Thu nhập của năm trước:  </w:t>
+      </w:r>
+      <w:r>
+        <w:rPr>
+          <w:rFonts w:ascii="Times New Roman" w:hAnsi="Times New Roman"/>
+          <w:sz w:val="26"/>
+        </w:rPr>
+        <w:t xml:space="preserve">          </w:t>
+      </w:r>
+      <w:r>
+        <w:rPr>
+          <w:rFonts w:ascii="Times New Roman" w:hAnsi="Times New Roman"/>
+          <w:sz w:val="26"/>
+        </w:rPr>
+        <w:t>{{loiNhuanNamTruoc}}</w:t>
+      </w:r>
+      <w:r>
+        <w:rPr>
+          <w:rFonts w:ascii="Times New Roman" w:hAnsi="Times New Roman"/>
+          <w:sz w:val="26"/>
+        </w:rPr>
+        <w:t xml:space="preserve">  </w:t>
+      </w:r>
+      <w:r>
+        <w:rPr>
+          <w:rFonts w:ascii="Times New Roman" w:hAnsi="Times New Roman"/>
+          <w:sz w:val="26"/>
+        </w:rPr>
+        <w:t xml:space="preserve">      </w:t>
+      </w:r>
+      <w:r>
+        <w:rPr>
+          <w:rFonts w:ascii="Times New Roman" w:hAnsi="Times New Roman"/>
+          <w:sz w:val="26"/>
+        </w:rPr>
+        <w:t>đồng</w:t>
+      </w:r>
+    </w:p>
+    <w:p>
+      <w:pPr>
+        <w:rPr>
+          <w:rFonts w:ascii="Times New Roman" w:hAnsi="Times New Roman"/>
+          <w:sz w:val="26"/>
+        </w:rPr>
+      </w:pPr>
+      <w:r>
+        <w:rPr>
+          <w:rFonts w:ascii="Times New Roman" w:hAnsi="Times New Roman"/>
+          <w:sz w:val="26"/>
+        </w:rPr>
+        <w:t>Thu nhậ</w:t>
+      </w:r>
+      <w:r>
+        <w:rPr>
+          <w:rFonts w:ascii="Times New Roman" w:hAnsi="Times New Roman"/>
+          <w:sz w:val="26"/>
+        </w:rPr>
+        <w:t xml:space="preserve">p theo PA năm nay:  </w:t>
+      </w:r>
+      <w:r>
+        <w:rPr>
+          <w:rFonts w:ascii="Times New Roman" w:hAnsi="Times New Roman"/>
+          <w:sz w:val="26"/>
+        </w:rPr>
+        <w:t xml:space="preserve">     </w:t>
+      </w:r>
+      <w:r>
+        <w:rPr>
+          <w:rFonts w:ascii="Times New Roman" w:hAnsi="Times New Roman"/>
+          <w:sz w:val="26"/>
+        </w:rPr>
+        <w:t>{{loiNhuan}}</w:t>
+      </w:r>
+      <w:r>
+        <w:rPr>
+          <w:rFonts w:ascii="Times New Roman" w:hAnsi="Times New Roman"/>
+          <w:sz w:val="26"/>
+        </w:rPr>
+        <w:t xml:space="preserve">        </w:t>
+      </w:r>
+      <w:r>
+        <w:rPr>
+          <w:rFonts w:ascii="Times New Roman" w:hAnsi="Times New Roman"/>
+          <w:sz w:val="26"/>
+        </w:rPr>
+        <w:t>đồng</w:t>
+      </w:r>
+    </w:p>
+    <w:p>
+      <w:pPr>
+        <w:rPr>
+          <w:rFonts w:ascii="Times New Roman" w:hAnsi="Times New Roman"/>
+          <w:sz w:val="26"/>
+        </w:rPr>
+      </w:pPr>
+      <w:r>
+        <w:rPr>
+          <w:rFonts w:ascii="Times New Roman" w:hAnsi="Times New Roman"/>
+          <w:sz w:val="26"/>
+        </w:rPr>
+        <w:t xml:space="preserve">Thu nhập khác của hộ gia đình:           </w:t>
+      </w:r>
+      <w:r>
+        <w:rPr>
+          <w:rFonts w:ascii="Times New Roman" w:hAnsi="Times New Roman"/>
+          <w:sz w:val="26"/>
+        </w:rPr>
+        <w:t xml:space="preserve">      0        </w:t>
+      </w:r>
+      <w:r>
+        <w:rPr>
+          <w:rFonts w:ascii="Times New Roman" w:hAnsi="Times New Roman"/>
+          <w:sz w:val="26"/>
+        </w:rPr>
+        <w:t>đồng</w:t>
+      </w:r>
+    </w:p>
+    <w:p>
+      <w:pPr>
+        <w:rPr>
+          <w:rFonts w:ascii="Times New Roman" w:hAnsi="Times New Roman"/>
+          <w:sz w:val="26"/>
+        </w:rPr>
+      </w:pPr>
+      <w:r>
+        <w:rPr>
+          <w:rFonts w:ascii="Times New Roman" w:hAnsi="Times New Roman"/>
+          <w:b/>
+          <w:sz w:val="26"/>
+          <w:u w:val="single"/>
+        </w:rPr>
+        <w:t>Nhận xét:</w:t>
+      </w:r>
+      <w:r>
+        <w:rPr>
+          <w:rFonts w:ascii="Times New Roman" w:hAnsi="Times New Roman"/>
+          <w:sz w:val="26"/>
+        </w:rPr>
+        <w:t xml:space="preserve"> Số liệu tài chính của khách hàng có sự tăng trưởng, năm sau cao hơn năm trước. Lợi nhuận dự kiến cao hơn năm trướ</w:t>
+      </w:r>
+      <w:r>
+        <w:rPr>
+          <w:rFonts w:ascii="Times New Roman" w:hAnsi="Times New Roman"/>
+          <w:sz w:val="26"/>
+        </w:rPr>
+        <w:t>c:  {{loiNhuanDuKien}}</w:t>
+      </w:r>
+      <w:r>
+        <w:rPr>
+          <w:rFonts w:ascii="Times New Roman" w:hAnsi="Times New Roman"/>
+          <w:sz w:val="26"/>
+        </w:rPr>
+        <w:t xml:space="preserve"> đồng; </w:t>
+      </w:r>
+      <w:r>
+        <w:rPr>
+          <w:rFonts w:ascii="Times New Roman" w:hAnsi="Times New Roman"/>
+          <w:sz w:val="26"/>
+        </w:rPr>
+        <w:t xml:space="preserve">    tăng 15%</w:t>
+      </w:r>
+    </w:p>
+    <w:p>
+      <w:pPr>
+        <w:rPr>
+          <w:rFonts w:ascii="Times New Roman" w:hAnsi="Times New Roman"/>
+          <w:sz w:val="26"/>
+        </w:rPr>
+      </w:pPr>
+      <w:r>
+        <w:rPr>
+          <w:rFonts w:ascii="Times New Roman" w:hAnsi="Times New Roman"/>
+          <w:sz w:val="26"/>
+        </w:rPr>
+        <w:t>Cho thấy việc chăn nuôi của khách hàng là ổn định và khả năng tài chính tốt.</w:t>
+      </w:r>
+    </w:p>
+    <w:p>
+      <w:pPr>
+        <w:rPr>
+          <w:rFonts w:ascii="Times New Roman" w:hAnsi="Times New Roman"/>
+          <w:b/>
+          <w:sz w:val="26"/>
+        </w:rPr>
+      </w:pPr>
+      <w:r>
+        <w:rPr>
+          <w:rFonts w:ascii="Times New Roman" w:hAnsi="Times New Roman"/>
+          <w:b/>
+          <w:sz w:val="26"/>
+        </w:rPr>
         <w:lastRenderedPageBreak/>
-        <w:t xml:space="preserve">Thu nhập của năm trước:  </w:t>
-      </w:r>
-      <w:r>
-        <w:rPr>
-          <w:rFonts w:ascii="Times New Roman" w:hAnsi="Times New Roman"/>
-          <w:sz w:val="26"/>
-        </w:rPr>
-        <w:t>{{loiNhuanNamTruoc}}</w:t>
+        <w:t>4.3 Quan hệ tín dụng của khách hàng:</w:t>
+      </w:r>
+    </w:p>
+    <w:p>
+      <w:pPr>
+        <w:rPr>
+          <w:rFonts w:ascii="Times New Roman" w:hAnsi="Times New Roman"/>
+          <w:sz w:val="26"/>
+        </w:rPr>
+      </w:pPr>
+      <w:r>
+        <w:rPr>
+          <w:rFonts w:ascii="Times New Roman" w:hAnsi="Times New Roman"/>
+          <w:sz w:val="26"/>
+        </w:rPr>
+        <w:t>Là khách hàng thân thiết của quỹ tín dụng, thường xuyên vay vốn tại quỹ nhiều năm nay; luôn chấp hành trả nợ gốc và lãi đúng hạn.</w:t>
+      </w:r>
+    </w:p>
+    <w:p>
+      <w:pPr>
+        <w:rPr>
+          <w:rFonts w:ascii="Times New Roman" w:hAnsi="Times New Roman"/>
+          <w:sz w:val="26"/>
+        </w:rPr>
+      </w:pPr>
+      <w:r>
+        <w:rPr>
+          <w:rFonts w:ascii="Times New Roman" w:hAnsi="Times New Roman"/>
+          <w:sz w:val="26"/>
+        </w:rPr>
+        <w:t>Dư nợ hiện tại tại quỹ Thái Học:                               0           đồng</w:t>
+      </w:r>
+    </w:p>
+    <w:p>
+      <w:pPr>
+        <w:rPr>
+          <w:rFonts w:ascii="Times New Roman" w:hAnsi="Times New Roman"/>
+          <w:sz w:val="26"/>
+        </w:rPr>
+      </w:pPr>
+      <w:r>
+        <w:rPr>
+          <w:rFonts w:ascii="Times New Roman" w:hAnsi="Times New Roman"/>
+          <w:sz w:val="26"/>
+        </w:rPr>
+        <w:t>Nhóm khách hàng liên quan:              không</w:t>
+      </w:r>
+    </w:p>
+    <w:p>
+      <w:pPr>
+        <w:rPr>
+          <w:rFonts w:ascii="Times New Roman" w:hAnsi="Times New Roman"/>
+          <w:sz w:val="26"/>
+        </w:rPr>
+      </w:pPr>
+      <w:r>
+        <w:rPr>
+          <w:rFonts w:ascii="Times New Roman" w:hAnsi="Times New Roman"/>
+          <w:sz w:val="26"/>
+        </w:rPr>
+        <w:t>Quan hệ tín dụng vớ</w:t>
+      </w:r>
+      <w:r>
+        <w:rPr>
+          <w:rFonts w:ascii="Times New Roman" w:hAnsi="Times New Roman"/>
+          <w:sz w:val="26"/>
+        </w:rPr>
+        <w:t>i TCTD khác</w:t>
+      </w:r>
+      <w:r>
+        <w:rPr>
+          <w:rFonts w:ascii="Times New Roman" w:hAnsi="Times New Roman"/>
+          <w:sz w:val="26"/>
+        </w:rPr>
+        <w:t xml:space="preserve">:                        </w:t>
+      </w:r>
+      <w:r>
+        <w:rPr>
+          <w:rFonts w:ascii="Times New Roman" w:hAnsi="Times New Roman"/>
+          <w:sz w:val="26"/>
+        </w:rPr>
+        <w:t xml:space="preserve">    </w:t>
+      </w:r>
+      <w:r>
+        <w:rPr>
+          <w:rFonts w:ascii="Times New Roman" w:hAnsi="Times New Roman"/>
+          <w:sz w:val="26"/>
+        </w:rPr>
+        <w:t>0           đồng</w:t>
+      </w:r>
+    </w:p>
+    <w:p>
+      <w:pPr>
+        <w:rPr>
+          <w:rFonts w:ascii="Times New Roman" w:hAnsi="Times New Roman"/>
+          <w:sz w:val="26"/>
+        </w:rPr>
+      </w:pPr>
+      <w:r>
+        <w:rPr>
+          <w:rFonts w:ascii="Times New Roman" w:hAnsi="Times New Roman"/>
+          <w:b/>
+          <w:sz w:val="26"/>
+          <w:u w:val="single"/>
+        </w:rPr>
+        <w:t>Nhận xét:</w:t>
+      </w:r>
+      <w:r>
+        <w:rPr>
+          <w:rFonts w:ascii="Times New Roman" w:hAnsi="Times New Roman"/>
+          <w:sz w:val="26"/>
+          <w:u w:val="single"/>
+        </w:rPr>
+        <w:t xml:space="preserve"> </w:t>
+      </w:r>
+      <w:r>
+        <w:rPr>
+          <w:rFonts w:ascii="Times New Roman" w:hAnsi="Times New Roman"/>
+          <w:sz w:val="26"/>
+        </w:rPr>
+        <w:t>Theo kết quả thẩm định và kết quả tra cứu CIC cho thấy khách hàng không có nợ cần chú ý trong 12 tháng gần nhất, không có nợ bán cho VAMC, không có nợ xấu trong ba năm gần nhất.</w:t>
+      </w:r>
+    </w:p>
+    <w:p>
+      <w:pPr>
+        <w:rPr>
+          <w:rFonts w:ascii="Times New Roman" w:hAnsi="Times New Roman"/>
+          <w:sz w:val="26"/>
+        </w:rPr>
+      </w:pPr>
+      <w:r>
+        <w:rPr>
+          <w:rFonts w:ascii="Times New Roman" w:hAnsi="Times New Roman"/>
+          <w:sz w:val="26"/>
+        </w:rPr>
+        <w:t>Đánh giá khách hàng có khả năng tài chính là mạnh, ổn định, công nợ rõ ràng, mục đích vay vốn hợp pháp, phương án sử dụng vốn có hiệu quả kinh tế, khả năng trả nợ gốc và lãi đầy đủ, tài sản đảm bảo cho khoản vay của chính khách hàng.</w:t>
+      </w:r>
+    </w:p>
+    <w:p>
+      <w:pPr>
+        <w:rPr>
+          <w:rFonts w:ascii="Times New Roman" w:hAnsi="Times New Roman"/>
+          <w:b/>
+          <w:sz w:val="26"/>
+        </w:rPr>
+      </w:pPr>
+      <w:r>
+        <w:rPr>
+          <w:rFonts w:ascii="Times New Roman" w:hAnsi="Times New Roman"/>
+          <w:b/>
+          <w:sz w:val="26"/>
+        </w:rPr>
+        <w:t>5. Phương án sản xuất kinh doanh, mục đích sử dụng vốn</w:t>
+      </w:r>
+    </w:p>
+    <w:p>
+      <w:pPr>
+        <w:rPr>
+          <w:rFonts w:ascii="Times New Roman" w:hAnsi="Times New Roman"/>
+          <w:sz w:val="26"/>
+        </w:rPr>
+      </w:pPr>
+      <w:r>
+        <w:rPr>
+          <w:rFonts w:ascii="Times New Roman" w:hAnsi="Times New Roman"/>
+          <w:b/>
+          <w:i/>
+          <w:sz w:val="26"/>
+        </w:rPr>
+        <w:t>5.1. Tổng nhu cầu vốn thực hiện phương án = Tổng chi phí của phương án – Tổng chi phí gián tiếp</w:t>
+      </w:r>
+      <w:r>
+        <w:rPr>
+          <w:rFonts w:ascii="Times New Roman" w:hAnsi="Times New Roman"/>
+          <w:b/>
+          <w:i/>
+          <w:sz w:val="26"/>
+        </w:rPr>
+        <w:t xml:space="preserve">: </w:t>
+      </w:r>
+      <w:r>
+        <w:rPr>
+          <w:rFonts w:ascii="Times New Roman" w:hAnsi="Times New Roman"/>
+          <w:b/>
+          <w:sz w:val="26"/>
+        </w:rPr>
+        <w:t xml:space="preserve">             </w:t>
+      </w:r>
+      <w:r>
+        <w:rPr>
+          <w:rFonts w:ascii="Times New Roman" w:hAnsi="Times New Roman"/>
+          <w:sz w:val="26"/>
+        </w:rPr>
+        <w:t>{{tongNCV}}</w:t>
+      </w:r>
+      <w:r>
+        <w:rPr>
+          <w:rFonts w:ascii="Times New Roman" w:hAnsi="Times New Roman"/>
+          <w:sz w:val="26"/>
+        </w:rPr>
+        <w:t xml:space="preserve">       </w:t>
+      </w:r>
+      <w:r>
+        <w:rPr>
+          <w:rFonts w:ascii="Times New Roman" w:hAnsi="Times New Roman"/>
+          <w:sz w:val="26"/>
+        </w:rPr>
+        <w:t>đồng</w:t>
+      </w:r>
+    </w:p>
+    <w:p>
+      <w:pPr>
+        <w:ind w:left="360"/>
+        <w:rPr>
+          <w:rFonts w:ascii="Times New Roman" w:hAnsi="Times New Roman"/>
+          <w:sz w:val="26"/>
+        </w:rPr>
+      </w:pPr>
+      <w:r>
+        <w:rPr>
+          <w:rFonts w:ascii="Times New Roman" w:hAnsi="Times New Roman"/>
+          <w:sz w:val="26"/>
+        </w:rPr>
+        <w:t>Vốn tự</w:t>
+      </w:r>
+      <w:r>
+        <w:rPr>
+          <w:rFonts w:ascii="Times New Roman" w:hAnsi="Times New Roman"/>
+          <w:sz w:val="26"/>
+        </w:rPr>
+        <w:t xml:space="preserve"> có:       </w:t>
+      </w:r>
+      <w:r>
+        <w:rPr>
+          <w:rFonts w:ascii="Times New Roman" w:hAnsi="Times New Roman"/>
+          <w:sz w:val="26"/>
+        </w:rPr>
+        <w:t xml:space="preserve">      </w:t>
+      </w:r>
+      <w:r>
+        <w:rPr>
+          <w:rFonts w:ascii="Times New Roman" w:hAnsi="Times New Roman"/>
+          <w:sz w:val="26"/>
+        </w:rPr>
+        <w:t>{{vonTuCo}}</w:t>
+      </w:r>
+      <w:r>
+        <w:rPr>
+          <w:rFonts w:ascii="Times New Roman" w:hAnsi="Times New Roman"/>
+          <w:sz w:val="26"/>
+        </w:rPr>
+        <w:t xml:space="preserve">      </w:t>
       </w:r>
       <w:r>
         <w:rPr>
@@ -1042,7 +1623,237 @@
           <w:rFonts w:ascii="Times New Roman" w:hAnsi="Times New Roman"/>
           <w:sz w:val="26"/>
         </w:rPr>
-        <w:t xml:space="preserve">                      </w:t>
+        <w:t xml:space="preserve">  </w:t>
+      </w:r>
+      <w:r>
+        <w:rPr>
+          <w:rFonts w:ascii="Times New Roman" w:hAnsi="Times New Roman"/>
+          <w:sz w:val="26"/>
+        </w:rPr>
+        <w:t xml:space="preserve">đồng        </w:t>
+      </w:r>
+      <w:r>
+        <w:rPr>
+          <w:rFonts w:ascii="Times New Roman" w:hAnsi="Times New Roman"/>
+          <w:sz w:val="26"/>
+        </w:rPr>
+        <w:t>{{phanTramVTC}}</w:t>
+      </w:r>
+    </w:p>
+    <w:p>
+      <w:pPr>
+        <w:ind w:left="360"/>
+        <w:rPr>
+          <w:rFonts w:ascii="Times New Roman" w:hAnsi="Times New Roman"/>
+          <w:sz w:val="26"/>
+        </w:rPr>
+      </w:pPr>
+      <w:r>
+        <w:rPr>
+          <w:rFonts w:ascii="Times New Roman" w:hAnsi="Times New Roman"/>
+          <w:sz w:val="26"/>
+        </w:rPr>
+        <w:t xml:space="preserve">Vốn khác:              </w:t>
+      </w:r>
+      <w:r>
+        <w:rPr>
+          <w:rFonts w:ascii="Times New Roman" w:hAnsi="Times New Roman"/>
+          <w:sz w:val="26"/>
+        </w:rPr>
+        <w:t xml:space="preserve">  </w:t>
+      </w:r>
+      <w:r>
+        <w:rPr>
+          <w:rFonts w:ascii="Times New Roman" w:hAnsi="Times New Roman"/>
+          <w:sz w:val="26"/>
+        </w:rPr>
+        <w:t>{{vonKhac}}          đồ</w:t>
+      </w:r>
+      <w:r>
+        <w:rPr>
+          <w:rFonts w:ascii="Times New Roman" w:hAnsi="Times New Roman"/>
+          <w:sz w:val="26"/>
+        </w:rPr>
+        <w:t xml:space="preserve">ng       </w:t>
+      </w:r>
+      <w:r>
+        <w:rPr>
+          <w:rFonts w:ascii="Times New Roman" w:hAnsi="Times New Roman"/>
+          <w:sz w:val="26"/>
+        </w:rPr>
+        <w:t>{{phanTramVonKhac}}</w:t>
+      </w:r>
+    </w:p>
+    <w:p>
+      <w:pPr>
+        <w:ind w:left="360"/>
+        <w:rPr>
+          <w:rFonts w:ascii="Times New Roman" w:hAnsi="Times New Roman"/>
+          <w:sz w:val="26"/>
+        </w:rPr>
+      </w:pPr>
+      <w:r>
+        <w:rPr>
+          <w:rFonts w:ascii="Times New Roman" w:hAnsi="Times New Roman"/>
+          <w:sz w:val="26"/>
+        </w:rPr>
+        <w:t xml:space="preserve">Vốn xin vay:   </w:t>
+      </w:r>
+      <w:r>
+        <w:rPr>
+          <w:rFonts w:ascii="Times New Roman" w:hAnsi="Times New Roman"/>
+          <w:sz w:val="26"/>
+        </w:rPr>
+        <w:t xml:space="preserve">      </w:t>
+      </w:r>
+      <w:r>
+        <w:rPr>
+          <w:rFonts w:ascii="Times New Roman" w:hAnsi="Times New Roman"/>
+          <w:sz w:val="26"/>
+        </w:rPr>
+        <w:t xml:space="preserve">{{tienso}}      </w:t>
+      </w:r>
+      <w:r>
+        <w:rPr>
+          <w:rFonts w:ascii="Times New Roman" w:hAnsi="Times New Roman"/>
+          <w:sz w:val="26"/>
+        </w:rPr>
+        <w:t xml:space="preserve">  </w:t>
+      </w:r>
+      <w:r>
+        <w:rPr>
+          <w:rFonts w:ascii="Times New Roman" w:hAnsi="Times New Roman"/>
+          <w:sz w:val="26"/>
+        </w:rPr>
+        <w:t xml:space="preserve">  </w:t>
+      </w:r>
+      <w:r>
+        <w:rPr>
+          <w:rFonts w:ascii="Times New Roman" w:hAnsi="Times New Roman"/>
+          <w:sz w:val="26"/>
+        </w:rPr>
+        <w:t>đồ</w:t>
+      </w:r>
+      <w:r>
+        <w:rPr>
+          <w:rFonts w:ascii="Times New Roman" w:hAnsi="Times New Roman"/>
+          <w:sz w:val="26"/>
+        </w:rPr>
+        <w:t>ng        {{phanTramVV}}</w:t>
+      </w:r>
+    </w:p>
+    <w:p>
+      <w:pPr>
+        <w:rPr>
+          <w:rFonts w:ascii="Times New Roman" w:hAnsi="Times New Roman"/>
+          <w:sz w:val="26"/>
+        </w:rPr>
+      </w:pPr>
+      <w:r>
+        <w:rPr>
+          <w:rFonts w:ascii="Times New Roman" w:hAnsi="Times New Roman"/>
+          <w:b/>
+          <w:sz w:val="26"/>
+        </w:rPr>
+        <w:t xml:space="preserve">5.2 Mục đích sử dụng vốn:              </w:t>
+      </w:r>
+      <w:r>
+        <w:rPr>
+          <w:rFonts w:ascii="Times New Roman" w:hAnsi="Times New Roman"/>
+          <w:sz w:val="26"/>
+        </w:rPr>
+        <w:t>{{mdvay}}</w:t>
+      </w:r>
+    </w:p>
+    <w:p>
+      <w:pPr>
+        <w:rPr>
+          <w:rFonts w:ascii="Times New Roman" w:hAnsi="Times New Roman"/>
+          <w:sz w:val="26"/>
+        </w:rPr>
+      </w:pPr>
+      <w:r>
+        <w:rPr>
+          <w:rFonts w:ascii="Times New Roman" w:hAnsi="Times New Roman"/>
+          <w:b/>
+          <w:sz w:val="26"/>
+        </w:rPr>
+        <w:t>5.3 Thời gian sử dụng vốn:</w:t>
+      </w:r>
+      <w:r>
+        <w:rPr>
+          <w:rFonts w:ascii="Times New Roman" w:hAnsi="Times New Roman"/>
+          <w:sz w:val="26"/>
+        </w:rPr>
+        <w:t xml:space="preserve">   {{tgvv}}</w:t>
+      </w:r>
+    </w:p>
+    <w:p>
+      <w:pPr>
+        <w:rPr>
+          <w:rFonts w:ascii="Times New Roman" w:hAnsi="Times New Roman"/>
+          <w:b/>
+          <w:sz w:val="26"/>
+        </w:rPr>
+      </w:pPr>
+      <w:r>
+        <w:rPr>
+          <w:rFonts w:ascii="Times New Roman" w:hAnsi="Times New Roman"/>
+          <w:b/>
+          <w:sz w:val="26"/>
+        </w:rPr>
+        <w:t>5.4 Nguồn vốn trả nợ:</w:t>
+      </w:r>
+    </w:p>
+    <w:p>
+      <w:pPr>
+        <w:rPr>
+          <w:rFonts w:ascii="Times New Roman" w:hAnsi="Times New Roman"/>
+          <w:sz w:val="26"/>
+        </w:rPr>
+      </w:pPr>
+      <w:r>
+        <w:rPr>
+          <w:rFonts w:ascii="Times New Roman" w:hAnsi="Times New Roman"/>
+          <w:sz w:val="26"/>
+        </w:rPr>
+        <w:t xml:space="preserve">Từ lợi nhuận doanh thu của phương án:                {{loiNhuan}}           </w:t>
+      </w:r>
+      <w:r>
+        <w:rPr>
+          <w:rFonts w:ascii="Times New Roman" w:hAnsi="Times New Roman"/>
+          <w:sz w:val="26"/>
+        </w:rPr>
+        <w:t xml:space="preserve">    </w:t>
+      </w:r>
+      <w:r>
+        <w:rPr>
+          <w:rFonts w:ascii="Times New Roman" w:hAnsi="Times New Roman"/>
+          <w:sz w:val="26"/>
+        </w:rPr>
+        <w:t xml:space="preserve"> đồng</w:t>
+      </w:r>
+    </w:p>
+    <w:p>
+      <w:pPr>
+        <w:rPr>
+          <w:rFonts w:ascii="Times New Roman" w:hAnsi="Times New Roman"/>
+          <w:sz w:val="26"/>
+        </w:rPr>
+      </w:pPr>
+      <w:r>
+        <w:rPr>
+          <w:rFonts w:ascii="Times New Roman" w:hAnsi="Times New Roman"/>
+          <w:sz w:val="26"/>
+        </w:rPr>
+        <w:t xml:space="preserve">Từ thu nhập khác:                                                    </w:t>
+      </w:r>
+      <w:r>
+        <w:rPr>
+          <w:rFonts w:ascii="Times New Roman" w:hAnsi="Times New Roman"/>
+          <w:sz w:val="26"/>
+        </w:rPr>
+        <w:t xml:space="preserve">              0                </w:t>
       </w:r>
       <w:r>
         <w:rPr>
@@ -1064,28 +1875,56 @@
           <w:rFonts w:ascii="Times New Roman" w:hAnsi="Times New Roman"/>
           <w:sz w:val="26"/>
         </w:rPr>
-        <w:t>Thu nhậ</w:t>
-      </w:r>
-      <w:r>
-        <w:rPr>
-          <w:rFonts w:ascii="Times New Roman" w:hAnsi="Times New Roman"/>
-          <w:sz w:val="26"/>
-        </w:rPr>
-        <w:t>p theo PA năm nay:  {{loiNhuan}}</w:t>
-      </w:r>
-      <w:r>
-        <w:rPr>
-          <w:rFonts w:ascii="Times New Roman" w:hAnsi="Times New Roman"/>
-          <w:sz w:val="26"/>
-        </w:rPr>
-        <w:t xml:space="preserve">               </w:t>
-      </w:r>
-      <w:r>
-        <w:rPr>
-          <w:rFonts w:ascii="Times New Roman" w:hAnsi="Times New Roman"/>
-          <w:sz w:val="26"/>
-        </w:rPr>
-        <w:t xml:space="preserve">  </w:t>
+        <w:t>Từ thu hồ</w:t>
+      </w:r>
+      <w:r>
+        <w:rPr>
+          <w:rFonts w:ascii="Times New Roman" w:hAnsi="Times New Roman"/>
+          <w:sz w:val="26"/>
+        </w:rPr>
+        <w:t>i</w:t>
+      </w:r>
+      <w:r>
+        <w:rPr>
+          <w:rFonts w:ascii="Times New Roman" w:hAnsi="Times New Roman"/>
+          <w:sz w:val="26"/>
+        </w:rPr>
+        <w:t xml:space="preserve"> vốn đầu tư củ</w:t>
+      </w:r>
+      <w:r>
+        <w:rPr>
+          <w:rFonts w:ascii="Times New Roman" w:hAnsi="Times New Roman"/>
+          <w:sz w:val="26"/>
+        </w:rPr>
+        <w:t xml:space="preserve">a phương án: </w:t>
+      </w:r>
+      <w:r>
+        <w:rPr>
+          <w:rFonts w:ascii="Times New Roman" w:hAnsi="Times New Roman"/>
+          <w:sz w:val="26"/>
+        </w:rPr>
+        <w:t xml:space="preserve">    </w:t>
+      </w:r>
+      <w:r>
+        <w:rPr>
+          <w:rFonts w:ascii="Times New Roman" w:hAnsi="Times New Roman"/>
+          <w:sz w:val="26"/>
+        </w:rPr>
+        <w:t xml:space="preserve">            </w:t>
+      </w:r>
+      <w:r>
+        <w:rPr>
+          <w:rFonts w:ascii="Times New Roman" w:hAnsi="Times New Roman"/>
+          <w:sz w:val="26"/>
+        </w:rPr>
+        <w:t>{{thuHoiVon}}</w:t>
+      </w:r>
+      <w:r>
+        <w:rPr>
+          <w:rFonts w:ascii="Times New Roman" w:hAnsi="Times New Roman"/>
+          <w:sz w:val="26"/>
+        </w:rPr>
+        <w:t xml:space="preserve">                </w:t>
       </w:r>
       <w:r>
         <w:rPr>
@@ -1099,188 +1938,473 @@
       <w:pPr>
         <w:rPr>
           <w:rFonts w:ascii="Times New Roman" w:hAnsi="Times New Roman"/>
-          <w:sz w:val="26"/>
-        </w:rPr>
-      </w:pPr>
-      <w:r>
-        <w:rPr>
-          <w:rFonts w:ascii="Times New Roman" w:hAnsi="Times New Roman"/>
-          <w:sz w:val="26"/>
-        </w:rPr>
-        <w:t>Thu nhập khác của hộ gia đình:           0                     đồng</w:t>
-      </w:r>
-    </w:p>
-    <w:p>
-      <w:pPr>
-        <w:rPr>
-          <w:rFonts w:ascii="Times New Roman" w:hAnsi="Times New Roman"/>
-          <w:sz w:val="26"/>
-        </w:rPr>
-      </w:pPr>
-      <w:r>
+          <w:b/>
+          <w:sz w:val="26"/>
+        </w:rPr>
+      </w:pPr>
+      <w:r>
+        <w:rPr>
+          <w:rFonts w:ascii="Times New Roman" w:hAnsi="Times New Roman"/>
+          <w:b/>
+          <w:sz w:val="26"/>
+        </w:rPr>
+        <w:t>5.5 Kế hoạch trả nợ:</w:t>
+      </w:r>
+    </w:p>
+    <w:p>
+      <w:pPr>
+        <w:rPr>
+          <w:rFonts w:ascii="Times New Roman" w:hAnsi="Times New Roman"/>
+          <w:sz w:val="26"/>
+        </w:rPr>
+      </w:pPr>
+      <w:r>
+        <w:rPr>
+          <w:rFonts w:ascii="Times New Roman" w:hAnsi="Times New Roman"/>
+          <w:sz w:val="26"/>
+        </w:rPr>
+        <w:t>- Gốc trả theo thời hạn vay vốn hoặc trả nợ gốc nhiều lần trước hạn;</w:t>
+      </w:r>
+    </w:p>
+    <w:p>
+      <w:pPr>
+        <w:rPr>
+          <w:rFonts w:ascii="Times New Roman" w:hAnsi="Times New Roman"/>
+          <w:sz w:val="26"/>
+        </w:rPr>
+      </w:pPr>
+      <w:r>
+        <w:rPr>
+          <w:rFonts w:ascii="Times New Roman" w:hAnsi="Times New Roman"/>
+          <w:sz w:val="26"/>
+        </w:rPr>
+        <w:t>- Lãi tiền vay trả hàng tháng</w:t>
+      </w:r>
+    </w:p>
+    <w:p>
+      <w:pPr>
+        <w:rPr>
+          <w:rFonts w:ascii="Times New Roman" w:hAnsi="Times New Roman"/>
+          <w:b/>
+          <w:sz w:val="26"/>
+        </w:rPr>
+      </w:pPr>
+      <w:r>
+        <w:rPr>
+          <w:rFonts w:ascii="Times New Roman" w:hAnsi="Times New Roman"/>
+          <w:b/>
+          <w:sz w:val="26"/>
+        </w:rPr>
+        <w:t>5.6 Phương án sản xuất kinh doanh</w:t>
+      </w:r>
+    </w:p>
+    <w:p>
+      <w:pPr>
+        <w:rPr>
+          <w:rFonts w:ascii="Times New Roman" w:hAnsi="Times New Roman"/>
+          <w:sz w:val="26"/>
+        </w:rPr>
+      </w:pPr>
+      <w:r>
+        <w:rPr>
+          <w:rFonts w:ascii="Times New Roman" w:hAnsi="Times New Roman"/>
+          <w:sz w:val="26"/>
+        </w:rPr>
+        <w:lastRenderedPageBreak/>
+        <w:t>{{pavv1}}</w:t>
+      </w:r>
+    </w:p>
+    <w:p>
+      <w:pPr>
+        <w:rPr>
+          <w:rFonts w:ascii="Times New Roman" w:hAnsi="Times New Roman"/>
+          <w:sz w:val="26"/>
+        </w:rPr>
+      </w:pPr>
+      <w:r>
+        <w:rPr>
+          <w:rFonts w:ascii="Times New Roman" w:hAnsi="Times New Roman"/>
+          <w:sz w:val="26"/>
+        </w:rPr>
+        <w:t>{{pavv2}}</w:t>
+      </w:r>
+    </w:p>
+    <w:p>
+      <w:pPr>
+        <w:rPr>
+          <w:rFonts w:ascii="Times New Roman" w:hAnsi="Times New Roman"/>
+          <w:sz w:val="26"/>
+        </w:rPr>
+      </w:pPr>
+      <w:r>
+        <w:rPr>
+          <w:rFonts w:ascii="Times New Roman" w:hAnsi="Times New Roman"/>
+          <w:sz w:val="26"/>
+        </w:rPr>
+        <w:t>{{pavv3}}</w:t>
+      </w:r>
+    </w:p>
+    <w:p>
+      <w:pPr>
+        <w:rPr>
+          <w:rFonts w:ascii="Times New Roman" w:hAnsi="Times New Roman"/>
+          <w:sz w:val="26"/>
+        </w:rPr>
+      </w:pPr>
+      <w:r>
+        <w:rPr>
+          <w:rFonts w:ascii="Times New Roman" w:hAnsi="Times New Roman"/>
+          <w:sz w:val="26"/>
+        </w:rPr>
+        <w:t>{{pavv4}}</w:t>
+      </w:r>
+    </w:p>
+    <w:p>
+      <w:pPr>
+        <w:rPr>
+          <w:rFonts w:ascii="Times New Roman" w:hAnsi="Times New Roman"/>
+          <w:sz w:val="26"/>
+        </w:rPr>
+      </w:pPr>
+      <w:r>
+        <w:rPr>
+          <w:rFonts w:ascii="Times New Roman" w:hAnsi="Times New Roman"/>
+          <w:sz w:val="26"/>
+        </w:rPr>
+        <w:t>{{pavv5}}</w:t>
+      </w:r>
+    </w:p>
+    <w:p>
+      <w:pPr>
+        <w:rPr>
+          <w:rFonts w:ascii="Times New Roman" w:hAnsi="Times New Roman"/>
+          <w:sz w:val="26"/>
+        </w:rPr>
+      </w:pPr>
+      <w:r>
+        <w:rPr>
+          <w:rFonts w:ascii="Times New Roman" w:hAnsi="Times New Roman"/>
+          <w:sz w:val="26"/>
+        </w:rPr>
+        <w:t>{{pavv6}}</w:t>
+      </w:r>
+    </w:p>
+    <w:p>
+      <w:pPr>
+        <w:rPr>
+          <w:rFonts w:ascii="Times New Roman" w:hAnsi="Times New Roman"/>
+          <w:b/>
+          <w:sz w:val="26"/>
+        </w:rPr>
+      </w:pPr>
+      <w:r>
+        <w:rPr>
+          <w:rFonts w:ascii="Times New Roman" w:hAnsi="Times New Roman"/>
+          <w:b/>
+          <w:sz w:val="26"/>
+        </w:rPr>
+        <w:t>6. Về biện pháp bảo đảm tiền vay:</w:t>
+      </w:r>
+    </w:p>
+    <w:p>
+      <w:pPr>
+        <w:rPr>
+          <w:rFonts w:ascii="Times New Roman" w:hAnsi="Times New Roman"/>
+          <w:sz w:val="26"/>
+        </w:rPr>
+      </w:pPr>
+      <w:r>
+        <w:rPr>
+          <w:rFonts w:ascii="Times New Roman" w:hAnsi="Times New Roman"/>
+          <w:sz w:val="26"/>
+        </w:rPr>
+        <w:t>Căn cứ vào kết quả xác định giá trị tài sản bảo đảm tiền vay; Tài sản của chính khách hàng.</w:t>
+      </w:r>
+    </w:p>
+    <w:p>
+      <w:pPr>
+        <w:rPr>
+          <w:rFonts w:ascii="Times New Roman" w:hAnsi="Times New Roman"/>
+          <w:sz w:val="26"/>
+        </w:rPr>
+      </w:pPr>
+      <w:r>
+        <w:rPr>
+          <w:rFonts w:ascii="Times New Roman" w:hAnsi="Times New Roman"/>
+          <w:sz w:val="26"/>
+        </w:rPr>
+        <w:t>Căn cứ vào thực trạng tài sản bảo đảm là quyền sử dụng đất và tài sản gắn liền với đất, giá cả nhà đất được khảo sát trên thị trường địa phương.</w:t>
+      </w:r>
+    </w:p>
+    <w:p>
+      <w:pPr>
+        <w:rPr>
+          <w:rFonts w:ascii="Times New Roman" w:hAnsi="Times New Roman"/>
+          <w:sz w:val="26"/>
+        </w:rPr>
+      </w:pPr>
+      <w:r>
+        <w:rPr>
+          <w:rFonts w:ascii="Times New Roman" w:hAnsi="Times New Roman"/>
+          <w:sz w:val="26"/>
+        </w:rPr>
+        <w:t>Hai bên đã thống nhất một số yếu tố chính để</w:t>
+      </w:r>
+      <w:r>
+        <w:rPr>
+          <w:rFonts w:ascii="Times New Roman" w:hAnsi="Times New Roman"/>
+          <w:sz w:val="26"/>
+        </w:rPr>
+        <w:t xml:space="preserve"> định giá tài sản bảo đảm vay vốn tại Quỹ tín dụng nhân dân Thái Học cụ thể như sau:</w:t>
+      </w:r>
+    </w:p>
+    <w:p>
+      <w:pPr>
+        <w:rPr>
+          <w:rFonts w:ascii="Times New Roman" w:hAnsi="Times New Roman"/>
+          <w:sz w:val="26"/>
+        </w:rPr>
+      </w:pPr>
+      <w:r>
+        <w:rPr>
+          <w:rFonts w:ascii="Times New Roman" w:hAnsi="Times New Roman"/>
+          <w:sz w:val="26"/>
+        </w:rPr>
+        <w:t>Giấy chứng nhận Quyền sử dụng đấ</w:t>
+      </w:r>
+      <w:r>
+        <w:rPr>
+          <w:rFonts w:ascii="Times New Roman" w:hAnsi="Times New Roman"/>
+          <w:sz w:val="26"/>
+        </w:rPr>
+        <w:t xml:space="preserve">t: {{seri}}       </w:t>
+      </w:r>
+      <w:r>
+        <w:rPr>
+          <w:rFonts w:ascii="Times New Roman" w:hAnsi="Times New Roman"/>
+          <w:sz w:val="26"/>
+        </w:rPr>
+        <w:t>{{vsmt}}</w:t>
+      </w:r>
+    </w:p>
+    <w:p>
+      <w:pPr>
+        <w:rPr>
+          <w:rFonts w:ascii="Times New Roman" w:hAnsi="Times New Roman"/>
+          <w:sz w:val="26"/>
+        </w:rPr>
+      </w:pPr>
+      <w:r>
+        <w:rPr>
+          <w:rFonts w:ascii="Times New Roman" w:hAnsi="Times New Roman"/>
+          <w:sz w:val="26"/>
+        </w:rPr>
+        <w:t>Mang tên:   {{ndtbd}}</w:t>
+      </w:r>
+    </w:p>
+    <w:p>
+      <w:pPr>
+        <w:rPr>
+          <w:rFonts w:ascii="Times New Roman" w:hAnsi="Times New Roman"/>
+          <w:sz w:val="26"/>
+        </w:rPr>
+      </w:pPr>
+      <w:r>
+        <w:rPr>
+          <w:rFonts w:ascii="Times New Roman" w:hAnsi="Times New Roman"/>
+          <w:sz w:val="26"/>
+        </w:rPr>
+        <w:t>Tài sản gắn liền với đất:   Nhà ở: {{dienTichTS}} m</w:t>
+      </w:r>
+      <w:r>
+        <w:rPr>
+          <w:rFonts w:ascii="Times New Roman" w:hAnsi="Times New Roman"/>
+          <w:sz w:val="26"/>
+          <w:vertAlign w:val="superscript"/>
+        </w:rPr>
+        <w:t>2</w:t>
+      </w:r>
+      <w:r>
+        <w:rPr>
+          <w:rFonts w:ascii="Times New Roman" w:hAnsi="Times New Roman"/>
+          <w:sz w:val="26"/>
+        </w:rPr>
+        <w:t xml:space="preserve">;    Loại nhà: {{loaiNha}} </w:t>
+      </w:r>
+    </w:p>
+    <w:p>
+      <w:pPr>
+        <w:rPr>
+          <w:rFonts w:ascii="Times New Roman" w:hAnsi="Times New Roman"/>
+          <w:sz w:val="26"/>
+        </w:rPr>
+      </w:pPr>
+      <w:r>
+        <w:rPr>
+          <w:rFonts w:ascii="Times New Roman" w:hAnsi="Times New Roman"/>
+          <w:sz w:val="26"/>
+        </w:rPr>
+        <w:t>Công trình khác</w:t>
+      </w:r>
+      <w:r>
+        <w:rPr>
+          <w:rFonts w:ascii="Times New Roman" w:hAnsi="Times New Roman"/>
+          <w:sz w:val="26"/>
+        </w:rPr>
+        <w:t>:     Không có</w:t>
+      </w:r>
+    </w:p>
+    <w:p>
+      <w:pPr>
+        <w:rPr>
+          <w:rFonts w:ascii="Times New Roman" w:hAnsi="Times New Roman"/>
+          <w:sz w:val="26"/>
+        </w:rPr>
+      </w:pPr>
+      <w:r>
+        <w:rPr>
+          <w:rFonts w:ascii="Times New Roman" w:hAnsi="Times New Roman"/>
+          <w:sz w:val="26"/>
+        </w:rPr>
+        <w:t>Căn cứ vào Nghị quyết só 85/2025/NQ – HĐND ngày 11/12/2025 của Hội đồng nhân dân thành phố Hải Phòng về việc ban hành Bảng giá đất lần đầu trên địa bàn thành phố Hải Phòng.</w:t>
+      </w:r>
+    </w:p>
+    <w:p>
+      <w:pPr>
+        <w:rPr>
+          <w:rFonts w:ascii="Times New Roman" w:hAnsi="Times New Roman"/>
+          <w:sz w:val="26"/>
+        </w:rPr>
+      </w:pPr>
+      <w:r>
+        <w:rPr>
+          <w:rFonts w:ascii="Times New Roman" w:hAnsi="Times New Roman"/>
+          <w:sz w:val="26"/>
+        </w:rPr>
+        <w:t>Căn cứ giá đất trên thị trường phường tại thời điểm xác định giá trị tài sản bảo đảm:</w:t>
+      </w:r>
+    </w:p>
+    <w:p>
+      <w:pPr>
+        <w:rPr>
+          <w:rFonts w:ascii="Times New Roman" w:hAnsi="Times New Roman"/>
+          <w:sz w:val="26"/>
+        </w:rPr>
+      </w:pPr>
+      <w:r>
+        <w:rPr>
+          <w:rFonts w:ascii="Times New Roman" w:hAnsi="Times New Roman"/>
+          <w:sz w:val="26"/>
+        </w:rPr>
+        <w:t>*) Giá do hai bên cùng thỏa thuận thống nhất xác định:</w:t>
+      </w:r>
+    </w:p>
+    <w:p>
+      <w:pPr>
+        <w:spacing w:before="240"/>
+        <w:ind w:left="720" w:firstLine="720"/>
+        <w:jc w:val="center"/>
+        <w:rPr>
+          <w:rFonts w:ascii="13" w:hAnsi="13"/>
+          <w:sz w:val="26"/>
+        </w:rPr>
+      </w:pPr>
+      <w:r>
+        <w:rPr>
+          <w:rFonts w:ascii="13" w:hAnsi="13"/>
+          <w:sz w:val="26"/>
+        </w:rPr>
+        <w:t>{{TABLE3_PLACEHOLDER}}</w:t>
+      </w:r>
+    </w:p>
+    <w:p>
+      <w:pPr>
+        <w:rPr>
+          <w:rFonts w:ascii="Times New Roman" w:hAnsi="Times New Roman"/>
+          <w:sz w:val="26"/>
+        </w:rPr>
+      </w:pPr>
+      <w:r>
+        <w:rPr>
+          <w:rFonts w:ascii="Times New Roman" w:hAnsi="Times New Roman"/>
+          <w:sz w:val="26"/>
+        </w:rPr>
+        <w:t xml:space="preserve">*) </w:t>
+      </w:r>
+      <w:r>
+        <w:rPr>
+          <w:rFonts w:ascii="Times New Roman" w:hAnsi="Times New Roman"/>
+          <w:sz w:val="26"/>
+        </w:rPr>
+        <w:t>Tổng giá trị tài sản bảo đả</w:t>
+      </w:r>
+      <w:r>
+        <w:rPr>
+          <w:rFonts w:ascii="Times New Roman" w:hAnsi="Times New Roman"/>
+          <w:sz w:val="26"/>
+        </w:rPr>
+        <w:t>m mà</w:t>
+      </w:r>
+      <w:r>
+        <w:rPr>
+          <w:rFonts w:ascii="Times New Roman" w:hAnsi="Times New Roman"/>
+          <w:sz w:val="26"/>
+        </w:rPr>
+        <w:t xml:space="preserve"> người vay dùng để đảm bảo vay vốn tại Quỹ Thái Học là: </w:t>
+      </w:r>
+    </w:p>
+    <w:p>
+      <w:pPr>
+        <w:rPr>
+          <w:rFonts w:ascii="Times New Roman" w:hAnsi="Times New Roman"/>
+          <w:sz w:val="26"/>
+        </w:rPr>
+      </w:pPr>
+      <w:r>
+        <w:rPr>
+          <w:rFonts w:ascii="Times New Roman" w:hAnsi="Times New Roman"/>
+          <w:sz w:val="26"/>
+        </w:rPr>
+        <w:t>{{tsbds}} đồng  (Bằng chữ: {{tsbdc}}).</w:t>
+      </w:r>
+    </w:p>
+    <w:p>
+      <w:pPr>
+        <w:rPr>
+          <w:rFonts w:ascii="Times New Roman" w:hAnsi="Times New Roman"/>
+          <w:sz w:val="26"/>
+        </w:rPr>
+      </w:pPr>
+      <w:r>
+        <w:rPr>
+          <w:rFonts w:ascii="Times New Roman" w:hAnsi="Times New Roman"/>
+          <w:sz w:val="26"/>
+        </w:rPr>
+        <w:t xml:space="preserve">Tỷ lệ cho vay/tài sản bảo đảm là: </w:t>
+      </w:r>
+      <w:r>
+        <w:rPr>
+          <w:rFonts w:ascii="Times New Roman" w:hAnsi="Times New Roman"/>
+          <w:sz w:val="26"/>
+        </w:rPr>
+        <w:t>{{phanTramTyLe}}</w:t>
+      </w:r>
+      <w:r>
+        <w:rPr>
+          <w:rFonts w:ascii="Times New Roman" w:hAnsi="Times New Roman"/>
+          <w:sz w:val="26"/>
+        </w:rPr>
+        <w:t>%</w:t>
+      </w:r>
+    </w:p>
+    <w:p>
+      <w:pPr>
         <w:rPr>
           <w:rFonts w:ascii="Times New Roman" w:hAnsi="Times New Roman"/>
           <w:b/>
           <w:sz w:val="26"/>
           <w:u w:val="single"/>
         </w:rPr>
-        <w:t>Nhận xét:</w:t>
-      </w:r>
-      <w:r>
-        <w:rPr>
-          <w:rFonts w:ascii="Times New Roman" w:hAnsi="Times New Roman"/>
-          <w:sz w:val="26"/>
-        </w:rPr>
-        <w:t xml:space="preserve"> Số liệu tài chính của khách hàng có sự tăng trưởng, năm sau cao hơn năm trước. Lợi nhuận dự kiến cao hơn năm trướ</w:t>
-      </w:r>
-      <w:r>
-        <w:rPr>
-          <w:rFonts w:ascii="Times New Roman" w:hAnsi="Times New Roman"/>
-          <w:sz w:val="26"/>
-        </w:rPr>
-        <w:t>c:  {{loiNhuanDuKien}}</w:t>
-      </w:r>
-      <w:r>
-        <w:rPr>
-          <w:rFonts w:ascii="Times New Roman" w:hAnsi="Times New Roman"/>
-          <w:sz w:val="26"/>
-        </w:rPr>
-        <w:t xml:space="preserve"> đồng; </w:t>
-      </w:r>
-      <w:r>
-        <w:rPr>
-          <w:rFonts w:ascii="Times New Roman" w:hAnsi="Times New Roman"/>
-          <w:sz w:val="26"/>
-        </w:rPr>
-        <w:t xml:space="preserve">    tăng 15%</w:t>
-      </w:r>
-    </w:p>
-    <w:p>
-      <w:pPr>
-        <w:rPr>
-          <w:rFonts w:ascii="Times New Roman" w:hAnsi="Times New Roman"/>
-          <w:sz w:val="26"/>
-        </w:rPr>
-      </w:pPr>
-      <w:r>
-        <w:rPr>
-          <w:rFonts w:ascii="Times New Roman" w:hAnsi="Times New Roman"/>
-          <w:sz w:val="26"/>
-        </w:rPr>
-        <w:t>Cho thấy việc chăn nuôi của khách hàng là ổn định và khả năng tài chính tốt.</w:t>
-      </w:r>
-    </w:p>
-    <w:p>
-      <w:pPr>
-        <w:rPr>
-          <w:rFonts w:ascii="Times New Roman" w:hAnsi="Times New Roman"/>
-          <w:b/>
-          <w:sz w:val="26"/>
-        </w:rPr>
-      </w:pPr>
-      <w:r>
-        <w:rPr>
-          <w:rFonts w:ascii="Times New Roman" w:hAnsi="Times New Roman"/>
-          <w:b/>
-          <w:sz w:val="26"/>
-        </w:rPr>
-        <w:t>4.3 Quan hệ tín dụng của khách hàng:</w:t>
-      </w:r>
-    </w:p>
-    <w:p>
-      <w:pPr>
-        <w:rPr>
-          <w:rFonts w:ascii="Times New Roman" w:hAnsi="Times New Roman"/>
-          <w:sz w:val="26"/>
-        </w:rPr>
-      </w:pPr>
-      <w:r>
-        <w:rPr>
-          <w:rFonts w:ascii="Times New Roman" w:hAnsi="Times New Roman"/>
-          <w:sz w:val="26"/>
-        </w:rPr>
-        <w:t>Là khách hàng thân thiết của quỹ tín dụng, thường xuyên vay vốn tại quỹ nhiều năm nay; luôn chấp hành trả nợ gốc và lãi đúng hạn.</w:t>
-      </w:r>
-    </w:p>
-    <w:p>
-      <w:pPr>
-        <w:rPr>
-          <w:rFonts w:ascii="Times New Roman" w:hAnsi="Times New Roman"/>
-          <w:sz w:val="26"/>
-        </w:rPr>
-      </w:pPr>
-      <w:r>
-        <w:rPr>
-          <w:rFonts w:ascii="Times New Roman" w:hAnsi="Times New Roman"/>
-          <w:sz w:val="26"/>
-        </w:rPr>
-        <w:t>Dư nợ hiện tại tại quỹ Thái Học:                               0           đồng</w:t>
-      </w:r>
-    </w:p>
-    <w:p>
-      <w:pPr>
-        <w:rPr>
-          <w:rFonts w:ascii="Times New Roman" w:hAnsi="Times New Roman"/>
-          <w:sz w:val="26"/>
-        </w:rPr>
-      </w:pPr>
-      <w:r>
-        <w:rPr>
-          <w:rFonts w:ascii="Times New Roman" w:hAnsi="Times New Roman"/>
-          <w:sz w:val="26"/>
-        </w:rPr>
-        <w:t>Nhóm khách hàng liên quan:              không</w:t>
-      </w:r>
-    </w:p>
-    <w:p>
-      <w:pPr>
-        <w:rPr>
-          <w:rFonts w:ascii="Times New Roman" w:hAnsi="Times New Roman"/>
-          <w:sz w:val="26"/>
-        </w:rPr>
-      </w:pPr>
-      <w:r>
-        <w:rPr>
-          <w:rFonts w:ascii="Times New Roman" w:hAnsi="Times New Roman"/>
-          <w:sz w:val="26"/>
-        </w:rPr>
-        <w:t>Quan hệ tín dụng vớ</w:t>
-      </w:r>
-      <w:r>
-        <w:rPr>
-          <w:rFonts w:ascii="Times New Roman" w:hAnsi="Times New Roman"/>
-          <w:sz w:val="26"/>
-        </w:rPr>
-        <w:t>i TCTD khác</w:t>
-      </w:r>
-      <w:r>
-        <w:rPr>
-          <w:rFonts w:ascii="Times New Roman" w:hAnsi="Times New Roman"/>
-          <w:sz w:val="26"/>
-        </w:rPr>
-        <w:t xml:space="preserve">:                        </w:t>
-      </w:r>
-      <w:r>
-        <w:rPr>
-          <w:rFonts w:ascii="Times New Roman" w:hAnsi="Times New Roman"/>
-          <w:sz w:val="26"/>
-        </w:rPr>
-        <w:t xml:space="preserve">    </w:t>
-      </w:r>
-      <w:r>
-        <w:rPr>
-          <w:rFonts w:ascii="Times New Roman" w:hAnsi="Times New Roman"/>
-          <w:sz w:val="26"/>
-        </w:rPr>
-        <w:t>0           đồng</w:t>
-      </w:r>
-    </w:p>
-    <w:p>
-      <w:pPr>
-        <w:rPr>
-          <w:rFonts w:ascii="Times New Roman" w:hAnsi="Times New Roman"/>
-          <w:sz w:val="26"/>
-        </w:rPr>
       </w:pPr>
       <w:r>
         <w:rPr>
@@ -1289,317 +2413,7 @@
           <w:sz w:val="26"/>
           <w:u w:val="single"/>
         </w:rPr>
-        <w:t>Nhận xét:</w:t>
-      </w:r>
-      <w:r>
-        <w:rPr>
-          <w:rFonts w:ascii="Times New Roman" w:hAnsi="Times New Roman"/>
-          <w:sz w:val="26"/>
-          <w:u w:val="single"/>
-        </w:rPr>
-        <w:t xml:space="preserve"> </w:t>
-      </w:r>
-      <w:r>
-        <w:rPr>
-          <w:rFonts w:ascii="Times New Roman" w:hAnsi="Times New Roman"/>
-          <w:sz w:val="26"/>
-        </w:rPr>
-        <w:t>Theo kết quả thẩm định và kết quả tra cứu CIC cho thấy khách hàng không có nợ cần chú ý trong 12 tháng gần nhất, không có nợ bán cho VAMC, không có nợ xấu trong ba năm gần nhất.</w:t>
-      </w:r>
-    </w:p>
-    <w:p>
-      <w:pPr>
-        <w:rPr>
-          <w:rFonts w:ascii="Times New Roman" w:hAnsi="Times New Roman"/>
-          <w:sz w:val="26"/>
-        </w:rPr>
-      </w:pPr>
-      <w:r>
-        <w:rPr>
-          <w:rFonts w:ascii="Times New Roman" w:hAnsi="Times New Roman"/>
-          <w:sz w:val="26"/>
-        </w:rPr>
-        <w:t>Đánh giá khách hàng có khả năng tài chính là mạnh, ổn định, công nợ rõ ràng, mục đích vay vốn hợp pháp, phương án sử dụng vốn có hiệu quả kinh tế, khả năng trả nợ gốc và lãi đầy đủ, tài sản đảm bảo cho khoản vay của chính khách hàng.</w:t>
-      </w:r>
-    </w:p>
-    <w:p>
-      <w:pPr>
-        <w:rPr>
-          <w:rFonts w:ascii="Times New Roman" w:hAnsi="Times New Roman"/>
-          <w:b/>
-          <w:sz w:val="26"/>
-        </w:rPr>
-      </w:pPr>
-      <w:r>
-        <w:rPr>
-          <w:rFonts w:ascii="Times New Roman" w:hAnsi="Times New Roman"/>
-          <w:b/>
-          <w:sz w:val="26"/>
-        </w:rPr>
-        <w:t>5. Phương án sản xuất kinh doanh, mục đích sử dụng vốn</w:t>
-      </w:r>
-    </w:p>
-    <w:p>
-      <w:pPr>
-        <w:rPr>
-          <w:rFonts w:ascii="Times New Roman" w:hAnsi="Times New Roman"/>
-          <w:sz w:val="26"/>
-        </w:rPr>
-      </w:pPr>
-      <w:r>
-        <w:rPr>
-          <w:rFonts w:ascii="Times New Roman" w:hAnsi="Times New Roman"/>
-          <w:b/>
-          <w:i/>
-          <w:sz w:val="26"/>
-        </w:rPr>
-        <w:t>5.1. Tổng nhu cầu vốn thực hiện phương án = Tổng chi phí của phương án – Tổng chi phí gián tiếp</w:t>
-      </w:r>
-      <w:r>
-        <w:rPr>
-          <w:rFonts w:ascii="Times New Roman" w:hAnsi="Times New Roman"/>
-          <w:b/>
-          <w:i/>
-          <w:sz w:val="26"/>
-        </w:rPr>
-        <w:t xml:space="preserve">: </w:t>
-      </w:r>
-      <w:r>
-        <w:rPr>
-          <w:rFonts w:ascii="Times New Roman" w:hAnsi="Times New Roman"/>
-          <w:b/>
-          <w:sz w:val="26"/>
-        </w:rPr>
-        <w:t xml:space="preserve">             </w:t>
-      </w:r>
-      <w:r>
-        <w:rPr>
-          <w:rFonts w:ascii="Times New Roman" w:hAnsi="Times New Roman"/>
-          <w:sz w:val="26"/>
-        </w:rPr>
-        <w:t>{{tongNCV}}</w:t>
-      </w:r>
-      <w:r>
-        <w:rPr>
-          <w:rFonts w:ascii="Times New Roman" w:hAnsi="Times New Roman"/>
-          <w:sz w:val="26"/>
-        </w:rPr>
-        <w:t xml:space="preserve">       </w:t>
-      </w:r>
-      <w:r>
-        <w:rPr>
-          <w:rFonts w:ascii="Times New Roman" w:hAnsi="Times New Roman"/>
-          <w:sz w:val="26"/>
-        </w:rPr>
-        <w:t>đồng</w:t>
-      </w:r>
-    </w:p>
-    <w:p>
-      <w:pPr>
-        <w:ind w:left="360"/>
-        <w:rPr>
-          <w:rFonts w:ascii="Times New Roman" w:hAnsi="Times New Roman"/>
-          <w:sz w:val="26"/>
-        </w:rPr>
-      </w:pPr>
-      <w:r>
-        <w:rPr>
-          <w:rFonts w:ascii="Times New Roman" w:hAnsi="Times New Roman"/>
-          <w:sz w:val="26"/>
-        </w:rPr>
-        <w:t>Vốn tự</w:t>
-      </w:r>
-      <w:r>
-        <w:rPr>
-          <w:rFonts w:ascii="Times New Roman" w:hAnsi="Times New Roman"/>
-          <w:sz w:val="26"/>
-        </w:rPr>
-        <w:t xml:space="preserve"> có:       </w:t>
-      </w:r>
-      <w:r>
-        <w:rPr>
-          <w:rFonts w:ascii="Times New Roman" w:hAnsi="Times New Roman"/>
-          <w:sz w:val="26"/>
-        </w:rPr>
-        <w:t xml:space="preserve">      </w:t>
-      </w:r>
-      <w:r>
-        <w:rPr>
-          <w:rFonts w:ascii="Times New Roman" w:hAnsi="Times New Roman"/>
-          <w:sz w:val="26"/>
-        </w:rPr>
-        <w:t>{{vonTuCo}}</w:t>
-      </w:r>
-      <w:r>
-        <w:rPr>
-          <w:rFonts w:ascii="Times New Roman" w:hAnsi="Times New Roman"/>
-          <w:sz w:val="26"/>
-        </w:rPr>
-        <w:t xml:space="preserve">      </w:t>
-      </w:r>
-      <w:r>
-        <w:rPr>
-          <w:rFonts w:ascii="Times New Roman" w:hAnsi="Times New Roman"/>
-          <w:sz w:val="26"/>
-        </w:rPr>
-        <w:t xml:space="preserve">  </w:t>
-      </w:r>
-      <w:r>
-        <w:rPr>
-          <w:rFonts w:ascii="Times New Roman" w:hAnsi="Times New Roman"/>
-          <w:sz w:val="26"/>
-        </w:rPr>
-        <w:t xml:space="preserve">  </w:t>
-      </w:r>
-      <w:r>
-        <w:rPr>
-          <w:rFonts w:ascii="Times New Roman" w:hAnsi="Times New Roman"/>
-          <w:sz w:val="26"/>
-        </w:rPr>
-        <w:t xml:space="preserve">đồng        </w:t>
-      </w:r>
-      <w:r>
-        <w:rPr>
-          <w:rFonts w:ascii="Times New Roman" w:hAnsi="Times New Roman"/>
-          <w:sz w:val="26"/>
-        </w:rPr>
-        <w:t>{{phanTramVTC}}</w:t>
-      </w:r>
-    </w:p>
-    <w:p>
-      <w:pPr>
-        <w:ind w:left="360"/>
-        <w:rPr>
-          <w:rFonts w:ascii="Times New Roman" w:hAnsi="Times New Roman"/>
-          <w:sz w:val="26"/>
-        </w:rPr>
-      </w:pPr>
-      <w:r>
-        <w:rPr>
-          <w:rFonts w:ascii="Times New Roman" w:hAnsi="Times New Roman"/>
-          <w:sz w:val="26"/>
-        </w:rPr>
-        <w:t xml:space="preserve">Vốn xin vay:   </w:t>
-      </w:r>
-      <w:r>
-        <w:rPr>
-          <w:rFonts w:ascii="Times New Roman" w:hAnsi="Times New Roman"/>
-          <w:sz w:val="26"/>
-        </w:rPr>
-        <w:t xml:space="preserve">      </w:t>
-      </w:r>
-      <w:r>
-        <w:rPr>
-          <w:rFonts w:ascii="Times New Roman" w:hAnsi="Times New Roman"/>
-          <w:sz w:val="26"/>
-        </w:rPr>
-        <w:t xml:space="preserve">{{tienso}}      </w:t>
-      </w:r>
-      <w:r>
-        <w:rPr>
-          <w:rFonts w:ascii="Times New Roman" w:hAnsi="Times New Roman"/>
-          <w:sz w:val="26"/>
-        </w:rPr>
-        <w:t xml:space="preserve">  </w:t>
-      </w:r>
-      <w:r>
-        <w:rPr>
-          <w:rFonts w:ascii="Times New Roman" w:hAnsi="Times New Roman"/>
-          <w:sz w:val="26"/>
-        </w:rPr>
-        <w:t xml:space="preserve">  </w:t>
-      </w:r>
-      <w:r>
-        <w:rPr>
-          <w:rFonts w:ascii="Times New Roman" w:hAnsi="Times New Roman"/>
-          <w:sz w:val="26"/>
-        </w:rPr>
-        <w:t>đồ</w:t>
-      </w:r>
-      <w:r>
-        <w:rPr>
-          <w:rFonts w:ascii="Times New Roman" w:hAnsi="Times New Roman"/>
-          <w:sz w:val="26"/>
-        </w:rPr>
-        <w:t>ng        {{phanTramVV}}</w:t>
-      </w:r>
-    </w:p>
-    <w:p>
-      <w:pPr>
-        <w:rPr>
-          <w:rFonts w:ascii="Times New Roman" w:hAnsi="Times New Roman"/>
-          <w:sz w:val="26"/>
-        </w:rPr>
-      </w:pPr>
-      <w:r>
-        <w:rPr>
-          <w:rFonts w:ascii="Times New Roman" w:hAnsi="Times New Roman"/>
-          <w:b/>
-          <w:sz w:val="26"/>
-        </w:rPr>
-        <w:t xml:space="preserve">5.2 Mục đích sử dụng vốn:              </w:t>
-      </w:r>
-      <w:r>
-        <w:rPr>
-          <w:rFonts w:ascii="Times New Roman" w:hAnsi="Times New Roman"/>
-          <w:sz w:val="26"/>
-        </w:rPr>
-        <w:t>Chăn nuôi</w:t>
-      </w:r>
-    </w:p>
-    <w:p>
-      <w:pPr>
-        <w:rPr>
-          <w:rFonts w:ascii="Times New Roman" w:hAnsi="Times New Roman"/>
-          <w:sz w:val="26"/>
-        </w:rPr>
-      </w:pPr>
-      <w:r>
-        <w:rPr>
-          <w:rFonts w:ascii="Times New Roman" w:hAnsi="Times New Roman"/>
-          <w:b/>
-          <w:sz w:val="26"/>
-        </w:rPr>
-        <w:t>5.3 Thời gian sử dụng vốn:</w:t>
-      </w:r>
-      <w:r>
-        <w:rPr>
-          <w:rFonts w:ascii="Times New Roman" w:hAnsi="Times New Roman"/>
-          <w:sz w:val="26"/>
-        </w:rPr>
-        <w:t xml:space="preserve">   {{tgvv}}</w:t>
-      </w:r>
-    </w:p>
-    <w:p>
-      <w:pPr>
-        <w:rPr>
-          <w:rFonts w:ascii="Times New Roman" w:hAnsi="Times New Roman"/>
-          <w:b/>
-          <w:sz w:val="26"/>
-        </w:rPr>
-      </w:pPr>
-      <w:r>
-        <w:rPr>
-          <w:rFonts w:ascii="Times New Roman" w:hAnsi="Times New Roman"/>
-          <w:b/>
-          <w:sz w:val="26"/>
-        </w:rPr>
-        <w:t>5.4 Nguồn vốn trả nợ:</w:t>
-      </w:r>
-    </w:p>
-    <w:p>
-      <w:pPr>
-        <w:rPr>
-          <w:rFonts w:ascii="Times New Roman" w:hAnsi="Times New Roman"/>
-          <w:sz w:val="26"/>
-        </w:rPr>
-      </w:pPr>
-      <w:r>
-        <w:rPr>
-          <w:rFonts w:ascii="Times New Roman" w:hAnsi="Times New Roman"/>
-          <w:sz w:val="26"/>
-        </w:rPr>
-        <w:t>Từ lợi nhuận doanh thu của phương án:                {{loiNhuan}}            đồng</w:t>
+        <w:t>Nhận xét về tài sản đảm bảo:</w:t>
       </w:r>
     </w:p>
     <w:p>
@@ -1615,513 +2429,6 @@
           <w:sz w:val="26"/>
         </w:rPr>
         <w:lastRenderedPageBreak/>
-        <w:t>Từ thu nhập khác:                                                    0                              đồng</w:t>
-      </w:r>
-    </w:p>
-    <w:p>
-      <w:pPr>
-        <w:rPr>
-          <w:rFonts w:ascii="Times New Roman" w:hAnsi="Times New Roman"/>
-          <w:sz w:val="26"/>
-        </w:rPr>
-      </w:pPr>
-      <w:r>
-        <w:rPr>
-          <w:rFonts w:ascii="Times New Roman" w:hAnsi="Times New Roman"/>
-          <w:sz w:val="26"/>
-        </w:rPr>
-        <w:t>Từ thu hồ</w:t>
-      </w:r>
-      <w:r>
-        <w:rPr>
-          <w:rFonts w:ascii="Times New Roman" w:hAnsi="Times New Roman"/>
-          <w:sz w:val="26"/>
-        </w:rPr>
-        <w:t>i</w:t>
-      </w:r>
-      <w:r>
-        <w:rPr>
-          <w:rFonts w:ascii="Times New Roman" w:hAnsi="Times New Roman"/>
-          <w:sz w:val="26"/>
-        </w:rPr>
-        <w:t xml:space="preserve"> vốn đầu tư củ</w:t>
-      </w:r>
-      <w:r>
-        <w:rPr>
-          <w:rFonts w:ascii="Times New Roman" w:hAnsi="Times New Roman"/>
-          <w:sz w:val="26"/>
-        </w:rPr>
-        <w:t xml:space="preserve">a phương án: </w:t>
-      </w:r>
-      <w:r>
-        <w:rPr>
-          <w:rFonts w:ascii="Times New Roman" w:hAnsi="Times New Roman"/>
-          <w:sz w:val="26"/>
-        </w:rPr>
-        <w:t xml:space="preserve">    </w:t>
-      </w:r>
-      <w:r>
-        <w:rPr>
-          <w:rFonts w:ascii="Times New Roman" w:hAnsi="Times New Roman"/>
-          <w:sz w:val="26"/>
-        </w:rPr>
-        <w:t>{{thuHoiVon}}</w:t>
-      </w:r>
-      <w:r>
-        <w:rPr>
-          <w:rFonts w:ascii="Times New Roman" w:hAnsi="Times New Roman"/>
-          <w:sz w:val="26"/>
-        </w:rPr>
-        <w:t xml:space="preserve">                           </w:t>
-      </w:r>
-      <w:r>
-        <w:rPr>
-          <w:rFonts w:ascii="Times New Roman" w:hAnsi="Times New Roman"/>
-          <w:sz w:val="26"/>
-        </w:rPr>
-        <w:t xml:space="preserve"> </w:t>
-      </w:r>
-      <w:r>
-        <w:rPr>
-          <w:rFonts w:ascii="Times New Roman" w:hAnsi="Times New Roman"/>
-          <w:sz w:val="26"/>
-        </w:rPr>
-        <w:t>đồng</w:t>
-      </w:r>
-    </w:p>
-    <w:p>
-      <w:pPr>
-        <w:rPr>
-          <w:rFonts w:ascii="Times New Roman" w:hAnsi="Times New Roman"/>
-          <w:b/>
-          <w:sz w:val="26"/>
-        </w:rPr>
-      </w:pPr>
-      <w:r>
-        <w:rPr>
-          <w:rFonts w:ascii="Times New Roman" w:hAnsi="Times New Roman"/>
-          <w:b/>
-          <w:sz w:val="26"/>
-        </w:rPr>
-        <w:t>5.5 Kế hoạch trả nợ:</w:t>
-      </w:r>
-    </w:p>
-    <w:p>
-      <w:pPr>
-        <w:rPr>
-          <w:rFonts w:ascii="Times New Roman" w:hAnsi="Times New Roman"/>
-          <w:sz w:val="26"/>
-        </w:rPr>
-      </w:pPr>
-      <w:r>
-        <w:rPr>
-          <w:rFonts w:ascii="Times New Roman" w:hAnsi="Times New Roman"/>
-          <w:sz w:val="26"/>
-        </w:rPr>
-        <w:t>- Gốc trả theo thời hạn vay vốn hoặc trả nợ gốc nhiều lần trước hạn;</w:t>
-      </w:r>
-    </w:p>
-    <w:p>
-      <w:pPr>
-        <w:rPr>
-          <w:rFonts w:ascii="Times New Roman" w:hAnsi="Times New Roman"/>
-          <w:sz w:val="26"/>
-        </w:rPr>
-      </w:pPr>
-      <w:r>
-        <w:rPr>
-          <w:rFonts w:ascii="Times New Roman" w:hAnsi="Times New Roman"/>
-          <w:sz w:val="26"/>
-        </w:rPr>
-        <w:t>- Lãi tiền vay trả hàng tháng</w:t>
-      </w:r>
-    </w:p>
-    <w:p>
-      <w:pPr>
-        <w:rPr>
-          <w:rFonts w:ascii="Times New Roman" w:hAnsi="Times New Roman"/>
-          <w:b/>
-          <w:sz w:val="26"/>
-        </w:rPr>
-      </w:pPr>
-      <w:r>
-        <w:rPr>
-          <w:rFonts w:ascii="Times New Roman" w:hAnsi="Times New Roman"/>
-          <w:b/>
-          <w:sz w:val="26"/>
-        </w:rPr>
-        <w:t>5.6 Phương án sản xuất kinh doanh</w:t>
-      </w:r>
-    </w:p>
-    <w:p>
-      <w:pPr>
-        <w:rPr>
-          <w:rFonts w:ascii="Times New Roman" w:hAnsi="Times New Roman"/>
-          <w:sz w:val="26"/>
-        </w:rPr>
-      </w:pPr>
-      <w:r>
-        <w:rPr>
-          <w:rFonts w:ascii="Times New Roman" w:hAnsi="Times New Roman"/>
-          <w:b/>
-          <w:sz w:val="26"/>
-        </w:rPr>
-        <w:t xml:space="preserve">- </w:t>
-      </w:r>
-      <w:r>
-        <w:rPr>
-          <w:rFonts w:ascii="Times New Roman" w:hAnsi="Times New Roman"/>
-          <w:sz w:val="26"/>
-        </w:rPr>
-        <w:t>Vị trí xây dựng ao chuồng phù hợp về phát triển chăn nuôi ở địa phương.</w:t>
-      </w:r>
-    </w:p>
-    <w:p>
-      <w:pPr>
-        <w:rPr>
-          <w:rFonts w:ascii="Times New Roman" w:hAnsi="Times New Roman"/>
-          <w:sz w:val="26"/>
-        </w:rPr>
-      </w:pPr>
-      <w:r>
-        <w:rPr>
-          <w:rFonts w:ascii="Times New Roman" w:hAnsi="Times New Roman"/>
-          <w:sz w:val="26"/>
-        </w:rPr>
-        <w:t>- Có nguồn nước đảm bảo chất lượng, khu tập kết và xử lý chất thải.</w:t>
-      </w:r>
-    </w:p>
-    <w:p>
-      <w:pPr>
-        <w:rPr>
-          <w:rFonts w:ascii="Times New Roman" w:hAnsi="Times New Roman"/>
-          <w:sz w:val="26"/>
-        </w:rPr>
-      </w:pPr>
-      <w:r>
-        <w:rPr>
-          <w:rFonts w:ascii="Times New Roman" w:hAnsi="Times New Roman"/>
-          <w:sz w:val="26"/>
-        </w:rPr>
-        <w:t>- Các biện pháp về bảo vệ môi trường được đảm bảo theo quy định.</w:t>
-      </w:r>
-    </w:p>
-    <w:p>
-      <w:pPr>
-        <w:rPr>
-          <w:rFonts w:ascii="Times New Roman" w:hAnsi="Times New Roman"/>
-          <w:sz w:val="26"/>
-        </w:rPr>
-      </w:pPr>
-      <w:r>
-        <w:rPr>
-          <w:rFonts w:ascii="Times New Roman" w:hAnsi="Times New Roman"/>
-          <w:sz w:val="26"/>
-        </w:rPr>
-        <w:t>- Có diện tích ao chuồng khoảng 1000 m</w:t>
-      </w:r>
-      <w:r>
-        <w:rPr>
-          <w:rFonts w:ascii="Times New Roman" w:hAnsi="Times New Roman"/>
-          <w:sz w:val="26"/>
-          <w:vertAlign w:val="superscript"/>
-        </w:rPr>
-        <w:t>2</w:t>
-      </w:r>
-      <w:r>
-        <w:rPr>
-          <w:rFonts w:ascii="Times New Roman" w:hAnsi="Times New Roman"/>
-          <w:sz w:val="26"/>
-        </w:rPr>
-        <w:t>, mang thiết bị đảm bảo cho việc chăn nuôi.</w:t>
-      </w:r>
-    </w:p>
-    <w:p>
-      <w:pPr>
-        <w:rPr>
-          <w:rFonts w:ascii="Times New Roman" w:hAnsi="Times New Roman"/>
-          <w:sz w:val="26"/>
-        </w:rPr>
-      </w:pPr>
-      <w:r>
-        <w:rPr>
-          <w:rFonts w:ascii="Times New Roman" w:hAnsi="Times New Roman"/>
-          <w:sz w:val="26"/>
-        </w:rPr>
-        <w:t>- Có nhật ký ghi chép trong quá trình hoạt động chăn nuôi.</w:t>
-      </w:r>
-    </w:p>
-    <w:p>
-      <w:pPr>
-        <w:rPr>
-          <w:rFonts w:ascii="Times New Roman" w:hAnsi="Times New Roman"/>
-          <w:sz w:val="26"/>
-        </w:rPr>
-      </w:pPr>
-      <w:r>
-        <w:rPr>
-          <w:rFonts w:ascii="Times New Roman" w:hAnsi="Times New Roman"/>
-          <w:sz w:val="26"/>
-        </w:rPr>
-        <w:t>- Có khoảng cách an toàn từ khu vực chăn nuôi đến các Tổ Dân Phố.</w:t>
-      </w:r>
-    </w:p>
-    <w:p>
-      <w:pPr>
-        <w:rPr>
-          <w:rFonts w:ascii="Times New Roman" w:hAnsi="Times New Roman"/>
-          <w:b/>
-          <w:sz w:val="26"/>
-        </w:rPr>
-      </w:pPr>
-      <w:r>
-        <w:rPr>
-          <w:rFonts w:ascii="Times New Roman" w:hAnsi="Times New Roman"/>
-          <w:b/>
-          <w:sz w:val="26"/>
-        </w:rPr>
-        <w:t>6. Về biện pháp bảo đảm tiền vay:</w:t>
-      </w:r>
-    </w:p>
-    <w:p>
-      <w:pPr>
-        <w:rPr>
-          <w:rFonts w:ascii="Times New Roman" w:hAnsi="Times New Roman"/>
-          <w:sz w:val="26"/>
-        </w:rPr>
-      </w:pPr>
-      <w:r>
-        <w:rPr>
-          <w:rFonts w:ascii="Times New Roman" w:hAnsi="Times New Roman"/>
-          <w:sz w:val="26"/>
-        </w:rPr>
-        <w:t>Căn cứ vào kết quả xác định giá trị tài sản bảo đảm tiền vay; Tài sản của chính khách hàng.</w:t>
-      </w:r>
-    </w:p>
-    <w:p>
-      <w:pPr>
-        <w:rPr>
-          <w:rFonts w:ascii="Times New Roman" w:hAnsi="Times New Roman"/>
-          <w:sz w:val="26"/>
-        </w:rPr>
-      </w:pPr>
-      <w:r>
-        <w:rPr>
-          <w:rFonts w:ascii="Times New Roman" w:hAnsi="Times New Roman"/>
-          <w:sz w:val="26"/>
-        </w:rPr>
-        <w:t>Căn cứ vào thực trạng tài sản bảo đảm là quyền sử dụng đất và tài sản gắn liền với đất, giá cả nhà đất được khảo sát trên thị trường địa phương.</w:t>
-      </w:r>
-    </w:p>
-    <w:p>
-      <w:pPr>
-        <w:rPr>
-          <w:rFonts w:ascii="Times New Roman" w:hAnsi="Times New Roman"/>
-          <w:sz w:val="26"/>
-        </w:rPr>
-      </w:pPr>
-      <w:r>
-        <w:rPr>
-          <w:rFonts w:ascii="Times New Roman" w:hAnsi="Times New Roman"/>
-          <w:sz w:val="26"/>
-        </w:rPr>
-        <w:t>Hai bên đã thống nhất một số yếu tố chính để</w:t>
-      </w:r>
-      <w:r>
-        <w:rPr>
-          <w:rFonts w:ascii="Times New Roman" w:hAnsi="Times New Roman"/>
-          <w:sz w:val="26"/>
-        </w:rPr>
-        <w:t xml:space="preserve"> định giá tài sản bảo đảm vay vốn tại Quỹ tín dụng nhân dân Thái Học cụ thể như sau:</w:t>
-      </w:r>
-    </w:p>
-    <w:p>
-      <w:pPr>
-        <w:rPr>
-          <w:rFonts w:ascii="Times New Roman" w:hAnsi="Times New Roman"/>
-          <w:sz w:val="26"/>
-        </w:rPr>
-      </w:pPr>
-      <w:r>
-        <w:rPr>
-          <w:rFonts w:ascii="Times New Roman" w:hAnsi="Times New Roman"/>
-          <w:sz w:val="26"/>
-        </w:rPr>
-        <w:t>Giấy chứng nhận Quyền sử dụng đấ</w:t>
-      </w:r>
-      <w:r>
-        <w:rPr>
-          <w:rFonts w:ascii="Times New Roman" w:hAnsi="Times New Roman"/>
-          <w:sz w:val="26"/>
-        </w:rPr>
-        <w:t xml:space="preserve">t: {{seri}}       </w:t>
-      </w:r>
-      <w:r>
-        <w:rPr>
-          <w:rFonts w:ascii="Times New Roman" w:hAnsi="Times New Roman"/>
-          <w:sz w:val="26"/>
-        </w:rPr>
-        <w:t>{{vsmt}}</w:t>
-      </w:r>
-    </w:p>
-    <w:p>
-      <w:pPr>
-        <w:rPr>
-          <w:rFonts w:ascii="Times New Roman" w:hAnsi="Times New Roman"/>
-          <w:sz w:val="26"/>
-        </w:rPr>
-      </w:pPr>
-      <w:r>
-        <w:rPr>
-          <w:rFonts w:ascii="Times New Roman" w:hAnsi="Times New Roman"/>
-          <w:sz w:val="26"/>
-        </w:rPr>
-        <w:t>Mang tên:   {{ndtbd}}</w:t>
-      </w:r>
-    </w:p>
-    <w:p>
-      <w:pPr>
-        <w:rPr>
-          <w:rFonts w:ascii="Times New Roman" w:hAnsi="Times New Roman"/>
-          <w:sz w:val="26"/>
-        </w:rPr>
-      </w:pPr>
-      <w:r>
-        <w:rPr>
-          <w:rFonts w:ascii="Times New Roman" w:hAnsi="Times New Roman"/>
-          <w:sz w:val="26"/>
-        </w:rPr>
-        <w:t>Tài sản gắn liền với đất:   Nhà ở: {{dienTichTS}} m</w:t>
-      </w:r>
-      <w:r>
-        <w:rPr>
-          <w:rFonts w:ascii="Times New Roman" w:hAnsi="Times New Roman"/>
-          <w:sz w:val="26"/>
-          <w:vertAlign w:val="superscript"/>
-        </w:rPr>
-        <w:t>2</w:t>
-      </w:r>
-      <w:r>
-        <w:rPr>
-          <w:rFonts w:ascii="Times New Roman" w:hAnsi="Times New Roman"/>
-          <w:sz w:val="26"/>
-        </w:rPr>
-        <w:t xml:space="preserve">;    Loại nhà: {{loaiNha}} </w:t>
-      </w:r>
-    </w:p>
-    <w:p>
-      <w:pPr>
-        <w:rPr>
-          <w:rFonts w:ascii="Times New Roman" w:hAnsi="Times New Roman"/>
-          <w:sz w:val="26"/>
-        </w:rPr>
-      </w:pPr>
-      <w:r>
-        <w:rPr>
-          <w:rFonts w:ascii="Times New Roman" w:hAnsi="Times New Roman"/>
-          <w:sz w:val="26"/>
-        </w:rPr>
-        <w:t>Công trình khác</w:t>
-      </w:r>
-      <w:r>
-        <w:rPr>
-          <w:rFonts w:ascii="Times New Roman" w:hAnsi="Times New Roman"/>
-          <w:sz w:val="26"/>
-        </w:rPr>
-        <w:t>:     Không có</w:t>
-      </w:r>
-    </w:p>
-    <w:p>
-      <w:pPr>
-        <w:rPr>
-          <w:rFonts w:ascii="Times New Roman" w:hAnsi="Times New Roman"/>
-          <w:sz w:val="26"/>
-        </w:rPr>
-      </w:pPr>
-      <w:r>
-        <w:rPr>
-          <w:rFonts w:ascii="Times New Roman" w:hAnsi="Times New Roman"/>
-          <w:sz w:val="26"/>
-        </w:rPr>
-        <w:t>Tổng giá trị tài sản bảo đả</w:t>
-      </w:r>
-      <w:r>
-        <w:rPr>
-          <w:rFonts w:ascii="Times New Roman" w:hAnsi="Times New Roman"/>
-          <w:sz w:val="26"/>
-        </w:rPr>
-        <w:t>m mà</w:t>
-      </w:r>
-      <w:r>
-        <w:rPr>
-          <w:rFonts w:ascii="Times New Roman" w:hAnsi="Times New Roman"/>
-          <w:sz w:val="26"/>
-        </w:rPr>
-        <w:t xml:space="preserve"> người vay dùng để đảm bảo vay vốn tại Quỹ Thái Học là: </w:t>
-      </w:r>
-    </w:p>
-    <w:p>
-      <w:pPr>
-        <w:rPr>
-          <w:rFonts w:ascii="Times New Roman" w:hAnsi="Times New Roman"/>
-          <w:sz w:val="26"/>
-        </w:rPr>
-      </w:pPr>
-      <w:r>
-        <w:rPr>
-          <w:rFonts w:ascii="Times New Roman" w:hAnsi="Times New Roman"/>
-          <w:sz w:val="26"/>
-        </w:rPr>
-        <w:t>{{tsbds}} đồng  (Bằng chữ: {{tsbdc}}).</w:t>
-      </w:r>
-    </w:p>
-    <w:p>
-      <w:pPr>
-        <w:rPr>
-          <w:rFonts w:ascii="Times New Roman" w:hAnsi="Times New Roman"/>
-          <w:sz w:val="26"/>
-        </w:rPr>
-      </w:pPr>
-      <w:r>
-        <w:rPr>
-          <w:rFonts w:ascii="Times New Roman" w:hAnsi="Times New Roman"/>
-          <w:sz w:val="26"/>
-        </w:rPr>
-        <w:t xml:space="preserve">Tỷ lệ cho vay/tài sản bảo đảm là: </w:t>
-      </w:r>
-    </w:p>
-    <w:p>
-      <w:pPr>
-        <w:rPr>
-          <w:rFonts w:ascii="Times New Roman" w:hAnsi="Times New Roman"/>
-          <w:b/>
-          <w:sz w:val="26"/>
-          <w:u w:val="single"/>
-        </w:rPr>
-      </w:pPr>
-      <w:r>
-        <w:rPr>
-          <w:rFonts w:ascii="Times New Roman" w:hAnsi="Times New Roman"/>
-          <w:b/>
-          <w:sz w:val="26"/>
-          <w:u w:val="single"/>
-        </w:rPr>
-        <w:lastRenderedPageBreak/>
-        <w:t>Nhận xét về tài sản đảm bảo:</w:t>
-      </w:r>
-    </w:p>
-    <w:p>
-      <w:pPr>
-        <w:rPr>
-          <w:rFonts w:ascii="Times New Roman" w:hAnsi="Times New Roman"/>
-          <w:sz w:val="26"/>
-        </w:rPr>
-      </w:pPr>
-      <w:r>
-        <w:rPr>
-          <w:rFonts w:ascii="Times New Roman" w:hAnsi="Times New Roman"/>
-          <w:sz w:val="26"/>
-        </w:rPr>
         <w:t>Đất nằm trên trục đường chính, mặt đường bê tông rộng 5m, gần với trung tâm khu dân cư, tình trạng sử dụng tốt, dễ chuyển nhượng.</w:t>
       </w:r>
     </w:p>
@@ -2449,7 +2756,7 @@
     </w:p>
     <w:sectPr>
       <w:pgSz w:w="12240" w:h="15840"/>
-      <w:pgMar w:top="1134" w:right="1134" w:bottom="1134" w:left="1701" w:header="720" w:footer="720" w:gutter="0"/>
+      <w:pgMar w:top="851" w:right="1134" w:bottom="1134" w:left="1418" w:header="720" w:footer="720" w:gutter="0"/>
       <w:cols w:space="720"/>
       <w:docGrid w:linePitch="360"/>
     </w:sectPr>

--- a/src/main/resources/templates/BaoCaoThamDinhVaDeXuatChoVay.docx
+++ b/src/main/resources/templates/BaoCaoThamDinhVaDeXuatChoVay.docx
@@ -520,8 +520,6 @@
         </w:rPr>
         <w:t xml:space="preserve"> </w:t>
       </w:r>
-      <w:bookmarkStart w:id="0" w:name="_GoBack"/>
-      <w:bookmarkEnd w:id="0"/>
       <w:r>
         <w:rPr>
           <w:rFonts w:ascii="Times New Roman" w:hAnsi="Times New Roman"/>
@@ -2682,8 +2680,18 @@
           <w:b/>
           <w:sz w:val="26"/>
         </w:rPr>
-        <w:t>CÁN BỘ TÍN DỤNG</w:t>
-      </w:r>
+        <w:t>CÁN BỘ</w:t>
+      </w:r>
+      <w:r>
+        <w:rPr>
+          <w:rFonts w:ascii="Times New Roman" w:hAnsi="Times New Roman"/>
+          <w:b/>
+          <w:sz w:val="26"/>
+        </w:rPr>
+        <w:t xml:space="preserve"> THẨM ĐỊNH</w:t>
+      </w:r>
+      <w:bookmarkStart w:id="0" w:name="_GoBack"/>
+      <w:bookmarkEnd w:id="0"/>
     </w:p>
     <w:p>
       <w:pPr>

--- a/src/main/resources/templates/BaoCaoThamDinhVaDeXuatChoVay.docx
+++ b/src/main/resources/templates/BaoCaoThamDinhVaDeXuatChoVay.docx
@@ -244,8 +244,18 @@
           <w:rFonts w:ascii="Times New Roman" w:hAnsi="Times New Roman"/>
           <w:sz w:val="26"/>
         </w:rPr>
-        <w:t>Tôi là: {{canBoTD}}</w:t>
-      </w:r>
+        <w:t xml:space="preserve">Tôi là: </w:t>
+      </w:r>
+      <w:r>
+        <w:rPr>
+          <w:rFonts w:ascii="Times New Roman" w:hAnsi="Times New Roman"/>
+          <w:b/>
+          <w:sz w:val="26"/>
+        </w:rPr>
+        <w:t>{{canBoTDVT}}</w:t>
+      </w:r>
+      <w:bookmarkStart w:id="0" w:name="_GoBack"/>
+      <w:bookmarkEnd w:id="0"/>
       <w:r>
         <w:rPr>
           <w:rFonts w:ascii="Times New Roman" w:hAnsi="Times New Roman"/>
@@ -258,7 +268,21 @@
           <w:rFonts w:ascii="Times New Roman" w:hAnsi="Times New Roman"/>
           <w:sz w:val="26"/>
         </w:rPr>
-        <w:t>– Chức vụ: Cán bộ tín dụng đã tiến hành thẩm định các điều kiện vay vốn và lập báo cáo thẩm định và đề xuất cho vay như sau:</w:t>
+        <w:t>– Chức vụ: Cán bộ</w:t>
+      </w:r>
+      <w:r>
+        <w:rPr>
+          <w:rFonts w:ascii="Times New Roman" w:hAnsi="Times New Roman"/>
+          <w:sz w:val="26"/>
+        </w:rPr>
+        <w:t xml:space="preserve"> thẩm định</w:t>
+      </w:r>
+      <w:r>
+        <w:rPr>
+          <w:rFonts w:ascii="Times New Roman" w:hAnsi="Times New Roman"/>
+          <w:sz w:val="26"/>
+        </w:rPr>
+        <w:t xml:space="preserve"> đã tiến hành thẩm định các điều kiện vay vốn và lập báo cáo thẩm định và đề xuất cho vay như sau:</w:t>
       </w:r>
     </w:p>
     <w:p>
@@ -401,6 +425,13 @@
           <w:rFonts w:ascii="Times New Roman" w:hAnsi="Times New Roman"/>
           <w:sz w:val="26"/>
         </w:rPr>
+        <w:t xml:space="preserve">       </w:t>
+      </w:r>
+      <w:r>
+        <w:rPr>
+          <w:rFonts w:ascii="Times New Roman" w:hAnsi="Times New Roman"/>
+          <w:sz w:val="26"/>
+        </w:rPr>
         <w:t xml:space="preserve">Ngày cấp: {{nckh}};      </w:t>
       </w:r>
     </w:p>
@@ -461,6 +492,13 @@
           <w:sz w:val="26"/>
         </w:rPr>
         <w:t xml:space="preserve">                   </w:t>
+      </w:r>
+      <w:r>
+        <w:rPr>
+          <w:rFonts w:ascii="Times New Roman" w:hAnsi="Times New Roman"/>
+          <w:sz w:val="26"/>
+        </w:rPr>
+        <w:t xml:space="preserve">          </w:t>
       </w:r>
       <w:r>
         <w:rPr>
@@ -728,21 +766,51 @@
           <w:rFonts w:ascii="Times New Roman" w:hAnsi="Times New Roman"/>
           <w:sz w:val="26"/>
         </w:rPr>
-        <w:t xml:space="preserve">{{gtkh}}:             </w:t>
-      </w:r>
-      <w:r>
-        <w:rPr>
-          <w:rFonts w:ascii="Times New Roman" w:hAnsi="Times New Roman"/>
-          <w:sz w:val="26"/>
-        </w:rPr>
-        <w:t xml:space="preserve">{{kh}}                </w:t>
-      </w:r>
-      <w:r>
-        <w:rPr>
-          <w:rFonts w:ascii="Times New Roman" w:hAnsi="Times New Roman"/>
-          <w:sz w:val="26"/>
-        </w:rPr>
-        <w:t>{{gtnt}}: {{ntkh}}</w:t>
+        <w:t xml:space="preserve">Ông(bà):   </w:t>
+      </w:r>
+      <w:r>
+        <w:rPr>
+          <w:rFonts w:ascii="Times New Roman" w:hAnsi="Times New Roman"/>
+          <w:b/>
+          <w:sz w:val="26"/>
+        </w:rPr>
+        <w:t>{{kh}}</w:t>
+      </w:r>
+      <w:r>
+        <w:rPr>
+          <w:rFonts w:ascii="Times New Roman" w:hAnsi="Times New Roman"/>
+          <w:sz w:val="26"/>
+        </w:rPr>
+        <w:t xml:space="preserve">      </w:t>
+      </w:r>
+      <w:r>
+        <w:rPr>
+          <w:rFonts w:ascii="Times New Roman" w:hAnsi="Times New Roman"/>
+          <w:sz w:val="26"/>
+        </w:rPr>
+        <w:t xml:space="preserve">  </w:t>
+      </w:r>
+      <w:r>
+        <w:rPr>
+          <w:rFonts w:ascii="Times New Roman" w:hAnsi="Times New Roman"/>
+          <w:sz w:val="26"/>
+        </w:rPr>
+        <w:t>và</w:t>
+      </w:r>
+      <w:r>
+        <w:rPr>
+          <w:rFonts w:ascii="Times New Roman" w:hAnsi="Times New Roman"/>
+          <w:sz w:val="26"/>
+        </w:rPr>
+        <w:t xml:space="preserve">          </w:t>
+      </w:r>
+      <w:r>
+        <w:rPr>
+          <w:rFonts w:ascii="Times New Roman" w:hAnsi="Times New Roman"/>
+          <w:b/>
+          <w:sz w:val="26"/>
+        </w:rPr>
+        <w:t>{{ntkh}}</w:t>
       </w:r>
     </w:p>
     <w:p>
@@ -1355,22 +1423,22 @@
           <w:b/>
           <w:sz w:val="26"/>
         </w:rPr>
+        <w:t>4.3 Quan hệ tín dụng của khách hàng:</w:t>
+      </w:r>
+    </w:p>
+    <w:p>
+      <w:pPr>
+        <w:rPr>
+          <w:rFonts w:ascii="Times New Roman" w:hAnsi="Times New Roman"/>
+          <w:sz w:val="26"/>
+        </w:rPr>
+      </w:pPr>
+      <w:r>
+        <w:rPr>
+          <w:rFonts w:ascii="Times New Roman" w:hAnsi="Times New Roman"/>
+          <w:sz w:val="26"/>
+        </w:rPr>
         <w:lastRenderedPageBreak/>
-        <w:t>4.3 Quan hệ tín dụng của khách hàng:</w:t>
-      </w:r>
-    </w:p>
-    <w:p>
-      <w:pPr>
-        <w:rPr>
-          <w:rFonts w:ascii="Times New Roman" w:hAnsi="Times New Roman"/>
-          <w:sz w:val="26"/>
-        </w:rPr>
-      </w:pPr>
-      <w:r>
-        <w:rPr>
-          <w:rFonts w:ascii="Times New Roman" w:hAnsi="Times New Roman"/>
-          <w:sz w:val="26"/>
-        </w:rPr>
         <w:t>Là khách hàng thân thiết của quỹ tín dụng, thường xuyên vay vốn tại quỹ nhiều năm nay; luôn chấp hành trả nợ gốc và lãi đúng hạn.</w:t>
       </w:r>
     </w:p>
@@ -1858,6 +1926,13 @@
           <w:rFonts w:ascii="Times New Roman" w:hAnsi="Times New Roman"/>
           <w:sz w:val="26"/>
         </w:rPr>
+        <w:t xml:space="preserve">  </w:t>
+      </w:r>
+      <w:r>
+        <w:rPr>
+          <w:rFonts w:ascii="Times New Roman" w:hAnsi="Times New Roman"/>
+          <w:sz w:val="26"/>
+        </w:rPr>
         <w:t>đồng</w:t>
       </w:r>
     </w:p>
@@ -1922,7 +1997,7 @@
           <w:rFonts w:ascii="Times New Roman" w:hAnsi="Times New Roman"/>
           <w:sz w:val="26"/>
         </w:rPr>
-        <w:t xml:space="preserve">                </w:t>
+        <w:t xml:space="preserve">               </w:t>
       </w:r>
       <w:r>
         <w:rPr>
@@ -2008,22 +2083,22 @@
           <w:rFonts w:ascii="Times New Roman" w:hAnsi="Times New Roman"/>
           <w:sz w:val="26"/>
         </w:rPr>
+        <w:t>{{pavv1}}</w:t>
+      </w:r>
+    </w:p>
+    <w:p>
+      <w:pPr>
+        <w:rPr>
+          <w:rFonts w:ascii="Times New Roman" w:hAnsi="Times New Roman"/>
+          <w:sz w:val="26"/>
+        </w:rPr>
+      </w:pPr>
+      <w:r>
+        <w:rPr>
+          <w:rFonts w:ascii="Times New Roman" w:hAnsi="Times New Roman"/>
+          <w:sz w:val="26"/>
+        </w:rPr>
         <w:lastRenderedPageBreak/>
-        <w:t>{{pavv1}}</w:t>
-      </w:r>
-    </w:p>
-    <w:p>
-      <w:pPr>
-        <w:rPr>
-          <w:rFonts w:ascii="Times New Roman" w:hAnsi="Times New Roman"/>
-          <w:sz w:val="26"/>
-        </w:rPr>
-      </w:pPr>
-      <w:r>
-        <w:rPr>
-          <w:rFonts w:ascii="Times New Roman" w:hAnsi="Times New Roman"/>
-          <w:sz w:val="26"/>
-        </w:rPr>
         <w:t>{{pavv2}}</w:t>
       </w:r>
     </w:p>
@@ -2426,22 +2501,22 @@
           <w:rFonts w:ascii="Times New Roman" w:hAnsi="Times New Roman"/>
           <w:sz w:val="26"/>
         </w:rPr>
+        <w:t>Đất nằm trên trục đường chính, mặt đường bê tông rộng 5m, gần với trung tâm khu dân cư, tình trạng sử dụng tốt, dễ chuyển nhượng.</w:t>
+      </w:r>
+    </w:p>
+    <w:p>
+      <w:pPr>
+        <w:rPr>
+          <w:rFonts w:ascii="Times New Roman" w:hAnsi="Times New Roman"/>
+          <w:sz w:val="26"/>
+        </w:rPr>
+      </w:pPr>
+      <w:r>
+        <w:rPr>
+          <w:rFonts w:ascii="Times New Roman" w:hAnsi="Times New Roman"/>
+          <w:sz w:val="26"/>
+        </w:rPr>
         <w:lastRenderedPageBreak/>
-        <w:t>Đất nằm trên trục đường chính, mặt đường bê tông rộng 5m, gần với trung tâm khu dân cư, tình trạng sử dụng tốt, dễ chuyển nhượng.</w:t>
-      </w:r>
-    </w:p>
-    <w:p>
-      <w:pPr>
-        <w:rPr>
-          <w:rFonts w:ascii="Times New Roman" w:hAnsi="Times New Roman"/>
-          <w:sz w:val="26"/>
-        </w:rPr>
-      </w:pPr>
-      <w:r>
-        <w:rPr>
-          <w:rFonts w:ascii="Times New Roman" w:hAnsi="Times New Roman"/>
-          <w:sz w:val="26"/>
-        </w:rPr>
         <w:t>Tài được ký hợp đồng bảo đảm và đăng ký giao dịch bảo đảm theo quy định của Nhà nước và quy định của Quỹ tín dụng Thái Học.</w:t>
       </w:r>
     </w:p>
@@ -2544,7 +2619,21 @@
           <w:rFonts w:ascii="Times New Roman" w:hAnsi="Times New Roman"/>
           <w:sz w:val="26"/>
         </w:rPr>
-        <w:t xml:space="preserve">                        {{gtnt}}</w:t>
+        <w:t xml:space="preserve">           </w:t>
+      </w:r>
+      <w:r>
+        <w:rPr>
+          <w:rFonts w:ascii="Times New Roman" w:hAnsi="Times New Roman"/>
+          <w:sz w:val="26"/>
+        </w:rPr>
+        <w:t>và</w:t>
+      </w:r>
+      <w:r>
+        <w:rPr>
+          <w:rFonts w:ascii="Times New Roman" w:hAnsi="Times New Roman"/>
+          <w:sz w:val="26"/>
+        </w:rPr>
+        <w:t xml:space="preserve">             {{gtnt}}</w:t>
       </w:r>
       <w:r>
         <w:rPr>
@@ -2690,8 +2779,6 @@
         </w:rPr>
         <w:t xml:space="preserve"> THẨM ĐỊNH</w:t>
       </w:r>
-      <w:bookmarkStart w:id="0" w:name="_GoBack"/>
-      <w:bookmarkEnd w:id="0"/>
     </w:p>
     <w:p>
       <w:pPr>
@@ -2764,7 +2851,7 @@
     </w:p>
     <w:sectPr>
       <w:pgSz w:w="12240" w:h="15840"/>
-      <w:pgMar w:top="851" w:right="1134" w:bottom="1134" w:left="1418" w:header="720" w:footer="720" w:gutter="0"/>
+      <w:pgMar w:top="567" w:right="1134" w:bottom="1134" w:left="1418" w:header="720" w:footer="720" w:gutter="0"/>
       <w:cols w:space="720"/>
       <w:docGrid w:linePitch="360"/>
     </w:sectPr>

--- a/src/main/resources/templates/BaoCaoThamDinhVaDeXuatChoVay.docx
+++ b/src/main/resources/templates/BaoCaoThamDinhVaDeXuatChoVay.docx
@@ -254,310 +254,317 @@
         </w:rPr>
         <w:t>{{canBoTDVT}}</w:t>
       </w:r>
+      <w:r>
+        <w:rPr>
+          <w:rFonts w:ascii="Times New Roman" w:hAnsi="Times New Roman"/>
+          <w:sz w:val="26"/>
+        </w:rPr>
+        <w:t xml:space="preserve"> </w:t>
+      </w:r>
+      <w:r>
+        <w:rPr>
+          <w:rFonts w:ascii="Times New Roman" w:hAnsi="Times New Roman"/>
+          <w:sz w:val="26"/>
+        </w:rPr>
+        <w:t>– Chức vụ: Cán bộ</w:t>
+      </w:r>
+      <w:r>
+        <w:rPr>
+          <w:rFonts w:ascii="Times New Roman" w:hAnsi="Times New Roman"/>
+          <w:sz w:val="26"/>
+        </w:rPr>
+        <w:t xml:space="preserve"> thẩm định</w:t>
+      </w:r>
+      <w:r>
+        <w:rPr>
+          <w:rFonts w:ascii="Times New Roman" w:hAnsi="Times New Roman"/>
+          <w:sz w:val="26"/>
+        </w:rPr>
+        <w:t xml:space="preserve"> đã tiến hành thẩm định các điều kiện vay vốn và lập báo cáo thẩm định và đề xuất cho vay như sau:</w:t>
+      </w:r>
+    </w:p>
+    <w:p>
+      <w:pPr>
+        <w:rPr>
+          <w:rFonts w:ascii="Times New Roman" w:hAnsi="Times New Roman"/>
+          <w:b/>
+          <w:sz w:val="26"/>
+        </w:rPr>
+      </w:pPr>
+      <w:r>
+        <w:rPr>
+          <w:rFonts w:ascii="Times New Roman" w:hAnsi="Times New Roman"/>
+          <w:b/>
+          <w:sz w:val="26"/>
+        </w:rPr>
+        <w:t>I. NỘI DUNG ĐÁNH GIÁ VỀ KHÁCH HÀNG</w:t>
+      </w:r>
+    </w:p>
+    <w:p>
+      <w:pPr>
+        <w:rPr>
+          <w:rFonts w:ascii="Times New Roman" w:hAnsi="Times New Roman"/>
+          <w:b/>
+          <w:sz w:val="26"/>
+        </w:rPr>
+      </w:pPr>
+      <w:r>
+        <w:rPr>
+          <w:rFonts w:ascii="Times New Roman" w:hAnsi="Times New Roman"/>
+          <w:b/>
+          <w:sz w:val="26"/>
+        </w:rPr>
+        <w:t>1. Thông tin chung về khách hàng:</w:t>
+      </w:r>
+    </w:p>
+    <w:p>
+      <w:pPr>
+        <w:rPr>
+          <w:rFonts w:ascii="Times New Roman" w:hAnsi="Times New Roman"/>
+          <w:sz w:val="26"/>
+        </w:rPr>
+      </w:pPr>
+      <w:r>
+        <w:rPr>
+          <w:rFonts w:ascii="Times New Roman" w:hAnsi="Times New Roman"/>
+          <w:sz w:val="26"/>
+        </w:rPr>
+        <w:t>Tên người vay vố</w:t>
+      </w:r>
+      <w:r>
+        <w:rPr>
+          <w:rFonts w:ascii="Times New Roman" w:hAnsi="Times New Roman"/>
+          <w:sz w:val="26"/>
+        </w:rPr>
+        <w:t xml:space="preserve">n:         </w:t>
+      </w:r>
+      <w:r>
+        <w:rPr>
+          <w:rFonts w:ascii="Times New Roman" w:hAnsi="Times New Roman"/>
+          <w:b/>
+          <w:sz w:val="26"/>
+        </w:rPr>
+        <w:t>{{kh}}</w:t>
+      </w:r>
+      <w:r>
+        <w:rPr>
+          <w:rFonts w:ascii="Times New Roman" w:hAnsi="Times New Roman"/>
+          <w:sz w:val="26"/>
+        </w:rPr>
+        <w:t xml:space="preserve">                   </w:t>
+      </w:r>
+      <w:r>
+        <w:rPr>
+          <w:rFonts w:ascii="Times New Roman" w:hAnsi="Times New Roman"/>
+          <w:sz w:val="26"/>
+        </w:rPr>
+        <w:t xml:space="preserve">       </w:t>
+      </w:r>
+      <w:r>
+        <w:rPr>
+          <w:rFonts w:ascii="Times New Roman" w:hAnsi="Times New Roman"/>
+          <w:sz w:val="26"/>
+        </w:rPr>
+        <w:t>Sinh ngày</w:t>
+      </w:r>
+      <w:r>
+        <w:rPr>
+          <w:rFonts w:ascii="Times New Roman" w:hAnsi="Times New Roman"/>
+          <w:sz w:val="26"/>
+        </w:rPr>
+        <w:t>: {{nskh}}</w:t>
+      </w:r>
+    </w:p>
+    <w:p>
+      <w:pPr>
+        <w:rPr>
+          <w:rFonts w:ascii="Times New Roman" w:hAnsi="Times New Roman"/>
+          <w:sz w:val="26"/>
+        </w:rPr>
+      </w:pPr>
+      <w:r>
+        <w:rPr>
+          <w:rFonts w:ascii="Times New Roman" w:hAnsi="Times New Roman"/>
+          <w:sz w:val="26"/>
+        </w:rPr>
+        <w:t xml:space="preserve">CC/CCCD Số: {{cccdkh}}                </w:t>
+      </w:r>
+      <w:r>
+        <w:rPr>
+          <w:rFonts w:ascii="Times New Roman" w:hAnsi="Times New Roman"/>
+          <w:sz w:val="26"/>
+        </w:rPr>
+        <w:tab/>
+      </w:r>
+      <w:r>
+        <w:rPr>
+          <w:rFonts w:ascii="Times New Roman" w:hAnsi="Times New Roman"/>
+          <w:sz w:val="26"/>
+        </w:rPr>
+        <w:tab/>
+      </w:r>
+      <w:r>
+        <w:rPr>
+          <w:rFonts w:ascii="Times New Roman" w:hAnsi="Times New Roman"/>
+          <w:sz w:val="26"/>
+        </w:rPr>
+        <w:tab/>
+        <w:t xml:space="preserve">      </w:t>
+      </w:r>
+      <w:r>
+        <w:rPr>
+          <w:rFonts w:ascii="Times New Roman" w:hAnsi="Times New Roman"/>
+          <w:sz w:val="26"/>
+        </w:rPr>
+        <w:t xml:space="preserve">  </w:t>
+      </w:r>
+      <w:r>
+        <w:rPr>
+          <w:rFonts w:ascii="Times New Roman" w:hAnsi="Times New Roman"/>
+          <w:sz w:val="26"/>
+        </w:rPr>
+        <w:t xml:space="preserve">       </w:t>
+      </w:r>
+      <w:r>
+        <w:rPr>
+          <w:rFonts w:ascii="Times New Roman" w:hAnsi="Times New Roman"/>
+          <w:sz w:val="26"/>
+        </w:rPr>
+        <w:t xml:space="preserve">Ngày cấp: {{nckh}};      </w:t>
+      </w:r>
+    </w:p>
+    <w:p>
+      <w:pPr>
+        <w:rPr>
+          <w:rFonts w:ascii="Times New Roman" w:hAnsi="Times New Roman"/>
+          <w:sz w:val="26"/>
+        </w:rPr>
+      </w:pPr>
+      <w:r>
+        <w:rPr>
+          <w:rFonts w:ascii="Times New Roman" w:hAnsi="Times New Roman"/>
+          <w:sz w:val="26"/>
+        </w:rPr>
+        <w:t>Nơi cấp: {{nccccdkh}}</w:t>
+      </w:r>
+    </w:p>
+    <w:p>
+      <w:pPr>
+        <w:rPr>
+          <w:rFonts w:ascii="Times New Roman" w:hAnsi="Times New Roman"/>
+          <w:sz w:val="26"/>
+        </w:rPr>
+      </w:pPr>
+      <w:r>
+        <w:rPr>
+          <w:rFonts w:ascii="Times New Roman" w:hAnsi="Times New Roman"/>
+          <w:sz w:val="26"/>
+        </w:rPr>
+        <w:t>Và Ông/bà</w:t>
+      </w:r>
+      <w:r>
+        <w:rPr>
+          <w:rFonts w:ascii="Times New Roman" w:hAnsi="Times New Roman"/>
+          <w:sz w:val="26"/>
+        </w:rPr>
+        <w:t xml:space="preserve">:  </w:t>
+      </w:r>
+      <w:r>
+        <w:rPr>
+          <w:rFonts w:ascii="Times New Roman" w:hAnsi="Times New Roman"/>
+          <w:sz w:val="26"/>
+        </w:rPr>
+        <w:t xml:space="preserve">                    </w:t>
+      </w:r>
+      <w:r>
+        <w:rPr>
+          <w:rFonts w:ascii="Times New Roman" w:hAnsi="Times New Roman"/>
+          <w:b/>
+          <w:sz w:val="26"/>
+        </w:rPr>
+        <w:t>{{ntkh}}</w:t>
+      </w:r>
+      <w:r>
+        <w:rPr>
+          <w:rFonts w:ascii="Times New Roman" w:hAnsi="Times New Roman"/>
+          <w:sz w:val="26"/>
+        </w:rPr>
+        <w:t xml:space="preserve">                   </w:t>
+      </w:r>
+      <w:r>
+        <w:rPr>
+          <w:rFonts w:ascii="Times New Roman" w:hAnsi="Times New Roman"/>
+          <w:sz w:val="26"/>
+        </w:rPr>
+        <w:t xml:space="preserve">          </w:t>
+      </w:r>
+      <w:r>
+        <w:rPr>
+          <w:rFonts w:ascii="Times New Roman" w:hAnsi="Times New Roman"/>
+          <w:sz w:val="26"/>
+        </w:rPr>
+        <w:t>Sinh ngày</w:t>
+      </w:r>
+      <w:r>
+        <w:rPr>
+          <w:rFonts w:ascii="Times New Roman" w:hAnsi="Times New Roman"/>
+          <w:sz w:val="26"/>
+        </w:rPr>
+        <w:t xml:space="preserve">: {{nsnt}}   </w:t>
+      </w:r>
+    </w:p>
+    <w:p>
+      <w:pPr>
+        <w:rPr>
+          <w:rFonts w:ascii="Times New Roman" w:hAnsi="Times New Roman"/>
+          <w:sz w:val="26"/>
+        </w:rPr>
+      </w:pPr>
+      <w:r>
+        <w:rPr>
+          <w:rFonts w:ascii="Times New Roman" w:hAnsi="Times New Roman"/>
+          <w:sz w:val="26"/>
+        </w:rPr>
+        <w:t xml:space="preserve">CC/CCCD Số: {{cccdnt}}                </w:t>
+      </w:r>
+      <w:r>
+        <w:rPr>
+          <w:rFonts w:ascii="Times New Roman" w:hAnsi="Times New Roman"/>
+          <w:sz w:val="26"/>
+        </w:rPr>
+        <w:tab/>
+      </w:r>
+      <w:r>
+        <w:rPr>
+          <w:rFonts w:ascii="Times New Roman" w:hAnsi="Times New Roman"/>
+          <w:sz w:val="26"/>
+        </w:rPr>
+        <w:tab/>
+      </w:r>
+      <w:r>
+        <w:rPr>
+          <w:rFonts w:ascii="Times New Roman" w:hAnsi="Times New Roman"/>
+          <w:sz w:val="26"/>
+        </w:rPr>
+        <w:tab/>
+        <w:t xml:space="preserve">      </w:t>
+      </w:r>
+      <w:r>
+        <w:rPr>
+          <w:rFonts w:ascii="Times New Roman" w:hAnsi="Times New Roman"/>
+          <w:sz w:val="26"/>
+        </w:rPr>
+        <w:t xml:space="preserve"> </w:t>
+      </w:r>
+      <w:r>
+        <w:rPr>
+          <w:rFonts w:ascii="Times New Roman" w:hAnsi="Times New Roman"/>
+          <w:sz w:val="26"/>
+        </w:rPr>
+        <w:t xml:space="preserve">            </w:t>
+      </w:r>
       <w:bookmarkStart w:id="0" w:name="_GoBack"/>
       <w:bookmarkEnd w:id="0"/>
-      <w:r>
-        <w:rPr>
-          <w:rFonts w:ascii="Times New Roman" w:hAnsi="Times New Roman"/>
-          <w:sz w:val="26"/>
-        </w:rPr>
-        <w:t xml:space="preserve"> </w:t>
-      </w:r>
-      <w:r>
-        <w:rPr>
-          <w:rFonts w:ascii="Times New Roman" w:hAnsi="Times New Roman"/>
-          <w:sz w:val="26"/>
-        </w:rPr>
-        <w:t>– Chức vụ: Cán bộ</w:t>
-      </w:r>
-      <w:r>
-        <w:rPr>
-          <w:rFonts w:ascii="Times New Roman" w:hAnsi="Times New Roman"/>
-          <w:sz w:val="26"/>
-        </w:rPr>
-        <w:t xml:space="preserve"> thẩm định</w:t>
-      </w:r>
-      <w:r>
-        <w:rPr>
-          <w:rFonts w:ascii="Times New Roman" w:hAnsi="Times New Roman"/>
-          <w:sz w:val="26"/>
-        </w:rPr>
-        <w:t xml:space="preserve"> đã tiến hành thẩm định các điều kiện vay vốn và lập báo cáo thẩm định và đề xuất cho vay như sau:</w:t>
-      </w:r>
-    </w:p>
-    <w:p>
-      <w:pPr>
-        <w:rPr>
-          <w:rFonts w:ascii="Times New Roman" w:hAnsi="Times New Roman"/>
-          <w:b/>
-          <w:sz w:val="26"/>
-        </w:rPr>
-      </w:pPr>
-      <w:r>
-        <w:rPr>
-          <w:rFonts w:ascii="Times New Roman" w:hAnsi="Times New Roman"/>
-          <w:b/>
-          <w:sz w:val="26"/>
-        </w:rPr>
-        <w:t>I. NỘI DUNG ĐÁNH GIÁ VỀ KHÁCH HÀNG</w:t>
-      </w:r>
-    </w:p>
-    <w:p>
-      <w:pPr>
-        <w:rPr>
-          <w:rFonts w:ascii="Times New Roman" w:hAnsi="Times New Roman"/>
-          <w:b/>
-          <w:sz w:val="26"/>
-        </w:rPr>
-      </w:pPr>
-      <w:r>
-        <w:rPr>
-          <w:rFonts w:ascii="Times New Roman" w:hAnsi="Times New Roman"/>
-          <w:b/>
-          <w:sz w:val="26"/>
-        </w:rPr>
-        <w:t>1. Thông tin chung về khách hàng:</w:t>
-      </w:r>
-    </w:p>
-    <w:p>
-      <w:pPr>
-        <w:rPr>
-          <w:rFonts w:ascii="Times New Roman" w:hAnsi="Times New Roman"/>
-          <w:sz w:val="26"/>
-        </w:rPr>
-      </w:pPr>
-      <w:r>
-        <w:rPr>
-          <w:rFonts w:ascii="Times New Roman" w:hAnsi="Times New Roman"/>
-          <w:sz w:val="26"/>
-        </w:rPr>
-        <w:t>Tên người vay vố</w:t>
-      </w:r>
-      <w:r>
-        <w:rPr>
-          <w:rFonts w:ascii="Times New Roman" w:hAnsi="Times New Roman"/>
-          <w:sz w:val="26"/>
-        </w:rPr>
-        <w:t xml:space="preserve">n:         </w:t>
-      </w:r>
-      <w:r>
-        <w:rPr>
-          <w:rFonts w:ascii="Times New Roman" w:hAnsi="Times New Roman"/>
-          <w:b/>
-          <w:sz w:val="26"/>
-        </w:rPr>
-        <w:t>{{kh}}</w:t>
-      </w:r>
-      <w:r>
-        <w:rPr>
-          <w:rFonts w:ascii="Times New Roman" w:hAnsi="Times New Roman"/>
-          <w:sz w:val="26"/>
-        </w:rPr>
-        <w:t xml:space="preserve">                   </w:t>
-      </w:r>
-      <w:r>
-        <w:rPr>
-          <w:rFonts w:ascii="Times New Roman" w:hAnsi="Times New Roman"/>
-          <w:sz w:val="26"/>
-        </w:rPr>
-        <w:t xml:space="preserve">       </w:t>
-      </w:r>
-      <w:r>
-        <w:rPr>
-          <w:rFonts w:ascii="Times New Roman" w:hAnsi="Times New Roman"/>
-          <w:sz w:val="26"/>
-        </w:rPr>
-        <w:t>Sinh ngày</w:t>
-      </w:r>
-      <w:r>
-        <w:rPr>
-          <w:rFonts w:ascii="Times New Roman" w:hAnsi="Times New Roman"/>
-          <w:sz w:val="26"/>
-        </w:rPr>
-        <w:t>: {{nskh}}</w:t>
-      </w:r>
-    </w:p>
-    <w:p>
-      <w:pPr>
-        <w:rPr>
-          <w:rFonts w:ascii="Times New Roman" w:hAnsi="Times New Roman"/>
-          <w:sz w:val="26"/>
-        </w:rPr>
-      </w:pPr>
-      <w:r>
-        <w:rPr>
-          <w:rFonts w:ascii="Times New Roman" w:hAnsi="Times New Roman"/>
-          <w:sz w:val="26"/>
-        </w:rPr>
-        <w:t xml:space="preserve">CC/CCCD Số: {{cccdkh}}                </w:t>
-      </w:r>
-      <w:r>
-        <w:rPr>
-          <w:rFonts w:ascii="Times New Roman" w:hAnsi="Times New Roman"/>
-          <w:sz w:val="26"/>
-        </w:rPr>
-        <w:tab/>
-      </w:r>
-      <w:r>
-        <w:rPr>
-          <w:rFonts w:ascii="Times New Roman" w:hAnsi="Times New Roman"/>
-          <w:sz w:val="26"/>
-        </w:rPr>
-        <w:tab/>
-      </w:r>
-      <w:r>
-        <w:rPr>
-          <w:rFonts w:ascii="Times New Roman" w:hAnsi="Times New Roman"/>
-          <w:sz w:val="26"/>
-        </w:rPr>
-        <w:tab/>
-        <w:t xml:space="preserve">      </w:t>
-      </w:r>
-      <w:r>
-        <w:rPr>
-          <w:rFonts w:ascii="Times New Roman" w:hAnsi="Times New Roman"/>
-          <w:sz w:val="26"/>
-        </w:rPr>
-        <w:t xml:space="preserve">  </w:t>
-      </w:r>
-      <w:r>
-        <w:rPr>
-          <w:rFonts w:ascii="Times New Roman" w:hAnsi="Times New Roman"/>
-          <w:sz w:val="26"/>
-        </w:rPr>
-        <w:t xml:space="preserve">       </w:t>
-      </w:r>
-      <w:r>
-        <w:rPr>
-          <w:rFonts w:ascii="Times New Roman" w:hAnsi="Times New Roman"/>
-          <w:sz w:val="26"/>
-        </w:rPr>
-        <w:t xml:space="preserve">Ngày cấp: {{nckh}};      </w:t>
-      </w:r>
-    </w:p>
-    <w:p>
-      <w:pPr>
-        <w:rPr>
-          <w:rFonts w:ascii="Times New Roman" w:hAnsi="Times New Roman"/>
-          <w:sz w:val="26"/>
-        </w:rPr>
-      </w:pPr>
-      <w:r>
-        <w:rPr>
-          <w:rFonts w:ascii="Times New Roman" w:hAnsi="Times New Roman"/>
-          <w:sz w:val="26"/>
-        </w:rPr>
-        <w:t>Nơi cấp: {{nccccdkh}}</w:t>
-      </w:r>
-    </w:p>
-    <w:p>
-      <w:pPr>
-        <w:rPr>
-          <w:rFonts w:ascii="Times New Roman" w:hAnsi="Times New Roman"/>
-          <w:sz w:val="26"/>
-        </w:rPr>
-      </w:pPr>
-      <w:r>
-        <w:rPr>
-          <w:rFonts w:ascii="Times New Roman" w:hAnsi="Times New Roman"/>
-          <w:sz w:val="26"/>
-        </w:rPr>
-        <w:t>Và Ông/bà</w:t>
-      </w:r>
-      <w:r>
-        <w:rPr>
-          <w:rFonts w:ascii="Times New Roman" w:hAnsi="Times New Roman"/>
-          <w:sz w:val="26"/>
-        </w:rPr>
-        <w:t xml:space="preserve">:  </w:t>
-      </w:r>
-      <w:r>
-        <w:rPr>
-          <w:rFonts w:ascii="Times New Roman" w:hAnsi="Times New Roman"/>
-          <w:sz w:val="26"/>
-        </w:rPr>
-        <w:t xml:space="preserve">                    </w:t>
-      </w:r>
-      <w:r>
-        <w:rPr>
-          <w:rFonts w:ascii="Times New Roman" w:hAnsi="Times New Roman"/>
-          <w:b/>
-          <w:sz w:val="26"/>
-        </w:rPr>
-        <w:t>{{ntkh}}</w:t>
-      </w:r>
-      <w:r>
-        <w:rPr>
-          <w:rFonts w:ascii="Times New Roman" w:hAnsi="Times New Roman"/>
-          <w:sz w:val="26"/>
-        </w:rPr>
-        <w:t xml:space="preserve">                   </w:t>
-      </w:r>
-      <w:r>
-        <w:rPr>
-          <w:rFonts w:ascii="Times New Roman" w:hAnsi="Times New Roman"/>
-          <w:sz w:val="26"/>
-        </w:rPr>
-        <w:t xml:space="preserve">          </w:t>
-      </w:r>
-      <w:r>
-        <w:rPr>
-          <w:rFonts w:ascii="Times New Roman" w:hAnsi="Times New Roman"/>
-          <w:sz w:val="26"/>
-        </w:rPr>
-        <w:t>Sinh ngày</w:t>
-      </w:r>
-      <w:r>
-        <w:rPr>
-          <w:rFonts w:ascii="Times New Roman" w:hAnsi="Times New Roman"/>
-          <w:sz w:val="26"/>
-        </w:rPr>
-        <w:t xml:space="preserve">: {{nsnt}}   </w:t>
-      </w:r>
-    </w:p>
-    <w:p>
-      <w:pPr>
-        <w:rPr>
-          <w:rFonts w:ascii="Times New Roman" w:hAnsi="Times New Roman"/>
-          <w:sz w:val="26"/>
-        </w:rPr>
-      </w:pPr>
-      <w:r>
-        <w:rPr>
-          <w:rFonts w:ascii="Times New Roman" w:hAnsi="Times New Roman"/>
-          <w:sz w:val="26"/>
-        </w:rPr>
-        <w:t xml:space="preserve">CC/CCCD Số: {{cccdnt}}                </w:t>
-      </w:r>
-      <w:r>
-        <w:rPr>
-          <w:rFonts w:ascii="Times New Roman" w:hAnsi="Times New Roman"/>
-          <w:sz w:val="26"/>
-        </w:rPr>
-        <w:tab/>
-      </w:r>
-      <w:r>
-        <w:rPr>
-          <w:rFonts w:ascii="Times New Roman" w:hAnsi="Times New Roman"/>
-          <w:sz w:val="26"/>
-        </w:rPr>
-        <w:tab/>
-      </w:r>
-      <w:r>
-        <w:rPr>
-          <w:rFonts w:ascii="Times New Roman" w:hAnsi="Times New Roman"/>
-          <w:sz w:val="26"/>
-        </w:rPr>
-        <w:tab/>
-        <w:t xml:space="preserve">      </w:t>
-      </w:r>
-      <w:r>
-        <w:rPr>
-          <w:rFonts w:ascii="Times New Roman" w:hAnsi="Times New Roman"/>
-          <w:sz w:val="26"/>
-        </w:rPr>
-        <w:t xml:space="preserve"> </w:t>
-      </w:r>
       <w:r>
         <w:rPr>
           <w:rFonts w:ascii="Times New Roman" w:hAnsi="Times New Roman"/>
